--- a/docs/demo/AUDIT_REPORT.docx
+++ b/docs/demo/AUDIT_REPORT.docx
@@ -246,7 +246,7 @@
                 <w:i w:val="0"/>
                 <w:sz w:val="18"/>
               </w:rPr>
-              <w:t xml:space="preserve"> · 86.2 s · 1920x1080 · 30 fps · silent</w:t>
+              <w:t xml:space="preserve"> · 89.8 s · 1920x1080 · 30 fps · silent</w:t>
             </w:r>
           </w:p>
         </w:tc>
@@ -288,7 +288,7 @@
                 <w:i w:val="0"/>
                 <w:sz w:val="18"/>
               </w:rPr>
-              <w:t>2026-10-14 14:42</w:t>
+              <w:t>2026-10-14 18:57</w:t>
             </w:r>
           </w:p>
         </w:tc>
@@ -328,7 +328,7 @@
                 <w:i w:val="0"/>
                 <w:sz w:val="18"/>
               </w:rPr>
-              <w:t>68 pass · 0 fail · 4 manual (of 72 figures)</w:t>
+              <w:t>73 pass · 0 fail · 4 manual (of 77 figures)</w:t>
             </w:r>
           </w:p>
         </w:tc>
@@ -1581,7 +1581,7 @@
                 <w:i w:val="0"/>
                 <w:sz w:val="14"/>
               </w:rPr>
-              <w:t>delivered within 60 minutes / promise 60 min</w:t>
+              <w:t>On time = delivered within 60 minutes of the order / promise 60 min</w:t>
             </w:r>
           </w:p>
         </w:tc>
@@ -2044,7 +2044,7 @@
                 <w:i w:val="0"/>
                 <w:sz w:val="11"/>
               </w:rPr>
-              <w:t>F-09</w:t>
+              <w:t>F-81</w:t>
             </w:r>
           </w:p>
         </w:tc>
@@ -2063,7 +2063,7 @@
                 <w:i w:val="0"/>
                 <w:sz w:val="14"/>
               </w:rPr>
-              <w:t>✓ more on time ✓ lower rider cost ✓ lower total cost</w:t>
+              <w:t>51 peak days planned</w:t>
             </w:r>
           </w:p>
         </w:tc>
@@ -2082,7 +2082,7 @@
                 <w:i w:val="0"/>
                 <w:sz w:val="14"/>
               </w:rPr>
-              <w:t>03</w:t>
+              <w:t>02</w:t>
             </w:r>
           </w:p>
         </w:tc>
@@ -2102,7 +2102,7 @@
                 <w:i w:val="0"/>
                 <w:sz w:val="11"/>
               </w:rPr>
-              <w:t>results/summary.json</w:t>
+              <w:t>results/hub_day.csv</w:t>
             </w:r>
           </w:p>
         </w:tc>
@@ -2121,7 +2121,7 @@
                 <w:i w:val="0"/>
                 <w:sz w:val="14"/>
               </w:rPr>
-              <w:t>replay_otd, rider_cost, total_cost</w:t>
+              <w:t>distinct date</w:t>
             </w:r>
           </w:p>
         </w:tc>
@@ -2140,7 +2140,7 @@
                 <w:i w:val="0"/>
                 <w:sz w:val="14"/>
               </w:rPr>
-              <w:t>mip_t99_d85 better than rule_of_thumb on all three</w:t>
+              <w:t>-</w:t>
             </w:r>
           </w:p>
         </w:tc>
@@ -2159,7 +2159,7 @@
                 <w:i w:val="0"/>
                 <w:sz w:val="14"/>
               </w:rPr>
-              <w:t>derived</w:t>
+              <w:t>direct</w:t>
             </w:r>
           </w:p>
         </w:tc>
@@ -2201,7 +2201,7 @@
                 <w:i w:val="0"/>
                 <w:sz w:val="11"/>
               </w:rPr>
-              <w:t>F-10</w:t>
+              <w:t>F-82</w:t>
             </w:r>
           </w:p>
         </w:tc>
@@ -2221,7 +2221,7 @@
                 <w:i w:val="0"/>
                 <w:sz w:val="14"/>
               </w:rPr>
-              <w:t>3 years, hour by hour</w:t>
+              <w:t>Peak = Ramadan, Eid and a November mega-sale</w:t>
             </w:r>
           </w:p>
         </w:tc>
@@ -2241,7 +2241,7 @@
                 <w:i w:val="0"/>
                 <w:sz w:val="14"/>
               </w:rPr>
-              <w:t>03</w:t>
+              <w:t>02</w:t>
             </w:r>
           </w:p>
         </w:tc>
@@ -2262,7 +2262,7 @@
                 <w:i w:val="0"/>
                 <w:sz w:val="11"/>
               </w:rPr>
-              <w:t>data/hourly_orders.csv.gz</w:t>
+              <w:t>src/peak_capacity/config.py (WINDOWS); README 'The result'</w:t>
             </w:r>
           </w:p>
         </w:tc>
@@ -2282,7 +2282,7 @@
                 <w:i w:val="0"/>
                 <w:sz w:val="14"/>
               </w:rPr>
-              <w:t>date years, op_hour</w:t>
+              <w:t>two windows</w:t>
             </w:r>
           </w:p>
         </w:tc>
@@ -2302,7 +2302,7 @@
                 <w:i w:val="0"/>
                 <w:sz w:val="14"/>
               </w:rPr>
-              <w:t>distinct years = 2023, 2024, 2025</w:t>
+              <w:t>-</w:t>
             </w:r>
           </w:p>
         </w:tc>
@@ -2364,7 +2364,7 @@
                 <w:i w:val="0"/>
                 <w:sz w:val="11"/>
               </w:rPr>
-              <w:t>F-11</w:t>
+              <w:t>F-09</w:t>
             </w:r>
           </w:p>
         </w:tc>
@@ -2383,7 +2383,7 @@
                 <w:i w:val="0"/>
                 <w:sz w:val="14"/>
               </w:rPr>
-              <w:t>85% / derate 0.85 / riders at 85%</w:t>
+              <w:t>✓ more on time ✓ lower rider cost ✓ lower total cost</w:t>
             </w:r>
           </w:p>
         </w:tc>
@@ -2402,7 +2402,7 @@
                 <w:i w:val="0"/>
                 <w:sz w:val="14"/>
               </w:rPr>
-              <w:t>04, 05, 06, 07</w:t>
+              <w:t>03</w:t>
             </w:r>
           </w:p>
         </w:tc>
@@ -2422,7 +2422,7 @@
                 <w:i w:val="0"/>
                 <w:sz w:val="11"/>
               </w:rPr>
-              <w:t>src/peak_capacity/experiment.py:64</w:t>
+              <w:t>results/summary.json</w:t>
             </w:r>
           </w:p>
         </w:tc>
@@ -2441,7 +2441,7 @@
                 <w:i w:val="0"/>
                 <w:sz w:val="14"/>
               </w:rPr>
-              <w:t>Config('mip_t99_d85', ..., 0.85)</w:t>
+              <w:t>replay_otd, rider_cost, total_cost</w:t>
             </w:r>
           </w:p>
         </w:tc>
@@ -2460,7 +2460,7 @@
                 <w:i w:val="0"/>
                 <w:sz w:val="14"/>
               </w:rPr>
-              <w:t>-</w:t>
+              <w:t>mip_t99_d85 better than rule_of_thumb on all three</w:t>
             </w:r>
           </w:p>
         </w:tc>
@@ -2479,7 +2479,7 @@
                 <w:i w:val="0"/>
                 <w:sz w:val="14"/>
               </w:rPr>
-              <w:t>direct</w:t>
+              <w:t>derived</w:t>
             </w:r>
           </w:p>
         </w:tc>
@@ -2521,7 +2521,7 @@
                 <w:i w:val="0"/>
                 <w:sz w:val="11"/>
               </w:rPr>
-              <w:t>F-12</w:t>
+              <w:t>F-10</w:t>
             </w:r>
           </w:p>
         </w:tc>
@@ -2541,7 +2541,7 @@
                 <w:i w:val="0"/>
                 <w:sz w:val="14"/>
               </w:rPr>
-              <w:t>95.0%</w:t>
+              <w:t>3 years, hour by hour</w:t>
             </w:r>
           </w:p>
         </w:tc>
@@ -2561,7 +2561,7 @@
                 <w:i w:val="0"/>
                 <w:sz w:val="14"/>
               </w:rPr>
-              <w:t>04</w:t>
+              <w:t>03</w:t>
             </w:r>
           </w:p>
         </w:tc>
@@ -2582,7 +2582,7 @@
                 <w:i w:val="0"/>
                 <w:sz w:val="11"/>
               </w:rPr>
-              <w:t>results/plan_summary.csv</w:t>
+              <w:t>data/hourly_orders.csv.gz</w:t>
             </w:r>
           </w:p>
         </w:tc>
@@ -2602,7 +2602,7 @@
                 <w:i w:val="0"/>
                 <w:sz w:val="14"/>
               </w:rPr>
-              <w:t>config=mip_t99_d100_oracle, replay_otd</w:t>
+              <w:t>date years, op_hour</w:t>
             </w:r>
           </w:p>
         </w:tc>
@@ -2622,7 +2622,7 @@
                 <w:i w:val="0"/>
                 <w:sz w:val="14"/>
               </w:rPr>
-              <w:t>x 100, 1 dp</w:t>
+              <w:t>distinct years = 2023, 2024, 2025</w:t>
             </w:r>
           </w:p>
         </w:tc>
@@ -2684,7 +2684,7 @@
                 <w:i w:val="0"/>
                 <w:sz w:val="11"/>
               </w:rPr>
-              <w:t>F-13</w:t>
+              <w:t>F-11</w:t>
             </w:r>
           </w:p>
         </w:tc>
@@ -2703,7 +2703,7 @@
                 <w:i w:val="0"/>
                 <w:sz w:val="14"/>
               </w:rPr>
-              <w:t>99.6%</w:t>
+              <w:t>85% / 0.85 margin / margin 0.85 / 85% margin / riders at 85%</w:t>
             </w:r>
           </w:p>
         </w:tc>
@@ -2722,7 +2722,7 @@
                 <w:i w:val="0"/>
                 <w:sz w:val="14"/>
               </w:rPr>
-              <w:t>04</w:t>
+              <w:t>04, 05, 06, 07</w:t>
             </w:r>
           </w:p>
         </w:tc>
@@ -2742,7 +2742,7 @@
                 <w:i w:val="0"/>
                 <w:sz w:val="11"/>
               </w:rPr>
-              <w:t>results/plan_summary.csv</w:t>
+              <w:t>src/peak_capacity/experiment.py:64</w:t>
             </w:r>
           </w:p>
         </w:tc>
@@ -2761,7 +2761,7 @@
                 <w:i w:val="0"/>
                 <w:sz w:val="14"/>
               </w:rPr>
-              <w:t>config=mip_t99_d85_oracle, replay_otd</w:t>
+              <w:t>Config('mip_t99_d85', ..., 0.85)</w:t>
             </w:r>
           </w:p>
         </w:tc>
@@ -2780,7 +2780,7 @@
                 <w:i w:val="0"/>
                 <w:sz w:val="14"/>
               </w:rPr>
-              <w:t>x 100, 1 dp</w:t>
+              <w:t>-</w:t>
             </w:r>
           </w:p>
         </w:tc>
@@ -2841,7 +2841,7 @@
                 <w:i w:val="0"/>
                 <w:sz w:val="11"/>
               </w:rPr>
-              <w:t>F-14</w:t>
+              <w:t>F-12</w:t>
             </w:r>
           </w:p>
         </w:tc>
@@ -2861,7 +2861,7 @@
                 <w:i w:val="0"/>
                 <w:sz w:val="14"/>
               </w:rPr>
-              <w:t>WITH A 15% MARGIN</w:t>
+              <w:t>95.0%</w:t>
             </w:r>
           </w:p>
         </w:tc>
@@ -2902,7 +2902,7 @@
                 <w:i w:val="0"/>
                 <w:sz w:val="11"/>
               </w:rPr>
-              <w:t>src/peak_capacity/experiment.py:64</w:t>
+              <w:t>results/plan_summary.csv</w:t>
             </w:r>
           </w:p>
         </w:tc>
@@ -2922,7 +2922,7 @@
                 <w:i w:val="0"/>
                 <w:sz w:val="14"/>
               </w:rPr>
-              <w:t>derate 0.85</w:t>
+              <w:t>config=mip_t99_d100_oracle, replay_otd</w:t>
             </w:r>
           </w:p>
         </w:tc>
@@ -2942,7 +2942,7 @@
                 <w:i w:val="0"/>
                 <w:sz w:val="14"/>
               </w:rPr>
-              <w:t>1 - 0.85 = 15%</w:t>
+              <w:t>x 100, 1 dp</w:t>
             </w:r>
           </w:p>
         </w:tc>
@@ -2962,7 +2962,7 @@
                 <w:i w:val="0"/>
                 <w:sz w:val="14"/>
               </w:rPr>
-              <w:t>derived</w:t>
+              <w:t>direct</w:t>
             </w:r>
           </w:p>
         </w:tc>
@@ -2982,7 +2982,7 @@
                 <w:i w:val="0"/>
                 <w:sz w:val="14"/>
               </w:rPr>
-              <w:t>manual: Arithmetic on F-11 (checked there).</w:t>
+              <w:t>✓ verified</w:t>
             </w:r>
           </w:p>
         </w:tc>
@@ -3004,7 +3004,7 @@
                 <w:i w:val="0"/>
                 <w:sz w:val="11"/>
               </w:rPr>
-              <w:t>F-15</w:t>
+              <w:t>F-13</w:t>
             </w:r>
           </w:p>
         </w:tc>
@@ -3023,7 +3023,7 @@
                 <w:i w:val="0"/>
                 <w:sz w:val="14"/>
               </w:rPr>
-              <w:t>11.2M orders</w:t>
+              <w:t>99.6%</w:t>
             </w:r>
           </w:p>
         </w:tc>
@@ -3042,7 +3042,7 @@
                 <w:i w:val="0"/>
                 <w:sz w:val="14"/>
               </w:rPr>
-              <w:t>05</w:t>
+              <w:t>04</w:t>
             </w:r>
           </w:p>
         </w:tc>
@@ -3062,7 +3062,7 @@
                 <w:i w:val="0"/>
                 <w:sz w:val="11"/>
               </w:rPr>
-              <w:t>data/hourly_orders.csv.gz</w:t>
+              <w:t>results/plan_summary.csv</w:t>
             </w:r>
           </w:p>
         </w:tc>
@@ -3081,7 +3081,7 @@
                 <w:i w:val="0"/>
                 <w:sz w:val="14"/>
               </w:rPr>
-              <w:t>sum(orders)</w:t>
+              <w:t>config=mip_t99_d85_oracle, replay_otd</w:t>
             </w:r>
           </w:p>
         </w:tc>
@@ -3100,7 +3100,7 @@
                 <w:i w:val="0"/>
                 <w:sz w:val="14"/>
               </w:rPr>
-              <w:t>11,198,428 / 1e6, 1 dp</w:t>
+              <w:t>x 100, 1 dp</w:t>
             </w:r>
           </w:p>
         </w:tc>
@@ -3161,7 +3161,7 @@
                 <w:i w:val="0"/>
                 <w:sz w:val="11"/>
               </w:rPr>
-              <w:t>F-16</w:t>
+              <w:t>F-14</w:t>
             </w:r>
           </w:p>
         </w:tc>
@@ -3181,7 +3181,7 @@
                 <w:i w:val="0"/>
                 <w:sz w:val="14"/>
               </w:rPr>
-              <w:t>generate.py · seed 11</w:t>
+              <w:t>WITH A 15% MARGIN</w:t>
             </w:r>
           </w:p>
         </w:tc>
@@ -3201,7 +3201,7 @@
                 <w:i w:val="0"/>
                 <w:sz w:val="14"/>
               </w:rPr>
-              <w:t>05</w:t>
+              <w:t>04</w:t>
             </w:r>
           </w:p>
         </w:tc>
@@ -3222,7 +3222,7 @@
                 <w:i w:val="0"/>
                 <w:sz w:val="11"/>
               </w:rPr>
-              <w:t>scripts/generate_data.py:14</w:t>
+              <w:t>src/peak_capacity/experiment.py:64</w:t>
             </w:r>
           </w:p>
         </w:tc>
@@ -3242,7 +3242,7 @@
                 <w:i w:val="0"/>
                 <w:sz w:val="14"/>
               </w:rPr>
-              <w:t>--seed default</w:t>
+              <w:t>derate 0.85</w:t>
             </w:r>
           </w:p>
         </w:tc>
@@ -3262,7 +3262,7 @@
                 <w:i w:val="0"/>
                 <w:sz w:val="14"/>
               </w:rPr>
-              <w:t>-</w:t>
+              <w:t>1 - 0.85 = 15%</w:t>
             </w:r>
           </w:p>
         </w:tc>
@@ -3282,7 +3282,7 @@
                 <w:i w:val="0"/>
                 <w:sz w:val="14"/>
               </w:rPr>
-              <w:t>direct</w:t>
+              <w:t>derived</w:t>
             </w:r>
           </w:p>
         </w:tc>
@@ -3302,7 +3302,7 @@
                 <w:i w:val="0"/>
                 <w:sz w:val="14"/>
               </w:rPr>
-              <w:t>✓ verified</w:t>
+              <w:t>manual: Arithmetic on F-11 (checked there).</w:t>
             </w:r>
           </w:p>
         </w:tc>
@@ -3324,7 +3324,7 @@
                 <w:i w:val="0"/>
                 <w:sz w:val="11"/>
               </w:rPr>
-              <w:t>F-17</w:t>
+              <w:t>F-15</w:t>
             </w:r>
           </w:p>
         </w:tc>
@@ -3343,7 +3343,7 @@
                 <w:i w:val="0"/>
                 <w:sz w:val="14"/>
               </w:rPr>
-              <w:t>1,340 gaps filled</w:t>
+              <w:t>11.2M orders</w:t>
             </w:r>
           </w:p>
         </w:tc>
@@ -3382,7 +3382,7 @@
                 <w:i w:val="0"/>
                 <w:sz w:val="11"/>
               </w:rPr>
-              <w:t>results/cleaning.csv</w:t>
+              <w:t>data/hourly_orders.csv.gz</w:t>
             </w:r>
           </w:p>
         </w:tc>
@@ -3401,7 +3401,7 @@
                 <w:i w:val="0"/>
                 <w:sz w:val="14"/>
               </w:rPr>
-              <w:t>gaps_filled</w:t>
+              <w:t>sum(orders)</w:t>
             </w:r>
           </w:p>
         </w:tc>
@@ -3420,7 +3420,7 @@
                 <w:i w:val="0"/>
                 <w:sz w:val="14"/>
               </w:rPr>
-              <w:t>-</w:t>
+              <w:t>11,198,428 / 1e6, 1 dp</w:t>
             </w:r>
           </w:p>
         </w:tc>
@@ -3481,7 +3481,7 @@
                 <w:i w:val="0"/>
                 <w:sz w:val="11"/>
               </w:rPr>
-              <w:t>F-18</w:t>
+              <w:t>F-16</w:t>
             </w:r>
           </w:p>
         </w:tc>
@@ -3501,7 +3501,7 @@
                 <w:i w:val="0"/>
                 <w:sz w:val="14"/>
               </w:rPr>
-              <w:t>309 spikes fixed</w:t>
+              <w:t>generate.py seed 11</w:t>
             </w:r>
           </w:p>
         </w:tc>
@@ -3542,7 +3542,7 @@
                 <w:i w:val="0"/>
                 <w:sz w:val="11"/>
               </w:rPr>
-              <w:t>results/cleaning.csv</w:t>
+              <w:t>scripts/generate_data.py:14</w:t>
             </w:r>
           </w:p>
         </w:tc>
@@ -3562,7 +3562,7 @@
                 <w:i w:val="0"/>
                 <w:sz w:val="14"/>
               </w:rPr>
-              <w:t>spikes_replaced</w:t>
+              <w:t>--seed default</w:t>
             </w:r>
           </w:p>
         </w:tc>
@@ -3644,7 +3644,7 @@
                 <w:i w:val="0"/>
                 <w:sz w:val="11"/>
               </w:rPr>
-              <w:t>F-19</w:t>
+              <w:t>F-17</w:t>
             </w:r>
           </w:p>
         </w:tc>
@@ -3663,7 +3663,7 @@
                 <w:i w:val="0"/>
                 <w:sz w:val="14"/>
               </w:rPr>
-              <w:t>HistGB · Poisson</w:t>
+              <w:t>1,340 gaps filled</w:t>
             </w:r>
           </w:p>
         </w:tc>
@@ -3702,7 +3702,7 @@
                 <w:i w:val="0"/>
                 <w:sz w:val="11"/>
               </w:rPr>
-              <w:t>src/peak_capacity/forecast.py:71-72</w:t>
+              <w:t>results/cleaning.csv</w:t>
             </w:r>
           </w:p>
         </w:tc>
@@ -3721,7 +3721,7 @@
                 <w:i w:val="0"/>
                 <w:sz w:val="14"/>
               </w:rPr>
-              <w:t>HistGradientBoostingRegressor(loss='poisson')</w:t>
+              <w:t>gaps_filled</w:t>
             </w:r>
           </w:p>
         </w:tc>
@@ -3801,7 +3801,7 @@
                 <w:i w:val="0"/>
                 <w:sz w:val="11"/>
               </w:rPr>
-              <w:t>F-20</w:t>
+              <w:t>F-18</w:t>
             </w:r>
           </w:p>
         </w:tc>
@@ -3821,7 +3821,7 @@
                 <w:i w:val="0"/>
                 <w:sz w:val="14"/>
               </w:rPr>
-              <w:t>13 configs / configurations 13</w:t>
+              <w:t>309 spikes fixed</w:t>
             </w:r>
           </w:p>
         </w:tc>
@@ -3862,7 +3862,7 @@
                 <w:i w:val="0"/>
                 <w:sz w:val="11"/>
               </w:rPr>
-              <w:t>results/plan_summary.csv</w:t>
+              <w:t>results/cleaning.csv</w:t>
             </w:r>
           </w:p>
         </w:tc>
@@ -3882,7 +3882,7 @@
                 <w:i w:val="0"/>
                 <w:sz w:val="14"/>
               </w:rPr>
-              <w:t>row count</w:t>
+              <w:t>spikes_replaced</w:t>
             </w:r>
           </w:p>
         </w:tc>
@@ -3964,7 +3964,7 @@
                 <w:i w:val="0"/>
                 <w:sz w:val="11"/>
               </w:rPr>
-              <w:t>F-21</w:t>
+              <w:t>F-19</w:t>
             </w:r>
           </w:p>
         </w:tc>
@@ -3983,7 +3983,7 @@
                 <w:i w:val="0"/>
                 <w:sz w:val="14"/>
               </w:rPr>
-              <w:t>1,989</w:t>
+              <w:t>gradient boosting</w:t>
             </w:r>
           </w:p>
         </w:tc>
@@ -4002,7 +4002,7 @@
                 <w:i w:val="0"/>
                 <w:sz w:val="14"/>
               </w:rPr>
-              <w:t>05, 10</w:t>
+              <w:t>05</w:t>
             </w:r>
           </w:p>
         </w:tc>
@@ -4022,7 +4022,7 @@
                 <w:i w:val="0"/>
                 <w:sz w:val="11"/>
               </w:rPr>
-              <w:t>results/run_log.txt</w:t>
+              <w:t>src/peak_capacity/forecast.py:71-72</w:t>
             </w:r>
           </w:p>
         </w:tc>
@@ -4041,7 +4041,7 @@
                 <w:i w:val="0"/>
                 <w:sz w:val="14"/>
               </w:rPr>
-              <w:t>'solving 1989 city-day plans'</w:t>
+              <w:t>HistGradientBoostingRegressor(loss='poisson')</w:t>
             </w:r>
           </w:p>
         </w:tc>
@@ -4121,7 +4121,7 @@
                 <w:i w:val="0"/>
                 <w:sz w:val="11"/>
               </w:rPr>
-              <w:t>F-22</w:t>
+              <w:t>F-20</w:t>
             </w:r>
           </w:p>
         </w:tc>
@@ -4141,7 +4141,7 @@
                 <w:i w:val="0"/>
                 <w:sz w:val="14"/>
               </w:rPr>
-              <w:t>CBC gap 0.5%</w:t>
+              <w:t>13 configs / configurations 13</w:t>
             </w:r>
           </w:p>
         </w:tc>
@@ -4182,7 +4182,7 @@
                 <w:i w:val="0"/>
                 <w:sz w:val="11"/>
               </w:rPr>
-              <w:t>src/peak_capacity/plan.py:129</w:t>
+              <w:t>results/plan_summary.csv</w:t>
             </w:r>
           </w:p>
         </w:tc>
@@ -4202,7 +4202,7 @@
                 <w:i w:val="0"/>
                 <w:sz w:val="14"/>
               </w:rPr>
-              <w:t>gapRel=0.005</w:t>
+              <w:t>row count</w:t>
             </w:r>
           </w:p>
         </w:tc>
@@ -4284,7 +4284,7 @@
                 <w:i w:val="0"/>
                 <w:sz w:val="11"/>
               </w:rPr>
-              <w:t>F-23</w:t>
+              <w:t>F-21</w:t>
             </w:r>
           </w:p>
         </w:tc>
@@ -4303,7 +4303,7 @@
                 <w:i w:val="0"/>
                 <w:sz w:val="14"/>
               </w:rPr>
-              <w:t>200 / 200 nodes</w:t>
+              <w:t>1,989</w:t>
             </w:r>
           </w:p>
         </w:tc>
@@ -4322,7 +4322,7 @@
                 <w:i w:val="0"/>
                 <w:sz w:val="14"/>
               </w:rPr>
-              <w:t>05</w:t>
+              <w:t>05, 10</w:t>
             </w:r>
           </w:p>
         </w:tc>
@@ -4342,7 +4342,7 @@
                 <w:i w:val="0"/>
                 <w:sz w:val="11"/>
               </w:rPr>
-              <w:t>src/peak_capacity/plan.py:82</w:t>
+              <w:t>results/run_log.txt</w:t>
             </w:r>
           </w:p>
         </w:tc>
@@ -4361,7 +4361,7 @@
                 <w:i w:val="0"/>
                 <w:sz w:val="14"/>
               </w:rPr>
-              <w:t>max_nodes: int = 200</w:t>
+              <w:t>'solving 1989 city-day plans'</w:t>
             </w:r>
           </w:p>
         </w:tc>
@@ -4441,7 +4441,7 @@
                 <w:i w:val="0"/>
                 <w:sz w:val="11"/>
               </w:rPr>
-              <w:t>F-24</w:t>
+              <w:t>F-22</w:t>
             </w:r>
           </w:p>
         </w:tc>
@@ -4461,7 +4461,7 @@
                 <w:i w:val="0"/>
                 <w:sz w:val="14"/>
               </w:rPr>
-              <w:t>CPU backstop 20 s</w:t>
+              <w:t>solver gap 0.5%</w:t>
             </w:r>
           </w:p>
         </w:tc>
@@ -4502,7 +4502,7 @@
                 <w:i w:val="0"/>
                 <w:sz w:val="11"/>
               </w:rPr>
-              <w:t>src/peak_capacity/plan.py:83</w:t>
+              <w:t>src/peak_capacity/plan.py:129</w:t>
             </w:r>
           </w:p>
         </w:tc>
@@ -4522,7 +4522,7 @@
                 <w:i w:val="0"/>
                 <w:sz w:val="14"/>
               </w:rPr>
-              <w:t>time_limit: int = 20</w:t>
+              <w:t>gapRel=0.005</w:t>
             </w:r>
           </w:p>
         </w:tc>
@@ -4604,7 +4604,7 @@
                 <w:i w:val="0"/>
                 <w:sz w:val="11"/>
               </w:rPr>
-              <w:t>F-25</w:t>
+              <w:t>F-23</w:t>
             </w:r>
           </w:p>
         </w:tc>
@@ -4623,7 +4623,7 @@
                 <w:i w:val="0"/>
                 <w:sz w:val="14"/>
               </w:rPr>
-              <w:t>full run 179 s / ~3 min</w:t>
+              <w:t>200 / 200 nodes</w:t>
             </w:r>
           </w:p>
         </w:tc>
@@ -4642,7 +4642,7 @@
                 <w:i w:val="0"/>
                 <w:sz w:val="14"/>
               </w:rPr>
-              <w:t>05, 10</w:t>
+              <w:t>05</w:t>
             </w:r>
           </w:p>
         </w:tc>
@@ -4662,7 +4662,7 @@
                 <w:i w:val="0"/>
                 <w:sz w:val="11"/>
               </w:rPr>
-              <w:t>results/run_log.txt</w:t>
+              <w:t>src/peak_capacity/plan.py:82</w:t>
             </w:r>
           </w:p>
         </w:tc>
@@ -4681,7 +4681,7 @@
                 <w:i w:val="0"/>
                 <w:sz w:val="14"/>
               </w:rPr>
-              <w:t>'[  179.3s] done'</w:t>
+              <w:t>max_nodes: int = 200</w:t>
             </w:r>
           </w:p>
         </w:tc>
@@ -4700,7 +4700,7 @@
                 <w:i w:val="0"/>
                 <w:sz w:val="14"/>
               </w:rPr>
-              <w:t>179.3 s, rounded; ~3 min on slide 10</w:t>
+              <w:t>-</w:t>
             </w:r>
           </w:p>
         </w:tc>
@@ -4761,7 +4761,7 @@
                 <w:i w:val="0"/>
                 <w:sz w:val="11"/>
               </w:rPr>
-              <w:t>F-26</w:t>
+              <w:t>F-24</w:t>
             </w:r>
           </w:p>
         </w:tc>
@@ -4781,7 +4781,7 @@
                 <w:i w:val="0"/>
                 <w:sz w:val="14"/>
               </w:rPr>
-              <w:t>hubs open 07–03</w:t>
+              <w:t>time backstop 20 s</w:t>
             </w:r>
           </w:p>
         </w:tc>
@@ -4822,7 +4822,7 @@
                 <w:i w:val="0"/>
                 <w:sz w:val="11"/>
               </w:rPr>
-              <w:t>src/peak_capacity/config.py:14-15</w:t>
+              <w:t>src/peak_capacity/plan.py:83</w:t>
             </w:r>
           </w:p>
         </w:tc>
@@ -4842,7 +4842,7 @@
                 <w:i w:val="0"/>
                 <w:sz w:val="14"/>
               </w:rPr>
-              <w:t>OPEN_CLOCK_HOUR = 7, N_HOURS = 20</w:t>
+              <w:t>time_limit: int = 20</w:t>
             </w:r>
           </w:p>
         </w:tc>
@@ -4862,7 +4862,7 @@
                 <w:i w:val="0"/>
                 <w:sz w:val="14"/>
               </w:rPr>
-              <w:t>07:00 + 20 h = 03:00</w:t>
+              <w:t>-</w:t>
             </w:r>
           </w:p>
         </w:tc>
@@ -4882,7 +4882,7 @@
                 <w:i w:val="0"/>
                 <w:sz w:val="14"/>
               </w:rPr>
-              <w:t>derived</w:t>
+              <w:t>direct</w:t>
             </w:r>
           </w:p>
         </w:tc>
@@ -4924,7 +4924,7 @@
                 <w:i w:val="0"/>
                 <w:sz w:val="11"/>
               </w:rPr>
-              <w:t>F-27</w:t>
+              <w:t>F-25</w:t>
             </w:r>
           </w:p>
         </w:tc>
@@ -4943,7 +4943,7 @@
                 <w:i w:val="0"/>
                 <w:sz w:val="14"/>
               </w:rPr>
-              <w:t>7,956 hub-days</w:t>
+              <w:t>full run 179 s / ~3 min</w:t>
             </w:r>
           </w:p>
         </w:tc>
@@ -4962,7 +4962,7 @@
                 <w:i w:val="0"/>
                 <w:sz w:val="14"/>
               </w:rPr>
-              <w:t>05</w:t>
+              <w:t>05, 10</w:t>
             </w:r>
           </w:p>
         </w:tc>
@@ -4982,7 +4982,7 @@
                 <w:i w:val="0"/>
                 <w:sz w:val="11"/>
               </w:rPr>
-              <w:t>results/hub_day.csv</w:t>
+              <w:t>results/run_log.txt</w:t>
             </w:r>
           </w:p>
         </w:tc>
@@ -5001,7 +5001,7 @@
                 <w:i w:val="0"/>
                 <w:sz w:val="14"/>
               </w:rPr>
-              <w:t>row count</w:t>
+              <w:t>'[  179.3s] done'</w:t>
             </w:r>
           </w:p>
         </w:tc>
@@ -5020,7 +5020,7 @@
                 <w:i w:val="0"/>
                 <w:sz w:val="14"/>
               </w:rPr>
-              <w:t>13 configs x 612 hub-days</w:t>
+              <w:t>179.3 s, rounded; ~3 min on slide 10</w:t>
             </w:r>
           </w:p>
         </w:tc>
@@ -5081,7 +5081,7 @@
                 <w:i w:val="0"/>
                 <w:sz w:val="11"/>
               </w:rPr>
-              <w:t>F-28</w:t>
+              <w:t>F-26</w:t>
             </w:r>
           </w:p>
         </w:tc>
@@ -5101,7 +5101,7 @@
                 <w:i w:val="0"/>
                 <w:sz w:val="14"/>
               </w:rPr>
-              <w:t>✓ tested vs Erlang C</w:t>
+              <w:t>hubs open 07–03</w:t>
             </w:r>
           </w:p>
         </w:tc>
@@ -5142,7 +5142,7 @@
                 <w:i w:val="0"/>
                 <w:sz w:val="11"/>
               </w:rPr>
-              <w:t>tests/test_replay.py:20</w:t>
+              <w:t>src/peak_capacity/config.py:14-15</w:t>
             </w:r>
           </w:p>
         </w:tc>
@@ -5162,7 +5162,7 @@
                 <w:i w:val="0"/>
                 <w:sz w:val="14"/>
               </w:rPr>
-              <w:t>test_dispatch_matches_erlang_c_waiting_probabilities</w:t>
+              <w:t>OPEN_CLOCK_HOUR = 7, N_HOURS = 20</w:t>
             </w:r>
           </w:p>
         </w:tc>
@@ -5182,7 +5182,7 @@
                 <w:i w:val="0"/>
                 <w:sz w:val="14"/>
               </w:rPr>
-              <w:t>-</w:t>
+              <w:t>07:00 + 20 h = 03:00</w:t>
             </w:r>
           </w:p>
         </w:tc>
@@ -5202,7 +5202,7 @@
                 <w:i w:val="0"/>
                 <w:sz w:val="14"/>
               </w:rPr>
-              <w:t>direct</w:t>
+              <w:t>derived</w:t>
             </w:r>
           </w:p>
         </w:tc>
@@ -5244,7 +5244,7 @@
                 <w:i w:val="0"/>
                 <w:sz w:val="11"/>
               </w:rPr>
-              <w:t>F-29</w:t>
+              <w:t>F-27</w:t>
             </w:r>
           </w:p>
         </w:tc>
@@ -5263,7 +5263,7 @@
                 <w:i w:val="0"/>
                 <w:sz w:val="14"/>
               </w:rPr>
-              <w:t>Pick the derate · from the replay, not assumed · derate 0.85</w:t>
+              <w:t>7,956 hub-days</w:t>
             </w:r>
           </w:p>
         </w:tc>
@@ -5302,7 +5302,7 @@
                 <w:i w:val="0"/>
                 <w:sz w:val="11"/>
               </w:rPr>
-              <w:t>docs/adr/0001-plan-with-a-fluid-mip-judge-with-an-order-replay.md</w:t>
+              <w:t>results/hub_day.csv</w:t>
             </w:r>
           </w:p>
         </w:tc>
@@ -5321,7 +5321,7 @@
                 <w:i w:val="0"/>
                 <w:sz w:val="14"/>
               </w:rPr>
-              <w:t>Decision bullet 4</w:t>
+              <w:t>row count</w:t>
             </w:r>
           </w:p>
         </w:tc>
@@ -5340,7 +5340,7 @@
                 <w:i w:val="0"/>
                 <w:sz w:val="14"/>
               </w:rPr>
-              <w:t>-</w:t>
+              <w:t>13 configs x 612 hub-days</w:t>
             </w:r>
           </w:p>
         </w:tc>
@@ -5401,7 +5401,7 @@
                 <w:i w:val="0"/>
                 <w:sz w:val="11"/>
               </w:rPr>
-              <w:t>F-30</w:t>
+              <w:t>F-28</w:t>
             </w:r>
           </w:p>
         </w:tc>
@@ -5421,7 +5421,7 @@
                 <w:i w:val="0"/>
                 <w:sz w:val="14"/>
               </w:rPr>
-              <w:t>8h shifts · 4h agency blocks</w:t>
+              <w:t>✓ checked vs queue maths</w:t>
             </w:r>
           </w:p>
         </w:tc>
@@ -5462,7 +5462,7 @@
                 <w:i w:val="0"/>
                 <w:sz w:val="11"/>
               </w:rPr>
-              <w:t>src/peak_capacity/config.py:53, :55</w:t>
+              <w:t>tests/test_replay.py:20</w:t>
             </w:r>
           </w:p>
         </w:tc>
@@ -5482,7 +5482,7 @@
                 <w:i w:val="0"/>
                 <w:sz w:val="14"/>
               </w:rPr>
-              <w:t>OWN_SHIFT_HOURS, GIG_BLOCK_HOURS</w:t>
+              <w:t>test_dispatch_matches_erlang_c_waiting_probabilities</w:t>
             </w:r>
           </w:p>
         </w:tc>
@@ -5564,7 +5564,7 @@
                 <w:i w:val="0"/>
                 <w:sz w:val="11"/>
               </w:rPr>
-              <w:t>F-31</w:t>
+              <w:t>F-29</w:t>
             </w:r>
           </w:p>
         </w:tc>
@@ -5583,7 +5583,7 @@
                 <w:i w:val="0"/>
                 <w:sz w:val="14"/>
               </w:rPr>
-              <w:t>transforms.py, calendar.py, forecast.py, seasonal_naive(), rule_of_thumb(), plan.py · plan_city_day(), service.py, experiment.py, replay.py, generate.py</w:t>
+              <w:t>Pick the margin · from the replay, not assumed · margin 0.85</w:t>
             </w:r>
           </w:p>
         </w:tc>
@@ -5622,7 +5622,7 @@
                 <w:i w:val="0"/>
                 <w:sz w:val="11"/>
               </w:rPr>
-              <w:t>src/peak_capacity/</w:t>
+              <w:t>docs/adr/0001-plan-with-a-fluid-mip-judge-with-an-order-replay.md</w:t>
             </w:r>
           </w:p>
         </w:tc>
@@ -5641,7 +5641,7 @@
                 <w:i w:val="0"/>
                 <w:sz w:val="14"/>
               </w:rPr>
-              <w:t>def names</w:t>
+              <w:t>Decision bullet 4</w:t>
             </w:r>
           </w:p>
         </w:tc>
@@ -5721,7 +5721,7 @@
                 <w:i w:val="0"/>
                 <w:sz w:val="11"/>
               </w:rPr>
-              <w:t>F-34</w:t>
+              <w:t>F-30</w:t>
             </w:r>
           </w:p>
         </w:tc>
@@ -5741,7 +5741,7 @@
                 <w:i w:val="0"/>
                 <w:sz w:val="14"/>
               </w:rPr>
-              <w:t>51 peak days</w:t>
+              <w:t>8h shifts · 4h agency blocks</w:t>
             </w:r>
           </w:p>
         </w:tc>
@@ -5761,7 +5761,7 @@
                 <w:i w:val="0"/>
                 <w:sz w:val="14"/>
               </w:rPr>
-              <w:t>06</w:t>
+              <w:t>05</w:t>
             </w:r>
           </w:p>
         </w:tc>
@@ -5782,7 +5782,7 @@
                 <w:i w:val="0"/>
                 <w:sz w:val="11"/>
               </w:rPr>
-              <w:t>results/hub_day.csv</w:t>
+              <w:t>src/peak_capacity/config.py:53, :55</w:t>
             </w:r>
           </w:p>
         </w:tc>
@@ -5802,7 +5802,7 @@
                 <w:i w:val="0"/>
                 <w:sz w:val="14"/>
               </w:rPr>
-              <w:t>distinct date</w:t>
+              <w:t>OWN_SHIFT_HOURS, GIG_BLOCK_HOURS</w:t>
             </w:r>
           </w:p>
         </w:tc>
@@ -5822,7 +5822,7 @@
                 <w:i w:val="0"/>
                 <w:sz w:val="14"/>
               </w:rPr>
-              <w:t>39 Ramadan-window days + 12 sale-window days</w:t>
+              <w:t>-</w:t>
             </w:r>
           </w:p>
         </w:tc>
@@ -5884,7 +5884,7 @@
                 <w:i w:val="0"/>
                 <w:sz w:val="11"/>
               </w:rPr>
-              <w:t>F-35</w:t>
+              <w:t>F-31</w:t>
             </w:r>
           </w:p>
         </w:tc>
@@ -5903,7 +5903,7 @@
                 <w:i w:val="0"/>
                 <w:sz w:val="14"/>
               </w:rPr>
-              <w:t>three daily on-time lines</w:t>
+              <w:t>transforms.py, calendar.py, forecast.py, seasonal_naive(), rule_of_thumb(), plan.py · plan_city_day(), service.py, experiment.py, replay.py, generate.py</w:t>
             </w:r>
           </w:p>
         </w:tc>
@@ -5922,7 +5922,7 @@
                 <w:i w:val="0"/>
                 <w:sz w:val="14"/>
               </w:rPr>
-              <w:t>06</w:t>
+              <w:t>05</w:t>
             </w:r>
           </w:p>
         </w:tc>
@@ -5942,7 +5942,7 @@
                 <w:i w:val="0"/>
                 <w:sz w:val="11"/>
               </w:rPr>
-              <w:t>results/hub_day.csv -&gt; demo:assets/run_series.json -&gt; s04-routes.html</w:t>
+              <w:t>src/peak_capacity/</w:t>
             </w:r>
           </w:p>
         </w:tc>
@@ -5961,7 +5961,7 @@
                 <w:i w:val="0"/>
                 <w:sz w:val="14"/>
               </w:rPr>
-              <w:t>sum(on_time)/sum(accepted) per date and config</w:t>
+              <w:t>def names</w:t>
             </w:r>
           </w:p>
         </w:tc>
@@ -5999,7 +5999,7 @@
                 <w:i w:val="0"/>
                 <w:sz w:val="14"/>
               </w:rPr>
-              <w:t>derived</w:t>
+              <w:t>direct</w:t>
             </w:r>
           </w:p>
         </w:tc>
@@ -6041,7 +6041,7 @@
                 <w:i w:val="0"/>
                 <w:sz w:val="11"/>
               </w:rPr>
-              <w:t>F-36</w:t>
+              <w:t>F-34</w:t>
             </w:r>
           </w:p>
         </w:tc>
@@ -6061,7 +6061,7 @@
                 <w:i w:val="0"/>
                 <w:sz w:val="14"/>
               </w:rPr>
-              <w:t>76.9%</w:t>
+              <w:t>51 peak days</w:t>
             </w:r>
           </w:p>
         </w:tc>
@@ -6081,7 +6081,7 @@
                 <w:i w:val="0"/>
                 <w:sz w:val="14"/>
               </w:rPr>
-              <w:t>06, 08</w:t>
+              <w:t>06</w:t>
             </w:r>
           </w:p>
         </w:tc>
@@ -6102,7 +6102,7 @@
                 <w:i w:val="0"/>
                 <w:sz w:val="11"/>
               </w:rPr>
-              <w:t>results/plan_summary.csv</w:t>
+              <w:t>results/hub_day.csv</w:t>
             </w:r>
           </w:p>
         </w:tc>
@@ -6122,7 +6122,7 @@
                 <w:i w:val="0"/>
                 <w:sz w:val="14"/>
               </w:rPr>
-              <w:t>config=rule_of_thumb, replay_otd</w:t>
+              <w:t>distinct date</w:t>
             </w:r>
           </w:p>
         </w:tc>
@@ -6142,7 +6142,7 @@
                 <w:i w:val="0"/>
                 <w:sz w:val="14"/>
               </w:rPr>
-              <w:t>x 100</w:t>
+              <w:t>39 Ramadan-window days + 12 sale-window days</w:t>
             </w:r>
           </w:p>
         </w:tc>
@@ -6204,7 +6204,7 @@
                 <w:i w:val="0"/>
                 <w:sz w:val="11"/>
               </w:rPr>
-              <w:t>F-37</w:t>
+              <w:t>F-35</w:t>
             </w:r>
           </w:p>
         </w:tc>
@@ -6223,7 +6223,7 @@
                 <w:i w:val="0"/>
                 <w:sz w:val="14"/>
               </w:rPr>
-              <w:t>96.4%</w:t>
+              <w:t>three daily on-time lines</w:t>
             </w:r>
           </w:p>
         </w:tc>
@@ -6262,7 +6262,7 @@
                 <w:i w:val="0"/>
                 <w:sz w:val="11"/>
               </w:rPr>
-              <w:t>results/plan_summary.csv</w:t>
+              <w:t>results/hub_day.csv -&gt; demo:assets/run_series.json -&gt; s04-routes.html</w:t>
             </w:r>
           </w:p>
         </w:tc>
@@ -6281,7 +6281,7 @@
                 <w:i w:val="0"/>
                 <w:sz w:val="14"/>
               </w:rPr>
-              <w:t>config=mip_t99_d100, replay_otd</w:t>
+              <w:t>sum(on_time)/sum(accepted) per date and config</w:t>
             </w:r>
           </w:p>
         </w:tc>
@@ -6300,7 +6300,7 @@
                 <w:i w:val="0"/>
                 <w:sz w:val="14"/>
               </w:rPr>
-              <w:t>x 100</w:t>
+              <w:t>-</w:t>
             </w:r>
           </w:p>
         </w:tc>
@@ -6319,7 +6319,7 @@
                 <w:i w:val="0"/>
                 <w:sz w:val="14"/>
               </w:rPr>
-              <w:t>direct</w:t>
+              <w:t>derived</w:t>
             </w:r>
           </w:p>
         </w:tc>
@@ -6361,7 +6361,7 @@
                 <w:i w:val="0"/>
                 <w:sz w:val="11"/>
               </w:rPr>
-              <w:t>F-38</w:t>
+              <w:t>F-36</w:t>
             </w:r>
           </w:p>
         </w:tc>
@@ -6381,7 +6381,7 @@
                 <w:i w:val="0"/>
                 <w:sz w:val="14"/>
               </w:rPr>
-              <w:t>98.9%</w:t>
+              <w:t>76.9%</w:t>
             </w:r>
           </w:p>
         </w:tc>
@@ -6442,7 +6442,7 @@
                 <w:i w:val="0"/>
                 <w:sz w:val="14"/>
               </w:rPr>
-              <w:t>config=mip_t99_d85, replay_otd</w:t>
+              <w:t>config=rule_of_thumb, replay_otd</w:t>
             </w:r>
           </w:p>
         </w:tc>
@@ -6524,7 +6524,7 @@
                 <w:i w:val="0"/>
                 <w:sz w:val="11"/>
               </w:rPr>
-              <w:t>F-39</w:t>
+              <w:t>F-37</w:t>
             </w:r>
           </w:p>
         </w:tc>
@@ -6543,7 +6543,7 @@
                 <w:i w:val="0"/>
                 <w:sz w:val="14"/>
               </w:rPr>
-              <w:t>sale day: rule of thumb 2.2%</w:t>
+              <w:t>96.4%</w:t>
             </w:r>
           </w:p>
         </w:tc>
@@ -6582,7 +6582,7 @@
                 <w:i w:val="0"/>
                 <w:sz w:val="11"/>
               </w:rPr>
-              <w:t>results/hub_day.csv</w:t>
+              <w:t>results/plan_summary.csv</w:t>
             </w:r>
           </w:p>
         </w:tc>
@@ -6601,7 +6601,7 @@
                 <w:i w:val="0"/>
                 <w:sz w:val="14"/>
               </w:rPr>
-              <w:t>config=rule_of_thumb, segment=sale_day</w:t>
+              <w:t>config=mip_t99_d100, replay_otd</w:t>
             </w:r>
           </w:p>
         </w:tc>
@@ -6620,7 +6620,7 @@
                 <w:i w:val="0"/>
                 <w:sz w:val="14"/>
               </w:rPr>
-              <w:t>sum(on_time)/sum(accepted)</w:t>
+              <w:t>x 100</w:t>
             </w:r>
           </w:p>
         </w:tc>
@@ -6639,7 +6639,7 @@
                 <w:i w:val="0"/>
                 <w:sz w:val="14"/>
               </w:rPr>
-              <w:t>derived</w:t>
+              <w:t>direct</w:t>
             </w:r>
           </w:p>
         </w:tc>
@@ -6681,7 +6681,7 @@
                 <w:i w:val="0"/>
                 <w:sz w:val="11"/>
               </w:rPr>
-              <w:t>F-40</w:t>
+              <w:t>F-38</w:t>
             </w:r>
           </w:p>
         </w:tc>
@@ -6701,7 +6701,7 @@
                 <w:i w:val="0"/>
                 <w:sz w:val="14"/>
               </w:rPr>
-              <w:t>target 99%</w:t>
+              <w:t>98.9%</w:t>
             </w:r>
           </w:p>
         </w:tc>
@@ -6721,7 +6721,7 @@
                 <w:i w:val="0"/>
                 <w:sz w:val="14"/>
               </w:rPr>
-              <w:t>06</w:t>
+              <w:t>06, 08</w:t>
             </w:r>
           </w:p>
         </w:tc>
@@ -6742,7 +6742,7 @@
                 <w:i w:val="0"/>
                 <w:sz w:val="11"/>
               </w:rPr>
-              <w:t>src/peak_capacity/experiment.py:64</w:t>
+              <w:t>results/plan_summary.csv</w:t>
             </w:r>
           </w:p>
         </w:tc>
@@ -6762,7 +6762,7 @@
                 <w:i w:val="0"/>
                 <w:sz w:val="14"/>
               </w:rPr>
-              <w:t>target 0.99</w:t>
+              <w:t>config=mip_t99_d85, replay_otd</w:t>
             </w:r>
           </w:p>
         </w:tc>
@@ -6782,7 +6782,7 @@
                 <w:i w:val="0"/>
                 <w:sz w:val="14"/>
               </w:rPr>
-              <w:t>-</w:t>
+              <w:t>x 100</w:t>
             </w:r>
           </w:p>
         </w:tc>
@@ -6822,7 +6822,7 @@
                 <w:i w:val="0"/>
                 <w:sz w:val="14"/>
               </w:rPr>
-              <w:t>manual: Same Config line as F-11 (checked there).</w:t>
+              <w:t>✓ verified</w:t>
             </w:r>
           </w:p>
         </w:tc>
@@ -6844,7 +6844,7 @@
                 <w:i w:val="0"/>
                 <w:sz w:val="11"/>
               </w:rPr>
-              <w:t>F-41</w:t>
+              <w:t>F-39</w:t>
             </w:r>
           </w:p>
         </w:tc>
@@ -6863,7 +6863,7 @@
                 <w:i w:val="0"/>
                 <w:sz w:val="14"/>
               </w:rPr>
-              <w:t>98.9%</w:t>
+              <w:t>sale day: rule of thumb 2.2%</w:t>
             </w:r>
           </w:p>
         </w:tc>
@@ -6902,7 +6902,7 @@
                 <w:i w:val="0"/>
                 <w:sz w:val="11"/>
               </w:rPr>
-              <w:t>results/plan_summary.csv</w:t>
+              <w:t>results/hub_day.csv</w:t>
             </w:r>
           </w:p>
         </w:tc>
@@ -6921,7 +6921,7 @@
                 <w:i w:val="0"/>
                 <w:sz w:val="14"/>
               </w:rPr>
-              <w:t>mip_t99_d85 replay_otd</w:t>
+              <w:t>config=rule_of_thumb, segment=sale_day</w:t>
             </w:r>
           </w:p>
         </w:tc>
@@ -6940,7 +6940,7 @@
                 <w:i w:val="0"/>
                 <w:sz w:val="14"/>
               </w:rPr>
-              <w:t>x 100</w:t>
+              <w:t>sum(on_time)/sum(accepted)</w:t>
             </w:r>
           </w:p>
         </w:tc>
@@ -6959,7 +6959,7 @@
                 <w:i w:val="0"/>
                 <w:sz w:val="14"/>
               </w:rPr>
-              <w:t>direct</w:t>
+              <w:t>derived</w:t>
             </w:r>
           </w:p>
         </w:tc>
@@ -7001,7 +7001,7 @@
                 <w:i w:val="0"/>
                 <w:sz w:val="11"/>
               </w:rPr>
-              <w:t>F-42</w:t>
+              <w:t>F-40</w:t>
             </w:r>
           </w:p>
         </w:tc>
@@ -7021,7 +7021,7 @@
                 <w:i w:val="0"/>
                 <w:sz w:val="14"/>
               </w:rPr>
-              <w:t>94.1%</w:t>
+              <w:t>target 99%</w:t>
             </w:r>
           </w:p>
         </w:tc>
@@ -7062,7 +7062,7 @@
                 <w:i w:val="0"/>
                 <w:sz w:val="11"/>
               </w:rPr>
-              <w:t>results/plan_summary.csv</w:t>
+              <w:t>src/peak_capacity/experiment.py:64</w:t>
             </w:r>
           </w:p>
         </w:tc>
@@ -7082,7 +7082,7 @@
                 <w:i w:val="0"/>
                 <w:sz w:val="14"/>
               </w:rPr>
-              <w:t>mip_t99_d85 served_on_time_share</w:t>
+              <w:t>target 0.99</w:t>
             </w:r>
           </w:p>
         </w:tc>
@@ -7102,7 +7102,7 @@
                 <w:i w:val="0"/>
                 <w:sz w:val="14"/>
               </w:rPr>
-              <w:t>x 100</w:t>
+              <w:t>-</w:t>
             </w:r>
           </w:p>
         </w:tc>
@@ -7142,7 +7142,7 @@
                 <w:i w:val="0"/>
                 <w:sz w:val="14"/>
               </w:rPr>
-              <w:t>✓ verified</w:t>
+              <w:t>manual: Same Config line as F-11 (checked there).</w:t>
             </w:r>
           </w:p>
         </w:tc>
@@ -7164,7 +7164,7 @@
                 <w:i w:val="0"/>
                 <w:sz w:val="11"/>
               </w:rPr>
-              <w:t>F-43</w:t>
+              <w:t>F-41</w:t>
             </w:r>
           </w:p>
         </w:tc>
@@ -7183,7 +7183,7 @@
                 <w:i w:val="0"/>
                 <w:sz w:val="14"/>
               </w:rPr>
-              <w:t>4.8%</w:t>
+              <w:t>98.9%</w:t>
             </w:r>
           </w:p>
         </w:tc>
@@ -7241,7 +7241,7 @@
                 <w:i w:val="0"/>
                 <w:sz w:val="14"/>
               </w:rPr>
-              <w:t>mip_t99_d85 lost_share</w:t>
+              <w:t>mip_t99_d85 replay_otd</w:t>
             </w:r>
           </w:p>
         </w:tc>
@@ -7321,7 +7321,7 @@
                 <w:i w:val="0"/>
                 <w:sz w:val="11"/>
               </w:rPr>
-              <w:t>F-44</w:t>
+              <w:t>F-42</w:t>
             </w:r>
           </w:p>
         </w:tc>
@@ -7341,7 +7341,7 @@
                 <w:i w:val="0"/>
                 <w:sz w:val="14"/>
               </w:rPr>
-              <w:t>99.9%</w:t>
+              <w:t>94.1%</w:t>
             </w:r>
           </w:p>
         </w:tc>
@@ -7361,7 +7361,7 @@
                 <w:i w:val="0"/>
                 <w:sz w:val="14"/>
               </w:rPr>
-              <w:t>06</w:t>
+              <w:t>06, 09</w:t>
             </w:r>
           </w:p>
         </w:tc>
@@ -7402,7 +7402,7 @@
                 <w:i w:val="0"/>
                 <w:sz w:val="14"/>
               </w:rPr>
-              <w:t>mip_t99_d85_derated_caps replay_otd</w:t>
+              <w:t>mip_t99_d85 served_on_time_share</w:t>
             </w:r>
           </w:p>
         </w:tc>
@@ -7484,7 +7484,7 @@
                 <w:i w:val="0"/>
                 <w:sz w:val="11"/>
               </w:rPr>
-              <w:t>F-45</w:t>
+              <w:t>F-43</w:t>
             </w:r>
           </w:p>
         </w:tc>
@@ -7503,7 +7503,7 @@
                 <w:i w:val="0"/>
                 <w:sz w:val="14"/>
               </w:rPr>
-              <w:t>90.6%</w:t>
+              <w:t>4.8%</w:t>
             </w:r>
           </w:p>
         </w:tc>
@@ -7522,7 +7522,7 @@
                 <w:i w:val="0"/>
                 <w:sz w:val="14"/>
               </w:rPr>
-              <w:t>06</w:t>
+              <w:t>06, 09</w:t>
             </w:r>
           </w:p>
         </w:tc>
@@ -7561,7 +7561,7 @@
                 <w:i w:val="0"/>
                 <w:sz w:val="14"/>
               </w:rPr>
-              <w:t>mip_t99_d85_derated_caps served_on_time_share</w:t>
+              <w:t>mip_t99_d85 lost_share</w:t>
             </w:r>
           </w:p>
         </w:tc>
@@ -7641,7 +7641,7 @@
                 <w:i w:val="0"/>
                 <w:sz w:val="11"/>
               </w:rPr>
-              <w:t>F-46</w:t>
+              <w:t>F-44</w:t>
             </w:r>
           </w:p>
         </w:tc>
@@ -7661,7 +7661,7 @@
                 <w:i w:val="0"/>
                 <w:sz w:val="14"/>
               </w:rPr>
-              <w:t>9.4%</w:t>
+              <w:t>99.9%</w:t>
             </w:r>
           </w:p>
         </w:tc>
@@ -7722,7 +7722,7 @@
                 <w:i w:val="0"/>
                 <w:sz w:val="14"/>
               </w:rPr>
-              <w:t>mip_t99_d85_derated_caps lost_share</w:t>
+              <w:t>mip_t99_d85_derated_caps replay_otd</w:t>
             </w:r>
           </w:p>
         </w:tc>
@@ -7804,7 +7804,7 @@
                 <w:i w:val="0"/>
                 <w:sz w:val="11"/>
               </w:rPr>
-              <w:t>F-47</w:t>
+              <w:t>F-45</w:t>
             </w:r>
           </w:p>
         </w:tc>
@@ -7823,7 +7823,7 @@
                 <w:i w:val="0"/>
                 <w:sz w:val="14"/>
               </w:rPr>
-              <w:t>+1.03M AED</w:t>
+              <w:t>90.6%</w:t>
             </w:r>
           </w:p>
         </w:tc>
@@ -7881,7 +7881,7 @@
                 <w:i w:val="0"/>
                 <w:sz w:val="14"/>
               </w:rPr>
-              <w:t>total_cost</w:t>
+              <w:t>mip_t99_d85_derated_caps served_on_time_share</w:t>
             </w:r>
           </w:p>
         </w:tc>
@@ -7900,7 +7900,7 @@
                 <w:i w:val="0"/>
                 <w:sz w:val="14"/>
               </w:rPr>
-              <w:t>10,133,900 - 9,107,180 = 1,026,720 AED (all lost margin)</w:t>
+              <w:t>x 100</w:t>
             </w:r>
           </w:p>
         </w:tc>
@@ -7919,7 +7919,7 @@
                 <w:i w:val="0"/>
                 <w:sz w:val="14"/>
               </w:rPr>
-              <w:t>derived</w:t>
+              <w:t>direct</w:t>
             </w:r>
           </w:p>
         </w:tc>
@@ -7961,7 +7961,7 @@
                 <w:i w:val="0"/>
                 <w:sz w:val="11"/>
               </w:rPr>
-              <w:t>F-48</w:t>
+              <w:t>F-46</w:t>
             </w:r>
           </w:p>
         </w:tc>
@@ -7981,7 +7981,7 @@
                 <w:i w:val="0"/>
                 <w:sz w:val="14"/>
               </w:rPr>
-              <w:t>twice the customers</w:t>
+              <w:t>9.4%</w:t>
             </w:r>
           </w:p>
         </w:tc>
@@ -8042,7 +8042,7 @@
                 <w:i w:val="0"/>
                 <w:sz w:val="14"/>
               </w:rPr>
-              <w:t>lost_share</w:t>
+              <w:t>mip_t99_d85_derated_caps lost_share</w:t>
             </w:r>
           </w:p>
         </w:tc>
@@ -8062,7 +8062,7 @@
                 <w:i w:val="0"/>
                 <w:sz w:val="14"/>
               </w:rPr>
-              <w:t>9.36% / 4.82% = 1.94, rounded to 'twice' (README: 'twice as many')</w:t>
+              <w:t>x 100</w:t>
             </w:r>
           </w:p>
         </w:tc>
@@ -8082,7 +8082,7 @@
                 <w:i w:val="0"/>
                 <w:sz w:val="14"/>
               </w:rPr>
-              <w:t>derived</w:t>
+              <w:t>direct</w:t>
             </w:r>
           </w:p>
         </w:tc>
@@ -8124,7 +8124,7 @@
                 <w:i w:val="0"/>
                 <w:sz w:val="11"/>
               </w:rPr>
-              <w:t>F-49</w:t>
+              <w:t>F-47</w:t>
             </w:r>
           </w:p>
         </w:tc>
@@ -8143,7 +8143,7 @@
                 <w:i w:val="0"/>
                 <w:sz w:val="14"/>
               </w:rPr>
-              <w:t>rows A1, A2, A4, B1, B2, C1</w:t>
+              <w:t>+1.03M AED</w:t>
             </w:r>
           </w:p>
         </w:tc>
@@ -8162,7 +8162,7 @@
                 <w:i w:val="0"/>
                 <w:sz w:val="14"/>
               </w:rPr>
-              <w:t>07</w:t>
+              <w:t>06</w:t>
             </w:r>
           </w:p>
         </w:tc>
@@ -8182,7 +8182,7 @@
                 <w:i w:val="0"/>
                 <w:sz w:val="11"/>
               </w:rPr>
-              <w:t>demo:assets/sale_day_roster.json -&gt; value.html SHEET block</w:t>
+              <w:t>results/plan_summary.csv</w:t>
             </w:r>
           </w:p>
         </w:tc>
@@ -8201,7 +8201,7 @@
                 <w:i w:val="0"/>
                 <w:sz w:val="14"/>
               </w:rPr>
-              <w:t>own_riders, gig_total, peak_riders, max_on_duty, busiest_hour, busiest_forecast, busiest_slots, otd</w:t>
+              <w:t>total_cost</w:t>
             </w:r>
           </w:p>
         </w:tc>
@@ -8220,7 +8220,7 @@
                 <w:i w:val="0"/>
                 <w:sz w:val="14"/>
               </w:rPr>
-              <w:t>-</w:t>
+              <w:t>10,133,900 - 9,107,180 = 1,026,720 AED (all lost margin)</w:t>
             </w:r>
           </w:p>
         </w:tc>
@@ -8281,7 +8281,7 @@
                 <w:i w:val="0"/>
                 <w:sz w:val="11"/>
               </w:rPr>
-              <w:t>F-50</w:t>
+              <w:t>F-48</w:t>
             </w:r>
           </w:p>
         </w:tc>
@@ -8301,7 +8301,7 @@
                 <w:i w:val="0"/>
                 <w:sz w:val="14"/>
               </w:rPr>
-              <w:t>the whole sheet</w:t>
+              <w:t>twice the customers</w:t>
             </w:r>
           </w:p>
         </w:tc>
@@ -8321,7 +8321,7 @@
                 <w:i w:val="0"/>
                 <w:sz w:val="14"/>
               </w:rPr>
-              <w:t>07</w:t>
+              <w:t>06</w:t>
             </w:r>
           </w:p>
         </w:tc>
@@ -8342,7 +8342,7 @@
                 <w:i w:val="0"/>
                 <w:sz w:val="11"/>
               </w:rPr>
-              <w:t>tools/export_roster.py vs results/hub_day.csv (config mip_t99_d85, 2025-11-28)</w:t>
+              <w:t>results/plan_summary.csv</w:t>
             </w:r>
           </w:p>
         </w:tc>
@@ -8362,7 +8362,7 @@
                 <w:i w:val="0"/>
                 <w:sz w:val="14"/>
               </w:rPr>
-              <w:t>per hub</w:t>
+              <w:t>lost_share</w:t>
             </w:r>
           </w:p>
         </w:tc>
@@ -8382,7 +8382,7 @@
                 <w:i w:val="0"/>
                 <w:sz w:val="14"/>
               </w:rPr>
-              <w:t>-</w:t>
+              <w:t>9.36% / 4.82% = 1.94, rounded to 'twice' (README: 'twice as many')</w:t>
             </w:r>
           </w:p>
         </w:tc>
@@ -8444,7 +8444,7 @@
                 <w:i w:val="0"/>
                 <w:sz w:val="11"/>
               </w:rPr>
-              <w:t>F-51</w:t>
+              <w:t>F-49</w:t>
             </w:r>
           </w:p>
         </w:tc>
@@ -8463,7 +8463,7 @@
                 <w:i w:val="0"/>
                 <w:sz w:val="14"/>
               </w:rPr>
-              <w:t>787 own shifts</w:t>
+              <w:t>rows A1, A2, A4, B1, B2, C1</w:t>
             </w:r>
           </w:p>
         </w:tc>
@@ -8502,7 +8502,7 @@
                 <w:i w:val="0"/>
                 <w:sz w:val="11"/>
               </w:rPr>
-              <w:t>results/hub_day.csv</w:t>
+              <w:t>demo:assets/sale_day_roster.json -&gt; value.html SHEET block</w:t>
             </w:r>
           </w:p>
         </w:tc>
@@ -8521,7 +8521,7 @@
                 <w:i w:val="0"/>
                 <w:sz w:val="14"/>
               </w:rPr>
-              <w:t>sum(own_riders), mip_t99_d85, sale_day</w:t>
+              <w:t>own_riders, gig_total, peak_riders, max_on_duty, busiest_hour, busiest_forecast, busiest_slots, otd</w:t>
             </w:r>
           </w:p>
         </w:tc>
@@ -8559,7 +8559,7 @@
                 <w:i w:val="0"/>
                 <w:sz w:val="14"/>
               </w:rPr>
-              <w:t>direct</w:t>
+              <w:t>derived</w:t>
             </w:r>
           </w:p>
         </w:tc>
@@ -8601,7 +8601,7 @@
                 <w:i w:val="0"/>
                 <w:sz w:val="11"/>
               </w:rPr>
-              <w:t>F-52</w:t>
+              <w:t>F-50</w:t>
             </w:r>
           </w:p>
         </w:tc>
@@ -8621,7 +8621,7 @@
                 <w:i w:val="0"/>
                 <w:sz w:val="14"/>
               </w:rPr>
-              <w:t>3,348 agency blocks</w:t>
+              <w:t>the whole sheet</w:t>
             </w:r>
           </w:p>
         </w:tc>
@@ -8662,7 +8662,7 @@
                 <w:i w:val="0"/>
                 <w:sz w:val="11"/>
               </w:rPr>
-              <w:t>results/hub_day.csv</w:t>
+              <w:t>tools/export_roster.py vs results/hub_day.csv (config mip_t99_d85, 2025-11-28)</w:t>
             </w:r>
           </w:p>
         </w:tc>
@@ -8682,7 +8682,7 @@
                 <w:i w:val="0"/>
                 <w:sz w:val="14"/>
               </w:rPr>
-              <w:t>sum(gig_blocks)</w:t>
+              <w:t>per hub</w:t>
             </w:r>
           </w:p>
         </w:tc>
@@ -8722,7 +8722,7 @@
                 <w:i w:val="0"/>
                 <w:sz w:val="14"/>
               </w:rPr>
-              <w:t>direct</w:t>
+              <w:t>derived</w:t>
             </w:r>
           </w:p>
         </w:tc>
@@ -8764,7 +8764,7 @@
                 <w:i w:val="0"/>
                 <w:sz w:val="11"/>
               </w:rPr>
-              <w:t>F-53</w:t>
+              <w:t>F-51</w:t>
             </w:r>
           </w:p>
         </w:tc>
@@ -8783,7 +8783,7 @@
                 <w:i w:val="0"/>
                 <w:sz w:val="14"/>
               </w:rPr>
-              <w:t>AED 561,160</w:t>
+              <w:t>787 own shifts</w:t>
             </w:r>
           </w:p>
         </w:tc>
@@ -8841,7 +8841,7 @@
                 <w:i w:val="0"/>
                 <w:sz w:val="14"/>
               </w:rPr>
-              <w:t>sum(rider_cost)</w:t>
+              <w:t>sum(own_riders), mip_t99_d85, sale_day</w:t>
             </w:r>
           </w:p>
         </w:tc>
@@ -8921,7 +8921,7 @@
                 <w:i w:val="0"/>
                 <w:sz w:val="11"/>
               </w:rPr>
-              <w:t>F-54</w:t>
+              <w:t>F-52</w:t>
             </w:r>
           </w:p>
         </w:tc>
@@ -8941,7 +8941,7 @@
                 <w:i w:val="0"/>
                 <w:sz w:val="14"/>
               </w:rPr>
-              <w:t>96.0% on time</w:t>
+              <w:t>3,348 agency blocks</w:t>
             </w:r>
           </w:p>
         </w:tc>
@@ -9002,7 +9002,7 @@
                 <w:i w:val="0"/>
                 <w:sz w:val="14"/>
               </w:rPr>
-              <w:t>sum(on_time)/sum(accepted)</w:t>
+              <w:t>sum(gig_blocks)</w:t>
             </w:r>
           </w:p>
         </w:tc>
@@ -9022,7 +9022,7 @@
                 <w:i w:val="0"/>
                 <w:sz w:val="14"/>
               </w:rPr>
-              <w:t>43,782 / 45,628 = 95.954% -&gt; 96.0%</w:t>
+              <w:t>-</w:t>
             </w:r>
           </w:p>
         </w:tc>
@@ -9042,7 +9042,7 @@
                 <w:i w:val="0"/>
                 <w:sz w:val="14"/>
               </w:rPr>
-              <w:t>derived</w:t>
+              <w:t>direct</w:t>
             </w:r>
           </w:p>
         </w:tc>
@@ -9084,7 +9084,7 @@
                 <w:i w:val="0"/>
                 <w:sz w:val="11"/>
               </w:rPr>
-              <w:t>F-55</w:t>
+              <w:t>F-53</w:t>
             </w:r>
           </w:p>
         </w:tc>
@@ -9103,7 +9103,7 @@
                 <w:i w:val="0"/>
                 <w:sz w:val="14"/>
               </w:rPr>
-              <w:t>FRI 28 NOV 2025</w:t>
+              <w:t>AED 561,160</w:t>
             </w:r>
           </w:p>
         </w:tc>
@@ -9161,7 +9161,7 @@
                 <w:i w:val="0"/>
                 <w:sz w:val="14"/>
               </w:rPr>
-              <w:t>segment=sale_day date</w:t>
+              <w:t>sum(rider_cost)</w:t>
             </w:r>
           </w:p>
         </w:tc>
@@ -9180,7 +9180,7 @@
                 <w:i w:val="0"/>
                 <w:sz w:val="14"/>
               </w:rPr>
-              <w:t>last Friday of November (config.mega_sale_day)</w:t>
+              <w:t>-</w:t>
             </w:r>
           </w:p>
         </w:tc>
@@ -9241,7 +9241,7 @@
                 <w:i w:val="0"/>
                 <w:sz w:val="11"/>
               </w:rPr>
-              <w:t>F-56</w:t>
+              <w:t>F-54</w:t>
             </w:r>
           </w:p>
         </w:tc>
@@ -9261,7 +9261,7 @@
                 <w:i w:val="0"/>
                 <w:sz w:val="14"/>
               </w:rPr>
-              <w:t>at the busiest hour, slots sold &lt; orders due</w:t>
+              <w:t>96.0% on time</w:t>
             </w:r>
           </w:p>
         </w:tc>
@@ -9302,7 +9302,7 @@
                 <w:i w:val="0"/>
                 <w:sz w:val="11"/>
               </w:rPr>
-              <w:t>demo:assets/sale_day_roster.json</w:t>
+              <w:t>results/hub_day.csv</w:t>
             </w:r>
           </w:p>
         </w:tc>
@@ -9322,7 +9322,7 @@
                 <w:i w:val="0"/>
                 <w:sz w:val="14"/>
               </w:rPr>
-              <w:t>busiest_slots &lt; busiest_forecast for all 12 hubs</w:t>
+              <w:t>sum(on_time)/sum(accepted)</w:t>
             </w:r>
           </w:p>
         </w:tc>
@@ -9342,7 +9342,7 @@
                 <w:i w:val="0"/>
                 <w:sz w:val="14"/>
               </w:rPr>
-              <w:t>-</w:t>
+              <w:t>43,782 / 45,628 = 95.954% -&gt; 96.0%</w:t>
             </w:r>
           </w:p>
         </w:tc>
@@ -9404,7 +9404,7 @@
                 <w:i w:val="0"/>
                 <w:sz w:val="11"/>
               </w:rPr>
-              <w:t>F-57</w:t>
+              <w:t>F-55</w:t>
             </w:r>
           </w:p>
         </w:tc>
@@ -9423,7 +9423,7 @@
                 <w:i w:val="0"/>
                 <w:sz w:val="14"/>
               </w:rPr>
-              <w:t>77.7%</w:t>
+              <w:t>FRI 28 NOV 2025</w:t>
             </w:r>
           </w:p>
         </w:tc>
@@ -9481,7 +9481,7 @@
                 <w:i w:val="0"/>
                 <w:sz w:val="14"/>
               </w:rPr>
-              <w:t>config=mip_t99_d85, date=2025-11-28, hub=B2</w:t>
+              <w:t>segment=sale_day date</w:t>
             </w:r>
           </w:p>
         </w:tc>
@@ -9500,7 +9500,7 @@
                 <w:i w:val="0"/>
                 <w:sz w:val="14"/>
               </w:rPr>
-              <w:t>on_time / accepted</w:t>
+              <w:t>last Friday of November (config.mega_sale_day)</w:t>
             </w:r>
           </w:p>
         </w:tc>
@@ -9561,7 +9561,7 @@
                 <w:i w:val="0"/>
                 <w:sz w:val="11"/>
               </w:rPr>
-              <w:t>F-58</w:t>
+              <w:t>F-56</w:t>
             </w:r>
           </w:p>
         </w:tc>
@@ -9581,7 +9581,7 @@
                 <w:i w:val="0"/>
                 <w:sz w:val="14"/>
               </w:rPr>
-              <w:t>−17.6%</w:t>
+              <w:t>at the busiest hour, slots sold &lt; orders due</w:t>
             </w:r>
           </w:p>
         </w:tc>
@@ -9601,7 +9601,7 @@
                 <w:i w:val="0"/>
                 <w:sz w:val="14"/>
               </w:rPr>
-              <w:t>08</w:t>
+              <w:t>07</w:t>
             </w:r>
           </w:p>
         </w:tc>
@@ -9622,7 +9622,7 @@
                 <w:i w:val="0"/>
                 <w:sz w:val="11"/>
               </w:rPr>
-              <w:t>results/plan_summary.csv</w:t>
+              <w:t>demo:assets/sale_day_roster.json</w:t>
             </w:r>
           </w:p>
         </w:tc>
@@ -9642,7 +9642,7 @@
                 <w:i w:val="0"/>
                 <w:sz w:val="14"/>
               </w:rPr>
-              <w:t>rider_cost</w:t>
+              <w:t>busiest_slots &lt; busiest_forecast for all 12 hubs</w:t>
             </w:r>
           </w:p>
         </w:tc>
@@ -9662,7 +9662,7 @@
                 <w:i w:val="0"/>
                 <w:sz w:val="14"/>
               </w:rPr>
-              <w:t>8,015,150 / 9,731,060 - 1</w:t>
+              <w:t>-</w:t>
             </w:r>
           </w:p>
         </w:tc>
@@ -9724,7 +9724,7 @@
                 <w:i w:val="0"/>
                 <w:sz w:val="11"/>
               </w:rPr>
-              <w:t>F-59</w:t>
+              <w:t>F-57</w:t>
             </w:r>
           </w:p>
         </w:tc>
@@ -9743,7 +9743,7 @@
                 <w:i w:val="0"/>
                 <w:sz w:val="14"/>
               </w:rPr>
-              <w:t>9.73M → 8.02M AED</w:t>
+              <w:t>77.7%</w:t>
             </w:r>
           </w:p>
         </w:tc>
@@ -9762,7 +9762,7 @@
                 <w:i w:val="0"/>
                 <w:sz w:val="14"/>
               </w:rPr>
-              <w:t>08</w:t>
+              <w:t>07</w:t>
             </w:r>
           </w:p>
         </w:tc>
@@ -9782,7 +9782,7 @@
                 <w:i w:val="0"/>
                 <w:sz w:val="11"/>
               </w:rPr>
-              <w:t>results/plan_summary.csv</w:t>
+              <w:t>results/hub_day.csv</w:t>
             </w:r>
           </w:p>
         </w:tc>
@@ -9801,7 +9801,7 @@
                 <w:i w:val="0"/>
                 <w:sz w:val="14"/>
               </w:rPr>
-              <w:t>rider_cost</w:t>
+              <w:t>config=mip_t99_d85, date=2025-11-28, hub=B2</w:t>
             </w:r>
           </w:p>
         </w:tc>
@@ -9820,7 +9820,7 @@
                 <w:i w:val="0"/>
                 <w:sz w:val="14"/>
               </w:rPr>
-              <w:t>/1e6, 2 dp</w:t>
+              <w:t>on_time / accepted</w:t>
             </w:r>
           </w:p>
         </w:tc>
@@ -9881,7 +9881,7 @@
                 <w:i w:val="0"/>
                 <w:sz w:val="11"/>
               </w:rPr>
-              <w:t>F-60</w:t>
+              <w:t>F-58</w:t>
             </w:r>
           </w:p>
         </w:tc>
@@ -9901,7 +9901,7 @@
                 <w:i w:val="0"/>
                 <w:sz w:val="14"/>
               </w:rPr>
-              <w:t>98.9% · rule of thumb 76.9%</w:t>
+              <w:t>−17.6%</w:t>
             </w:r>
           </w:p>
         </w:tc>
@@ -9962,7 +9962,7 @@
                 <w:i w:val="0"/>
                 <w:sz w:val="14"/>
               </w:rPr>
-              <w:t>replay_otd</w:t>
+              <w:t>rider_cost</w:t>
             </w:r>
           </w:p>
         </w:tc>
@@ -9982,7 +9982,7 @@
                 <w:i w:val="0"/>
                 <w:sz w:val="14"/>
               </w:rPr>
-              <w:t>see F-36, F-38</w:t>
+              <w:t>8,015,150 / 9,731,060 - 1</w:t>
             </w:r>
           </w:p>
         </w:tc>
@@ -10002,7 +10002,7 @@
                 <w:i w:val="0"/>
                 <w:sz w:val="14"/>
               </w:rPr>
-              <w:t>direct</w:t>
+              <w:t>derived</w:t>
             </w:r>
           </w:p>
         </w:tc>
@@ -10022,7 +10022,7 @@
                 <w:i w:val="0"/>
                 <w:sz w:val="14"/>
               </w:rPr>
-              <w:t>manual: Same values as F-36 and F-38 (checked there).</w:t>
+              <w:t>✓ verified</w:t>
             </w:r>
           </w:p>
         </w:tc>
@@ -10044,7 +10044,7 @@
                 <w:i w:val="0"/>
                 <w:sz w:val="11"/>
               </w:rPr>
-              <w:t>F-61</w:t>
+              <w:t>F-59</w:t>
             </w:r>
           </w:p>
         </w:tc>
@@ -10063,7 +10063,7 @@
                 <w:i w:val="0"/>
                 <w:sz w:val="14"/>
               </w:rPr>
-              <w:t>−6.4%</w:t>
+              <w:t>9.73M → 8.02M AED</w:t>
             </w:r>
           </w:p>
         </w:tc>
@@ -10121,7 +10121,7 @@
                 <w:i w:val="0"/>
                 <w:sz w:val="14"/>
               </w:rPr>
-              <w:t>total_cost</w:t>
+              <w:t>rider_cost</w:t>
             </w:r>
           </w:p>
         </w:tc>
@@ -10140,7 +10140,7 @@
                 <w:i w:val="0"/>
                 <w:sz w:val="14"/>
               </w:rPr>
-              <w:t>9,107,180 / 9,731,060 - 1</w:t>
+              <w:t>/1e6, 2 dp</w:t>
             </w:r>
           </w:p>
         </w:tc>
@@ -10159,7 +10159,7 @@
                 <w:i w:val="0"/>
                 <w:sz w:val="14"/>
               </w:rPr>
-              <w:t>derived</w:t>
+              <w:t>direct</w:t>
             </w:r>
           </w:p>
         </w:tc>
@@ -10201,7 +10201,7 @@
                 <w:i w:val="0"/>
                 <w:sz w:val="11"/>
               </w:rPr>
-              <w:t>F-62</w:t>
+              <w:t>F-60</w:t>
             </w:r>
           </w:p>
         </w:tc>
@@ -10221,7 +10221,7 @@
                 <w:i w:val="0"/>
                 <w:sz w:val="14"/>
               </w:rPr>
-              <w:t>14.57 → 12.74 AED/order</w:t>
+              <w:t>98.9% · rule of thumb 76.9%</w:t>
             </w:r>
           </w:p>
         </w:tc>
@@ -10282,7 +10282,7 @@
                 <w:i w:val="0"/>
                 <w:sz w:val="14"/>
               </w:rPr>
-              <w:t>cost_per_delivered</w:t>
+              <w:t>replay_otd</w:t>
             </w:r>
           </w:p>
         </w:tc>
@@ -10302,7 +10302,7 @@
                 <w:i w:val="0"/>
                 <w:sz w:val="14"/>
               </w:rPr>
-              <w:t>2 dp</w:t>
+              <w:t>see F-36, F-38</w:t>
             </w:r>
           </w:p>
         </w:tc>
@@ -10342,7 +10342,7 @@
                 <w:i w:val="0"/>
                 <w:sz w:val="14"/>
               </w:rPr>
-              <w:t>✓ verified</w:t>
+              <w:t>manual: Same values as F-36 and F-38 (checked there).</w:t>
             </w:r>
           </w:p>
         </w:tc>
@@ -10364,7 +10364,7 @@
                 <w:i w:val="0"/>
                 <w:sz w:val="11"/>
               </w:rPr>
-              <w:t>F-63</w:t>
+              <w:t>F-61</w:t>
             </w:r>
           </w:p>
         </w:tc>
@@ -10383,7 +10383,7 @@
                 <w:i w:val="0"/>
                 <w:sz w:val="14"/>
               </w:rPr>
-              <w:t>8.5%</w:t>
+              <w:t>−6.4%</w:t>
             </w:r>
           </w:p>
         </w:tc>
@@ -10422,7 +10422,7 @@
                 <w:i w:val="0"/>
                 <w:sz w:val="11"/>
               </w:rPr>
-              <w:t>results/forecast_accuracy.csv</w:t>
+              <w:t>results/plan_summary.csv</w:t>
             </w:r>
           </w:p>
         </w:tc>
@@ -10441,7 +10441,7 @@
                 <w:i w:val="0"/>
                 <w:sz w:val="14"/>
               </w:rPr>
-              <w:t>segment=eid, forecaster=model, daily_wape</w:t>
+              <w:t>total_cost</w:t>
             </w:r>
           </w:p>
         </w:tc>
@@ -10460,7 +10460,7 @@
                 <w:i w:val="0"/>
                 <w:sz w:val="14"/>
               </w:rPr>
-              <w:t>x 100</w:t>
+              <w:t>9,107,180 / 9,731,060 - 1</w:t>
             </w:r>
           </w:p>
         </w:tc>
@@ -10479,7 +10479,7 @@
                 <w:i w:val="0"/>
                 <w:sz w:val="14"/>
               </w:rPr>
-              <w:t>direct</w:t>
+              <w:t>derived</w:t>
             </w:r>
           </w:p>
         </w:tc>
@@ -10521,7 +10521,7 @@
                 <w:i w:val="0"/>
                 <w:sz w:val="11"/>
               </w:rPr>
-              <w:t>F-64</w:t>
+              <w:t>F-62</w:t>
             </w:r>
           </w:p>
         </w:tc>
@@ -10541,7 +10541,7 @@
                 <w:i w:val="0"/>
                 <w:sz w:val="14"/>
               </w:rPr>
-              <w:t>naive forecast 43.9%</w:t>
+              <w:t>14.57 → 12.74 AED/order</w:t>
             </w:r>
           </w:p>
         </w:tc>
@@ -10582,7 +10582,7 @@
                 <w:i w:val="0"/>
                 <w:sz w:val="11"/>
               </w:rPr>
-              <w:t>results/forecast_accuracy.csv</w:t>
+              <w:t>results/plan_summary.csv</w:t>
             </w:r>
           </w:p>
         </w:tc>
@@ -10602,7 +10602,7 @@
                 <w:i w:val="0"/>
                 <w:sz w:val="14"/>
               </w:rPr>
-              <w:t>segment=eid, forecaster=naive, daily_wape</w:t>
+              <w:t>cost_per_delivered</w:t>
             </w:r>
           </w:p>
         </w:tc>
@@ -10622,7 +10622,7 @@
                 <w:i w:val="0"/>
                 <w:sz w:val="14"/>
               </w:rPr>
-              <w:t>x 100</w:t>
+              <w:t>2 dp</w:t>
             </w:r>
           </w:p>
         </w:tc>
@@ -10684,7 +10684,7 @@
                 <w:i w:val="0"/>
                 <w:sz w:val="11"/>
               </w:rPr>
-              <w:t>F-65</w:t>
+              <w:t>F-63</w:t>
             </w:r>
           </w:p>
         </w:tc>
@@ -10703,7 +10703,7 @@
                 <w:i w:val="0"/>
                 <w:sz w:val="14"/>
               </w:rPr>
-              <w:t>612 hub-days</w:t>
+              <w:t>8.5%</w:t>
             </w:r>
           </w:p>
         </w:tc>
@@ -10722,7 +10722,7 @@
                 <w:i w:val="0"/>
                 <w:sz w:val="14"/>
               </w:rPr>
-              <w:t>08</w:t>
+              <w:t>08, 09</w:t>
             </w:r>
           </w:p>
         </w:tc>
@@ -10742,7 +10742,7 @@
                 <w:i w:val="0"/>
                 <w:sz w:val="11"/>
               </w:rPr>
-              <w:t>results/plan_summary.csv</w:t>
+              <w:t>results/forecast_accuracy.csv</w:t>
             </w:r>
           </w:p>
         </w:tc>
@@ -10761,7 +10761,7 @@
                 <w:i w:val="0"/>
                 <w:sz w:val="14"/>
               </w:rPr>
-              <w:t>hub_days</w:t>
+              <w:t>segment=eid, forecaster=model, daily_wape</w:t>
             </w:r>
           </w:p>
         </w:tc>
@@ -10780,7 +10780,7 @@
                 <w:i w:val="0"/>
                 <w:sz w:val="14"/>
               </w:rPr>
-              <w:t>12 hubs x 51 days</w:t>
+              <w:t>x 100</w:t>
             </w:r>
           </w:p>
         </w:tc>
@@ -10841,7 +10841,7 @@
                 <w:i w:val="0"/>
                 <w:sz w:val="11"/>
               </w:rPr>
-              <w:t>F-66</w:t>
+              <w:t>F-64</w:t>
             </w:r>
           </w:p>
         </w:tc>
@@ -10861,7 +10861,7 @@
                 <w:i w:val="0"/>
                 <w:sz w:val="14"/>
               </w:rPr>
-              <w:t>754,577 customers</w:t>
+              <w:t>naive forecast 43.9% / 43.9% on Eid</w:t>
             </w:r>
           </w:p>
         </w:tc>
@@ -10881,7 +10881,7 @@
                 <w:i w:val="0"/>
                 <w:sz w:val="14"/>
               </w:rPr>
-              <w:t>08</w:t>
+              <w:t>08, 09</w:t>
             </w:r>
           </w:p>
         </w:tc>
@@ -10902,7 +10902,7 @@
                 <w:i w:val="0"/>
                 <w:sz w:val="11"/>
               </w:rPr>
-              <w:t>results/hub_day.csv</w:t>
+              <w:t>results/forecast_accuracy.csv</w:t>
             </w:r>
           </w:p>
         </w:tc>
@@ -10922,7 +10922,7 @@
                 <w:i w:val="0"/>
                 <w:sz w:val="14"/>
               </w:rPr>
-              <w:t>sum(demand) per config</w:t>
+              <w:t>segment=eid, forecaster=naive, daily_wape</w:t>
             </w:r>
           </w:p>
         </w:tc>
@@ -10942,7 +10942,7 @@
                 <w:i w:val="0"/>
                 <w:sz w:val="14"/>
               </w:rPr>
-              <w:t>-</w:t>
+              <w:t>x 100</w:t>
             </w:r>
           </w:p>
         </w:tc>
@@ -11004,7 +11004,7 @@
                 <w:i w:val="0"/>
                 <w:sz w:val="11"/>
               </w:rPr>
-              <w:t>F-67</w:t>
+              <w:t>F-65</w:t>
             </w:r>
           </w:p>
         </w:tc>
@@ -11023,7 +11023,7 @@
                 <w:i w:val="0"/>
                 <w:sz w:val="14"/>
               </w:rPr>
-              <w:t>8.6%</w:t>
+              <w:t>612 hub-days</w:t>
             </w:r>
           </w:p>
         </w:tc>
@@ -11042,7 +11042,7 @@
                 <w:i w:val="0"/>
                 <w:sz w:val="14"/>
               </w:rPr>
-              <w:t>09</w:t>
+              <w:t>08</w:t>
             </w:r>
           </w:p>
         </w:tc>
@@ -11062,7 +11062,7 @@
                 <w:i w:val="0"/>
                 <w:sz w:val="11"/>
               </w:rPr>
-              <w:t>results/forecast_accuracy.csv</w:t>
+              <w:t>results/plan_summary.csv</w:t>
             </w:r>
           </w:p>
         </w:tc>
@@ -11081,7 +11081,7 @@
                 <w:i w:val="0"/>
                 <w:sz w:val="14"/>
               </w:rPr>
-              <w:t>segment=sale_day, forecaster=naive</w:t>
+              <w:t>hub_days</w:t>
             </w:r>
           </w:p>
         </w:tc>
@@ -11100,7 +11100,7 @@
                 <w:i w:val="0"/>
                 <w:sz w:val="14"/>
               </w:rPr>
-              <w:t>x 100</w:t>
+              <w:t>12 hubs x 51 days</w:t>
             </w:r>
           </w:p>
         </w:tc>
@@ -11161,7 +11161,7 @@
                 <w:i w:val="0"/>
                 <w:sz w:val="11"/>
               </w:rPr>
-              <w:t>F-68</w:t>
+              <w:t>F-66</w:t>
             </w:r>
           </w:p>
         </w:tc>
@@ -11181,7 +11181,7 @@
                 <w:i w:val="0"/>
                 <w:sz w:val="14"/>
               </w:rPr>
-              <w:t>bias −7.2%</w:t>
+              <w:t>754,577 customers</w:t>
             </w:r>
           </w:p>
         </w:tc>
@@ -11201,7 +11201,7 @@
                 <w:i w:val="0"/>
                 <w:sz w:val="14"/>
               </w:rPr>
-              <w:t>09</w:t>
+              <w:t>08</w:t>
             </w:r>
           </w:p>
         </w:tc>
@@ -11222,7 +11222,7 @@
                 <w:i w:val="0"/>
                 <w:sz w:val="11"/>
               </w:rPr>
-              <w:t>results/forecast_accuracy.csv</w:t>
+              <w:t>results/hub_day.csv</w:t>
             </w:r>
           </w:p>
         </w:tc>
@@ -11242,7 +11242,7 @@
                 <w:i w:val="0"/>
                 <w:sz w:val="14"/>
               </w:rPr>
-              <w:t>segment=sale_day, forecaster=naive, bias</w:t>
+              <w:t>sum(demand) per config</w:t>
             </w:r>
           </w:p>
         </w:tc>
@@ -11262,7 +11262,7 @@
                 <w:i w:val="0"/>
                 <w:sz w:val="14"/>
               </w:rPr>
-              <w:t>x 100</w:t>
+              <w:t>-</w:t>
             </w:r>
           </w:p>
         </w:tc>
@@ -11324,7 +11324,7 @@
                 <w:i w:val="0"/>
                 <w:sz w:val="11"/>
               </w:rPr>
-              <w:t>F-69</w:t>
+              <w:t>F-67</w:t>
             </w:r>
           </w:p>
         </w:tc>
@@ -11343,7 +11343,7 @@
                 <w:i w:val="0"/>
                 <w:sz w:val="14"/>
               </w:rPr>
-              <w:t>11.6%</w:t>
+              <w:t>8.6% (TRAP)</w:t>
             </w:r>
           </w:p>
         </w:tc>
@@ -11401,7 +11401,7 @@
                 <w:i w:val="0"/>
                 <w:sz w:val="14"/>
               </w:rPr>
-              <w:t>segment=sale_day, forecaster=model</w:t>
+              <w:t>segment=sale_day, forecaster=naive</w:t>
             </w:r>
           </w:p>
         </w:tc>
@@ -11481,7 +11481,7 @@
                 <w:i w:val="0"/>
                 <w:sz w:val="11"/>
               </w:rPr>
-              <w:t>F-70</w:t>
+              <w:t>F-69</w:t>
             </w:r>
           </w:p>
         </w:tc>
@@ -11501,7 +11501,7 @@
                 <w:i w:val="0"/>
                 <w:sz w:val="14"/>
               </w:rPr>
-              <w:t>bias −11.6%</w:t>
+              <w:t>11.6%</w:t>
             </w:r>
           </w:p>
         </w:tc>
@@ -11562,7 +11562,7 @@
                 <w:i w:val="0"/>
                 <w:sz w:val="14"/>
               </w:rPr>
-              <w:t>segment=sale_day, forecaster=model, bias</w:t>
+              <w:t>segment=sale_day, forecaster=model</w:t>
             </w:r>
           </w:p>
         </w:tc>
@@ -11644,7 +11644,7 @@
                 <w:i w:val="0"/>
                 <w:sz w:val="11"/>
               </w:rPr>
-              <w:t>F-71</w:t>
+              <w:t>F-70</w:t>
             </w:r>
           </w:p>
         </w:tc>
@@ -11663,7 +11663,7 @@
                 <w:i w:val="0"/>
                 <w:sz w:val="14"/>
               </w:rPr>
-              <w:t>7.5%</w:t>
+              <w:t>still 11.6% under</w:t>
             </w:r>
           </w:p>
         </w:tc>
@@ -11721,7 +11721,7 @@
                 <w:i w:val="0"/>
                 <w:sz w:val="14"/>
               </w:rPr>
-              <w:t>segment=sale_week, forecaster=model</w:t>
+              <w:t>segment=sale_day, forecaster=model, bias</w:t>
             </w:r>
           </w:p>
         </w:tc>
@@ -11740,7 +11740,7 @@
                 <w:i w:val="0"/>
                 <w:sz w:val="14"/>
               </w:rPr>
-              <w:t>x 100</w:t>
+              <w:t>x 100 (negative = under)</w:t>
             </w:r>
           </w:p>
         </w:tc>
@@ -11801,7 +11801,7 @@
                 <w:i w:val="0"/>
                 <w:sz w:val="11"/>
               </w:rPr>
-              <w:t>F-72</w:t>
+              <w:t>F-75</w:t>
             </w:r>
           </w:p>
         </w:tc>
@@ -11821,7 +11821,7 @@
                 <w:i w:val="0"/>
                 <w:sz w:val="14"/>
               </w:rPr>
-              <w:t>6 of 12 hubs miss 99%</w:t>
+              <w:t>Judge forecasts by the plan they make · same planner and replay</w:t>
             </w:r>
           </w:p>
         </w:tc>
@@ -11862,7 +11862,7 @@
                 <w:i w:val="0"/>
                 <w:sz w:val="11"/>
               </w:rPr>
-              <w:t>results/hub_day.csv</w:t>
+              <w:t>src/peak_capacity/experiment.py:71</w:t>
             </w:r>
           </w:p>
         </w:tc>
@@ -11882,7 +11882,7 @@
                 <w:i w:val="0"/>
                 <w:sz w:val="14"/>
               </w:rPr>
-              <w:t>on_time/accepted &lt; 0.99, mip_t99_d85, sale_day</w:t>
+              <w:t>Config('mip_t99_d85_naive', 'naive', 'mip', 0.99, 0.85)</w:t>
             </w:r>
           </w:p>
         </w:tc>
@@ -11902,7 +11902,7 @@
                 <w:i w:val="0"/>
                 <w:sz w:val="14"/>
               </w:rPr>
-              <w:t>count</w:t>
+              <w:t>-</w:t>
             </w:r>
           </w:p>
         </w:tc>
@@ -11922,7 +11922,7 @@
                 <w:i w:val="0"/>
                 <w:sz w:val="14"/>
               </w:rPr>
-              <w:t>derived</w:t>
+              <w:t>direct</w:t>
             </w:r>
           </w:p>
         </w:tc>
@@ -11964,7 +11964,7 @@
                 <w:i w:val="0"/>
                 <w:sz w:val="11"/>
               </w:rPr>
-              <w:t>F-73</w:t>
+              <w:t>F-76</w:t>
             </w:r>
           </w:p>
         </w:tc>
@@ -11983,7 +11983,7 @@
                 <w:i w:val="0"/>
                 <w:sz w:val="14"/>
               </w:rPr>
-              <w:t>PuLP + CBC · scikit-learn · DuckDB · Python · MIT</w:t>
+              <w:t>9.7%</w:t>
             </w:r>
           </w:p>
         </w:tc>
@@ -12002,7 +12002,7 @@
                 <w:i w:val="0"/>
                 <w:sz w:val="14"/>
               </w:rPr>
-              <w:t>10</w:t>
+              <w:t>09</w:t>
             </w:r>
           </w:p>
         </w:tc>
@@ -12022,7 +12022,7 @@
                 <w:i w:val="0"/>
                 <w:sz w:val="11"/>
               </w:rPr>
-              <w:t>pyproject.toml</w:t>
+              <w:t>results/plan_summary.csv</w:t>
             </w:r>
           </w:p>
         </w:tc>
@@ -12041,7 +12041,7 @@
                 <w:i w:val="0"/>
                 <w:sz w:val="14"/>
               </w:rPr>
-              <w:t>dependencies, license</w:t>
+              <w:t>mip_t99_d85_naive lost_share</w:t>
             </w:r>
           </w:p>
         </w:tc>
@@ -12060,7 +12060,7 @@
                 <w:i w:val="0"/>
                 <w:sz w:val="14"/>
               </w:rPr>
-              <w:t>-</w:t>
+              <w:t>x 100</w:t>
             </w:r>
           </w:p>
         </w:tc>
@@ -12121,6 +12121,809 @@
                 <w:i w:val="0"/>
                 <w:sz w:val="11"/>
               </w:rPr>
+              <w:t>F-77</w:t>
+            </w:r>
+          </w:p>
+        </w:tc>
+        <w:tc>
+          <w:tcPr>
+            <w:tcW w:type="dxa" w:w="1474"/>
+            <w:shd w:val="clear" w:color="auto" w:fill="F3F4F6"/>
+          </w:tcPr>
+          <w:p>
+            <w:pPr>
+              <w:spacing w:after="0"/>
+            </w:pPr>
+            <w:r/>
+            <w:r>
+              <w:rPr>
+                <w:b w:val="0"/>
+                <w:i w:val="0"/>
+                <w:sz w:val="14"/>
+              </w:rPr>
+              <w:t>3.9% (the floor, not available)</w:t>
+            </w:r>
+          </w:p>
+        </w:tc>
+        <w:tc>
+          <w:tcPr>
+            <w:tcW w:type="dxa" w:w="624"/>
+            <w:shd w:val="clear" w:color="auto" w:fill="F3F4F6"/>
+          </w:tcPr>
+          <w:p>
+            <w:pPr>
+              <w:spacing w:after="0"/>
+            </w:pPr>
+            <w:r/>
+            <w:r>
+              <w:rPr>
+                <w:b w:val="0"/>
+                <w:i w:val="0"/>
+                <w:sz w:val="14"/>
+              </w:rPr>
+              <w:t>09</w:t>
+            </w:r>
+          </w:p>
+        </w:tc>
+        <w:tc>
+          <w:tcPr>
+            <w:tcW w:type="dxa" w:w="1701"/>
+            <w:shd w:val="clear" w:color="auto" w:fill="F3F4F6"/>
+          </w:tcPr>
+          <w:p>
+            <w:pPr>
+              <w:spacing w:after="0"/>
+            </w:pPr>
+            <w:r/>
+            <w:r>
+              <w:rPr>
+                <w:rFonts w:ascii="JetBrains Mono" w:hAnsi="JetBrains Mono" w:eastAsia="JetBrains Mono"/>
+                <w:b w:val="0"/>
+                <w:i w:val="0"/>
+                <w:sz w:val="11"/>
+              </w:rPr>
+              <w:t>results/plan_summary.csv</w:t>
+            </w:r>
+          </w:p>
+        </w:tc>
+        <w:tc>
+          <w:tcPr>
+            <w:tcW w:type="dxa" w:w="1644"/>
+            <w:shd w:val="clear" w:color="auto" w:fill="F3F4F6"/>
+          </w:tcPr>
+          <w:p>
+            <w:pPr>
+              <w:spacing w:after="0"/>
+            </w:pPr>
+            <w:r/>
+            <w:r>
+              <w:rPr>
+                <w:b w:val="0"/>
+                <w:i w:val="0"/>
+                <w:sz w:val="14"/>
+              </w:rPr>
+              <w:t>mip_t99_d85_oracle lost_share</w:t>
+            </w:r>
+          </w:p>
+        </w:tc>
+        <w:tc>
+          <w:tcPr>
+            <w:tcW w:type="dxa" w:w="1644"/>
+            <w:shd w:val="clear" w:color="auto" w:fill="F3F4F6"/>
+          </w:tcPr>
+          <w:p>
+            <w:pPr>
+              <w:spacing w:after="0"/>
+            </w:pPr>
+            <w:r/>
+            <w:r>
+              <w:rPr>
+                <w:b w:val="0"/>
+                <w:i w:val="0"/>
+                <w:sz w:val="14"/>
+              </w:rPr>
+              <w:t>x 100</w:t>
+            </w:r>
+          </w:p>
+        </w:tc>
+        <w:tc>
+          <w:tcPr>
+            <w:tcW w:type="dxa" w:w="850"/>
+            <w:shd w:val="clear" w:color="auto" w:fill="F3F4F6"/>
+          </w:tcPr>
+          <w:p>
+            <w:pPr>
+              <w:spacing w:after="0"/>
+            </w:pPr>
+            <w:r/>
+            <w:r>
+              <w:rPr>
+                <w:b w:val="0"/>
+                <w:i w:val="0"/>
+                <w:sz w:val="14"/>
+              </w:rPr>
+              <w:t>direct</w:t>
+            </w:r>
+          </w:p>
+        </w:tc>
+        <w:tc>
+          <w:tcPr>
+            <w:tcW w:type="dxa" w:w="1361"/>
+            <w:shd w:val="clear" w:color="auto" w:fill="F3F4F6"/>
+          </w:tcPr>
+          <w:p>
+            <w:pPr>
+              <w:spacing w:after="0"/>
+            </w:pPr>
+            <w:r/>
+            <w:r>
+              <w:rPr>
+                <w:b w:val="0"/>
+                <w:i w:val="0"/>
+                <w:sz w:val="14"/>
+              </w:rPr>
+              <w:t>✓ verified</w:t>
+            </w:r>
+          </w:p>
+        </w:tc>
+      </w:tr>
+      <w:tr>
+        <w:tc>
+          <w:tcPr>
+            <w:tcW w:type="dxa" w:w="567"/>
+          </w:tcPr>
+          <w:p>
+            <w:pPr>
+              <w:spacing w:after="0"/>
+            </w:pPr>
+            <w:r/>
+            <w:r>
+              <w:rPr>
+                <w:rFonts w:ascii="JetBrains Mono" w:hAnsi="JetBrains Mono" w:eastAsia="JetBrains Mono"/>
+                <w:b w:val="0"/>
+                <w:i w:val="0"/>
+                <w:sz w:val="11"/>
+              </w:rPr>
+              <w:t>F-78</w:t>
+            </w:r>
+          </w:p>
+        </w:tc>
+        <w:tc>
+          <w:tcPr>
+            <w:tcW w:type="dxa" w:w="1474"/>
+          </w:tcPr>
+          <w:p>
+            <w:pPr>
+              <w:spacing w:after="0"/>
+            </w:pPr>
+            <w:r/>
+            <w:r>
+              <w:rPr>
+                <w:b w:val="0"/>
+                <w:i w:val="0"/>
+                <w:sz w:val="14"/>
+              </w:rPr>
+              <w:t>9.11M vs 10.04M AED</w:t>
+            </w:r>
+          </w:p>
+        </w:tc>
+        <w:tc>
+          <w:tcPr>
+            <w:tcW w:type="dxa" w:w="624"/>
+          </w:tcPr>
+          <w:p>
+            <w:pPr>
+              <w:spacing w:after="0"/>
+            </w:pPr>
+            <w:r/>
+            <w:r>
+              <w:rPr>
+                <w:b w:val="0"/>
+                <w:i w:val="0"/>
+                <w:sz w:val="14"/>
+              </w:rPr>
+              <w:t>09</w:t>
+            </w:r>
+          </w:p>
+        </w:tc>
+        <w:tc>
+          <w:tcPr>
+            <w:tcW w:type="dxa" w:w="1701"/>
+          </w:tcPr>
+          <w:p>
+            <w:pPr>
+              <w:spacing w:after="0"/>
+            </w:pPr>
+            <w:r/>
+            <w:r>
+              <w:rPr>
+                <w:rFonts w:ascii="JetBrains Mono" w:hAnsi="JetBrains Mono" w:eastAsia="JetBrains Mono"/>
+                <w:b w:val="0"/>
+                <w:i w:val="0"/>
+                <w:sz w:val="11"/>
+              </w:rPr>
+              <w:t>results/plan_summary.csv</w:t>
+            </w:r>
+          </w:p>
+        </w:tc>
+        <w:tc>
+          <w:tcPr>
+            <w:tcW w:type="dxa" w:w="1644"/>
+          </w:tcPr>
+          <w:p>
+            <w:pPr>
+              <w:spacing w:after="0"/>
+            </w:pPr>
+            <w:r/>
+            <w:r>
+              <w:rPr>
+                <w:b w:val="0"/>
+                <w:i w:val="0"/>
+                <w:sz w:val="14"/>
+              </w:rPr>
+              <w:t>total_cost</w:t>
+            </w:r>
+          </w:p>
+        </w:tc>
+        <w:tc>
+          <w:tcPr>
+            <w:tcW w:type="dxa" w:w="1644"/>
+          </w:tcPr>
+          <w:p>
+            <w:pPr>
+              <w:spacing w:after="0"/>
+            </w:pPr>
+            <w:r/>
+            <w:r>
+              <w:rPr>
+                <w:b w:val="0"/>
+                <w:i w:val="0"/>
+                <w:sz w:val="14"/>
+              </w:rPr>
+              <w:t>/1e6, 2 dp</w:t>
+            </w:r>
+          </w:p>
+        </w:tc>
+        <w:tc>
+          <w:tcPr>
+            <w:tcW w:type="dxa" w:w="850"/>
+          </w:tcPr>
+          <w:p>
+            <w:pPr>
+              <w:spacing w:after="0"/>
+            </w:pPr>
+            <w:r/>
+            <w:r>
+              <w:rPr>
+                <w:b w:val="0"/>
+                <w:i w:val="0"/>
+                <w:sz w:val="14"/>
+              </w:rPr>
+              <w:t>direct</w:t>
+            </w:r>
+          </w:p>
+        </w:tc>
+        <w:tc>
+          <w:tcPr>
+            <w:tcW w:type="dxa" w:w="1361"/>
+          </w:tcPr>
+          <w:p>
+            <w:pPr>
+              <w:spacing w:after="0"/>
+            </w:pPr>
+            <w:r/>
+            <w:r>
+              <w:rPr>
+                <w:b w:val="0"/>
+                <w:i w:val="0"/>
+                <w:sz w:val="14"/>
+              </w:rPr>
+              <w:t>✓ verified</w:t>
+            </w:r>
+          </w:p>
+        </w:tc>
+      </w:tr>
+      <w:tr>
+        <w:tc>
+          <w:tcPr>
+            <w:tcW w:type="dxa" w:w="567"/>
+            <w:shd w:val="clear" w:color="auto" w:fill="F3F4F6"/>
+          </w:tcPr>
+          <w:p>
+            <w:pPr>
+              <w:spacing w:after="0"/>
+            </w:pPr>
+            <w:r/>
+            <w:r>
+              <w:rPr>
+                <w:rFonts w:ascii="JetBrains Mono" w:hAnsi="JetBrains Mono" w:eastAsia="JetBrains Mono"/>
+                <w:b w:val="0"/>
+                <w:i w:val="0"/>
+                <w:sz w:val="11"/>
+              </w:rPr>
+              <w:t>F-79</w:t>
+            </w:r>
+          </w:p>
+        </w:tc>
+        <w:tc>
+          <w:tcPr>
+            <w:tcW w:type="dxa" w:w="1474"/>
+            <w:shd w:val="clear" w:color="auto" w:fill="F3F4F6"/>
+          </w:tcPr>
+          <w:p>
+            <w:pPr>
+              <w:spacing w:after="0"/>
+            </w:pPr>
+            <w:r/>
+            <w:r>
+              <w:rPr>
+                <w:b w:val="0"/>
+                <w:i w:val="0"/>
+                <w:sz w:val="14"/>
+              </w:rPr>
+              <w:t>88.0%</w:t>
+            </w:r>
+          </w:p>
+        </w:tc>
+        <w:tc>
+          <w:tcPr>
+            <w:tcW w:type="dxa" w:w="624"/>
+            <w:shd w:val="clear" w:color="auto" w:fill="F3F4F6"/>
+          </w:tcPr>
+          <w:p>
+            <w:pPr>
+              <w:spacing w:after="0"/>
+            </w:pPr>
+            <w:r/>
+            <w:r>
+              <w:rPr>
+                <w:b w:val="0"/>
+                <w:i w:val="0"/>
+                <w:sz w:val="14"/>
+              </w:rPr>
+              <w:t>09</w:t>
+            </w:r>
+          </w:p>
+        </w:tc>
+        <w:tc>
+          <w:tcPr>
+            <w:tcW w:type="dxa" w:w="1701"/>
+            <w:shd w:val="clear" w:color="auto" w:fill="F3F4F6"/>
+          </w:tcPr>
+          <w:p>
+            <w:pPr>
+              <w:spacing w:after="0"/>
+            </w:pPr>
+            <w:r/>
+            <w:r>
+              <w:rPr>
+                <w:rFonts w:ascii="JetBrains Mono" w:hAnsi="JetBrains Mono" w:eastAsia="JetBrains Mono"/>
+                <w:b w:val="0"/>
+                <w:i w:val="0"/>
+                <w:sz w:val="11"/>
+              </w:rPr>
+              <w:t>results/plan_summary.csv</w:t>
+            </w:r>
+          </w:p>
+        </w:tc>
+        <w:tc>
+          <w:tcPr>
+            <w:tcW w:type="dxa" w:w="1644"/>
+            <w:shd w:val="clear" w:color="auto" w:fill="F3F4F6"/>
+          </w:tcPr>
+          <w:p>
+            <w:pPr>
+              <w:spacing w:after="0"/>
+            </w:pPr>
+            <w:r/>
+            <w:r>
+              <w:rPr>
+                <w:b w:val="0"/>
+                <w:i w:val="0"/>
+                <w:sz w:val="14"/>
+              </w:rPr>
+              <w:t>mip_t99_d85_naive served_on_time_share</w:t>
+            </w:r>
+          </w:p>
+        </w:tc>
+        <w:tc>
+          <w:tcPr>
+            <w:tcW w:type="dxa" w:w="1644"/>
+            <w:shd w:val="clear" w:color="auto" w:fill="F3F4F6"/>
+          </w:tcPr>
+          <w:p>
+            <w:pPr>
+              <w:spacing w:after="0"/>
+            </w:pPr>
+            <w:r/>
+            <w:r>
+              <w:rPr>
+                <w:b w:val="0"/>
+                <w:i w:val="0"/>
+                <w:sz w:val="14"/>
+              </w:rPr>
+              <w:t>x 100</w:t>
+            </w:r>
+          </w:p>
+        </w:tc>
+        <w:tc>
+          <w:tcPr>
+            <w:tcW w:type="dxa" w:w="850"/>
+            <w:shd w:val="clear" w:color="auto" w:fill="F3F4F6"/>
+          </w:tcPr>
+          <w:p>
+            <w:pPr>
+              <w:spacing w:after="0"/>
+            </w:pPr>
+            <w:r/>
+            <w:r>
+              <w:rPr>
+                <w:b w:val="0"/>
+                <w:i w:val="0"/>
+                <w:sz w:val="14"/>
+              </w:rPr>
+              <w:t>direct</w:t>
+            </w:r>
+          </w:p>
+        </w:tc>
+        <w:tc>
+          <w:tcPr>
+            <w:tcW w:type="dxa" w:w="1361"/>
+            <w:shd w:val="clear" w:color="auto" w:fill="F3F4F6"/>
+          </w:tcPr>
+          <w:p>
+            <w:pPr>
+              <w:spacing w:after="0"/>
+            </w:pPr>
+            <w:r/>
+            <w:r>
+              <w:rPr>
+                <w:b w:val="0"/>
+                <w:i w:val="0"/>
+                <w:sz w:val="14"/>
+              </w:rPr>
+              <w:t>✓ verified</w:t>
+            </w:r>
+          </w:p>
+        </w:tc>
+      </w:tr>
+      <w:tr>
+        <w:tc>
+          <w:tcPr>
+            <w:tcW w:type="dxa" w:w="567"/>
+          </w:tcPr>
+          <w:p>
+            <w:pPr>
+              <w:spacing w:after="0"/>
+            </w:pPr>
+            <w:r/>
+            <w:r>
+              <w:rPr>
+                <w:rFonts w:ascii="JetBrains Mono" w:hAnsi="JetBrains Mono" w:eastAsia="JetBrains Mono"/>
+                <w:b w:val="0"/>
+                <w:i w:val="0"/>
+                <w:sz w:val="11"/>
+              </w:rPr>
+              <w:t>F-80</w:t>
+            </w:r>
+          </w:p>
+        </w:tc>
+        <w:tc>
+          <w:tcPr>
+            <w:tcW w:type="dxa" w:w="1474"/>
+          </w:tcPr>
+          <w:p>
+            <w:pPr>
+              <w:spacing w:after="0"/>
+            </w:pPr>
+            <w:r/>
+            <w:r>
+              <w:rPr>
+                <w:b w:val="0"/>
+                <w:i w:val="0"/>
+                <w:sz w:val="14"/>
+              </w:rPr>
+              <w:t>NEXT · plan it over several sale sizes</w:t>
+            </w:r>
+          </w:p>
+        </w:tc>
+        <w:tc>
+          <w:tcPr>
+            <w:tcW w:type="dxa" w:w="624"/>
+          </w:tcPr>
+          <w:p>
+            <w:pPr>
+              <w:spacing w:after="0"/>
+            </w:pPr>
+            <w:r/>
+            <w:r>
+              <w:rPr>
+                <w:b w:val="0"/>
+                <w:i w:val="0"/>
+                <w:sz w:val="14"/>
+              </w:rPr>
+              <w:t>09</w:t>
+            </w:r>
+          </w:p>
+        </w:tc>
+        <w:tc>
+          <w:tcPr>
+            <w:tcW w:type="dxa" w:w="1701"/>
+          </w:tcPr>
+          <w:p>
+            <w:pPr>
+              <w:spacing w:after="0"/>
+            </w:pPr>
+            <w:r/>
+            <w:r>
+              <w:rPr>
+                <w:rFonts w:ascii="JetBrains Mono" w:hAnsi="JetBrains Mono" w:eastAsia="JetBrains Mono"/>
+                <w:b w:val="0"/>
+                <w:i w:val="0"/>
+                <w:sz w:val="11"/>
+              </w:rPr>
+              <w:t>README 'Known limitations' and 'Insights and learning'</w:t>
+            </w:r>
+          </w:p>
+        </w:tc>
+        <w:tc>
+          <w:tcPr>
+            <w:tcW w:type="dxa" w:w="1644"/>
+          </w:tcPr>
+          <w:p>
+            <w:pPr>
+              <w:spacing w:after="0"/>
+            </w:pPr>
+            <w:r/>
+            <w:r>
+              <w:rPr>
+                <w:b w:val="0"/>
+                <w:i w:val="0"/>
+                <w:sz w:val="14"/>
+              </w:rPr>
+              <w:t>scenario-based plan over sale intensity</w:t>
+            </w:r>
+          </w:p>
+        </w:tc>
+        <w:tc>
+          <w:tcPr>
+            <w:tcW w:type="dxa" w:w="1644"/>
+          </w:tcPr>
+          <w:p>
+            <w:pPr>
+              <w:spacing w:after="0"/>
+            </w:pPr>
+            <w:r/>
+            <w:r>
+              <w:rPr>
+                <w:b w:val="0"/>
+                <w:i w:val="0"/>
+                <w:sz w:val="14"/>
+              </w:rPr>
+              <w:t>-</w:t>
+            </w:r>
+          </w:p>
+        </w:tc>
+        <w:tc>
+          <w:tcPr>
+            <w:tcW w:type="dxa" w:w="850"/>
+          </w:tcPr>
+          <w:p>
+            <w:pPr>
+              <w:spacing w:after="0"/>
+            </w:pPr>
+            <w:r/>
+            <w:r>
+              <w:rPr>
+                <w:b w:val="0"/>
+                <w:i w:val="0"/>
+                <w:sz w:val="14"/>
+              </w:rPr>
+              <w:t>direct</w:t>
+            </w:r>
+          </w:p>
+        </w:tc>
+        <w:tc>
+          <w:tcPr>
+            <w:tcW w:type="dxa" w:w="1361"/>
+          </w:tcPr>
+          <w:p>
+            <w:pPr>
+              <w:spacing w:after="0"/>
+            </w:pPr>
+            <w:r/>
+            <w:r>
+              <w:rPr>
+                <w:b w:val="0"/>
+                <w:i w:val="0"/>
+                <w:sz w:val="14"/>
+              </w:rPr>
+              <w:t>✓ verified</w:t>
+            </w:r>
+          </w:p>
+        </w:tc>
+      </w:tr>
+      <w:tr>
+        <w:tc>
+          <w:tcPr>
+            <w:tcW w:type="dxa" w:w="567"/>
+            <w:shd w:val="clear" w:color="auto" w:fill="F3F4F6"/>
+          </w:tcPr>
+          <w:p>
+            <w:pPr>
+              <w:spacing w:after="0"/>
+            </w:pPr>
+            <w:r/>
+            <w:r>
+              <w:rPr>
+                <w:rFonts w:ascii="JetBrains Mono" w:hAnsi="JetBrains Mono" w:eastAsia="JetBrains Mono"/>
+                <w:b w:val="0"/>
+                <w:i w:val="0"/>
+                <w:sz w:val="11"/>
+              </w:rPr>
+              <w:t>F-73</w:t>
+            </w:r>
+          </w:p>
+        </w:tc>
+        <w:tc>
+          <w:tcPr>
+            <w:tcW w:type="dxa" w:w="1474"/>
+            <w:shd w:val="clear" w:color="auto" w:fill="F3F4F6"/>
+          </w:tcPr>
+          <w:p>
+            <w:pPr>
+              <w:spacing w:after="0"/>
+            </w:pPr>
+            <w:r/>
+            <w:r>
+              <w:rPr>
+                <w:b w:val="0"/>
+                <w:i w:val="0"/>
+                <w:sz w:val="14"/>
+              </w:rPr>
+              <w:t>PuLP + CBC · scikit-learn · DuckDB · Python · MIT</w:t>
+            </w:r>
+          </w:p>
+        </w:tc>
+        <w:tc>
+          <w:tcPr>
+            <w:tcW w:type="dxa" w:w="624"/>
+            <w:shd w:val="clear" w:color="auto" w:fill="F3F4F6"/>
+          </w:tcPr>
+          <w:p>
+            <w:pPr>
+              <w:spacing w:after="0"/>
+            </w:pPr>
+            <w:r/>
+            <w:r>
+              <w:rPr>
+                <w:b w:val="0"/>
+                <w:i w:val="0"/>
+                <w:sz w:val="14"/>
+              </w:rPr>
+              <w:t>10</w:t>
+            </w:r>
+          </w:p>
+        </w:tc>
+        <w:tc>
+          <w:tcPr>
+            <w:tcW w:type="dxa" w:w="1701"/>
+            <w:shd w:val="clear" w:color="auto" w:fill="F3F4F6"/>
+          </w:tcPr>
+          <w:p>
+            <w:pPr>
+              <w:spacing w:after="0"/>
+            </w:pPr>
+            <w:r/>
+            <w:r>
+              <w:rPr>
+                <w:rFonts w:ascii="JetBrains Mono" w:hAnsi="JetBrains Mono" w:eastAsia="JetBrains Mono"/>
+                <w:b w:val="0"/>
+                <w:i w:val="0"/>
+                <w:sz w:val="11"/>
+              </w:rPr>
+              <w:t>pyproject.toml</w:t>
+            </w:r>
+          </w:p>
+        </w:tc>
+        <w:tc>
+          <w:tcPr>
+            <w:tcW w:type="dxa" w:w="1644"/>
+            <w:shd w:val="clear" w:color="auto" w:fill="F3F4F6"/>
+          </w:tcPr>
+          <w:p>
+            <w:pPr>
+              <w:spacing w:after="0"/>
+            </w:pPr>
+            <w:r/>
+            <w:r>
+              <w:rPr>
+                <w:b w:val="0"/>
+                <w:i w:val="0"/>
+                <w:sz w:val="14"/>
+              </w:rPr>
+              <w:t>dependencies, license</w:t>
+            </w:r>
+          </w:p>
+        </w:tc>
+        <w:tc>
+          <w:tcPr>
+            <w:tcW w:type="dxa" w:w="1644"/>
+            <w:shd w:val="clear" w:color="auto" w:fill="F3F4F6"/>
+          </w:tcPr>
+          <w:p>
+            <w:pPr>
+              <w:spacing w:after="0"/>
+            </w:pPr>
+            <w:r/>
+            <w:r>
+              <w:rPr>
+                <w:b w:val="0"/>
+                <w:i w:val="0"/>
+                <w:sz w:val="14"/>
+              </w:rPr>
+              <w:t>-</w:t>
+            </w:r>
+          </w:p>
+        </w:tc>
+        <w:tc>
+          <w:tcPr>
+            <w:tcW w:type="dxa" w:w="850"/>
+            <w:shd w:val="clear" w:color="auto" w:fill="F3F4F6"/>
+          </w:tcPr>
+          <w:p>
+            <w:pPr>
+              <w:spacing w:after="0"/>
+            </w:pPr>
+            <w:r/>
+            <w:r>
+              <w:rPr>
+                <w:b w:val="0"/>
+                <w:i w:val="0"/>
+                <w:sz w:val="14"/>
+              </w:rPr>
+              <w:t>direct</w:t>
+            </w:r>
+          </w:p>
+        </w:tc>
+        <w:tc>
+          <w:tcPr>
+            <w:tcW w:type="dxa" w:w="1361"/>
+            <w:shd w:val="clear" w:color="auto" w:fill="F3F4F6"/>
+          </w:tcPr>
+          <w:p>
+            <w:pPr>
+              <w:spacing w:after="0"/>
+            </w:pPr>
+            <w:r/>
+            <w:r>
+              <w:rPr>
+                <w:b w:val="0"/>
+                <w:i w:val="0"/>
+                <w:sz w:val="14"/>
+              </w:rPr>
+              <w:t>✓ verified</w:t>
+            </w:r>
+          </w:p>
+        </w:tc>
+      </w:tr>
+      <w:tr>
+        <w:tc>
+          <w:tcPr>
+            <w:tcW w:type="dxa" w:w="567"/>
+          </w:tcPr>
+          <w:p>
+            <w:pPr>
+              <w:spacing w:after="0"/>
+            </w:pPr>
+            <w:r/>
+            <w:r>
+              <w:rPr>
+                <w:rFonts w:ascii="JetBrains Mono" w:hAnsi="JetBrains Mono" w:eastAsia="JetBrains Mono"/>
+                <w:b w:val="0"/>
+                <w:i w:val="0"/>
+                <w:sz w:val="11"/>
+              </w:rPr>
               <w:t>F-74</w:t>
             </w:r>
           </w:p>
@@ -12128,7 +12931,6 @@
         <w:tc>
           <w:tcPr>
             <w:tcW w:type="dxa" w:w="1474"/>
-            <w:shd w:val="clear" w:color="auto" w:fill="F3F4F6"/>
           </w:tcPr>
           <w:p>
             <w:pPr>
@@ -12148,7 +12950,6 @@
         <w:tc>
           <w:tcPr>
             <w:tcW w:type="dxa" w:w="624"/>
-            <w:shd w:val="clear" w:color="auto" w:fill="F3F4F6"/>
           </w:tcPr>
           <w:p>
             <w:pPr>
@@ -12168,7 +12969,6 @@
         <w:tc>
           <w:tcPr>
             <w:tcW w:type="dxa" w:w="1701"/>
-            <w:shd w:val="clear" w:color="auto" w:fill="F3F4F6"/>
           </w:tcPr>
           <w:p>
             <w:pPr>
@@ -12189,7 +12989,6 @@
         <w:tc>
           <w:tcPr>
             <w:tcW w:type="dxa" w:w="1644"/>
-            <w:shd w:val="clear" w:color="auto" w:fill="F3F4F6"/>
           </w:tcPr>
           <w:p>
             <w:pPr>
@@ -12209,7 +13008,6 @@
         <w:tc>
           <w:tcPr>
             <w:tcW w:type="dxa" w:w="1644"/>
-            <w:shd w:val="clear" w:color="auto" w:fill="F3F4F6"/>
           </w:tcPr>
           <w:p>
             <w:pPr>
@@ -12229,7 +13027,6 @@
         <w:tc>
           <w:tcPr>
             <w:tcW w:type="dxa" w:w="850"/>
-            <w:shd w:val="clear" w:color="auto" w:fill="F3F4F6"/>
           </w:tcPr>
           <w:p>
             <w:pPr>
@@ -12249,7 +13046,6 @@
         <w:tc>
           <w:tcPr>
             <w:tcW w:type="dxa" w:w="1361"/>
-            <w:shd w:val="clear" w:color="auto" w:fill="F3F4F6"/>
           </w:tcPr>
           <w:p>
             <w:pPr>
@@ -12278,7 +13074,7 @@
         <w:pStyle w:val="Heading2"/>
       </w:pPr>
       <w:r>
-        <w:t>2. Automated check run (2026-10-14 14:42)</w:t>
+        <w:t>2. Automated check run (2026-10-14 18:57)</w:t>
       </w:r>
     </w:p>
     <w:tbl>
@@ -13065,7 +13861,7 @@
                 <w:i w:val="0"/>
                 <w:sz w:val="12"/>
               </w:rPr>
-              <w:t>F-09</w:t>
+              <w:t>F-81</w:t>
             </w:r>
           </w:p>
         </w:tc>
@@ -13085,7 +13881,7 @@
                 <w:i w:val="0"/>
                 <w:sz w:val="12"/>
               </w:rPr>
-              <w:t>true</w:t>
+              <w:t>51</w:t>
             </w:r>
           </w:p>
         </w:tc>
@@ -13105,7 +13901,7 @@
                 <w:i w:val="0"/>
                 <w:sz w:val="12"/>
               </w:rPr>
-              <w:t>true</w:t>
+              <w:t>51</w:t>
             </w:r>
           </w:p>
         </w:tc>
@@ -13147,7 +13943,7 @@
                 <w:i w:val="0"/>
                 <w:sz w:val="12"/>
               </w:rPr>
-              <w:t>F-10</w:t>
+              <w:t>F-82</w:t>
             </w:r>
           </w:p>
         </w:tc>
@@ -13168,7 +13964,7 @@
                 <w:i w:val="0"/>
                 <w:sz w:val="12"/>
               </w:rPr>
-              <w:t>3</w:t>
+              <w:t>true</w:t>
             </w:r>
           </w:p>
         </w:tc>
@@ -13189,7 +13985,7 @@
                 <w:i w:val="0"/>
                 <w:sz w:val="12"/>
               </w:rPr>
-              <w:t>3</w:t>
+              <w:t>true</w:t>
             </w:r>
           </w:p>
         </w:tc>
@@ -13231,7 +14027,7 @@
                 <w:i w:val="0"/>
                 <w:sz w:val="12"/>
               </w:rPr>
-              <w:t>F-11</w:t>
+              <w:t>F-09</w:t>
             </w:r>
           </w:p>
         </w:tc>
@@ -13313,7 +14109,7 @@
                 <w:i w:val="0"/>
                 <w:sz w:val="12"/>
               </w:rPr>
-              <w:t>F-12</w:t>
+              <w:t>F-10</w:t>
             </w:r>
           </w:p>
         </w:tc>
@@ -13334,7 +14130,7 @@
                 <w:i w:val="0"/>
                 <w:sz w:val="12"/>
               </w:rPr>
-              <w:t>95.0</w:t>
+              <w:t>3</w:t>
             </w:r>
           </w:p>
         </w:tc>
@@ -13355,7 +14151,7 @@
                 <w:i w:val="0"/>
                 <w:sz w:val="12"/>
               </w:rPr>
-              <w:t>95.0</w:t>
+              <w:t>3</w:t>
             </w:r>
           </w:p>
         </w:tc>
@@ -13397,7 +14193,7 @@
                 <w:i w:val="0"/>
                 <w:sz w:val="12"/>
               </w:rPr>
-              <w:t>F-13</w:t>
+              <w:t>F-11</w:t>
             </w:r>
           </w:p>
         </w:tc>
@@ -13417,7 +14213,7 @@
                 <w:i w:val="0"/>
                 <w:sz w:val="12"/>
               </w:rPr>
-              <w:t>99.6</w:t>
+              <w:t>true</w:t>
             </w:r>
           </w:p>
         </w:tc>
@@ -13437,7 +14233,7 @@
                 <w:i w:val="0"/>
                 <w:sz w:val="12"/>
               </w:rPr>
-              <w:t>99.6</w:t>
+              <w:t>true</w:t>
             </w:r>
           </w:p>
         </w:tc>
@@ -13479,7 +14275,7 @@
                 <w:i w:val="0"/>
                 <w:sz w:val="12"/>
               </w:rPr>
-              <w:t>F-14</w:t>
+              <w:t>F-12</w:t>
             </w:r>
           </w:p>
         </w:tc>
@@ -13500,7 +14296,7 @@
                 <w:i w:val="0"/>
                 <w:sz w:val="12"/>
               </w:rPr>
-              <w:t>WITH A 15% MARGIN</w:t>
+              <w:t>95.0</w:t>
             </w:r>
           </w:p>
         </w:tc>
@@ -13521,7 +14317,7 @@
                 <w:i w:val="0"/>
                 <w:sz w:val="12"/>
               </w:rPr>
-              <w:t>-</w:t>
+              <w:t>95.0</w:t>
             </w:r>
           </w:p>
         </w:tc>
@@ -13541,7 +14337,7 @@
                 <w:i w:val="0"/>
                 <w:sz w:val="15"/>
               </w:rPr>
-              <w:t>manual</w:t>
+              <w:t>✓ pass</w:t>
             </w:r>
           </w:p>
         </w:tc>
@@ -13563,7 +14359,7 @@
                 <w:i w:val="0"/>
                 <w:sz w:val="12"/>
               </w:rPr>
-              <w:t>F-15</w:t>
+              <w:t>F-13</w:t>
             </w:r>
           </w:p>
         </w:tc>
@@ -13583,7 +14379,7 @@
                 <w:i w:val="0"/>
                 <w:sz w:val="12"/>
               </w:rPr>
-              <w:t>11.2</w:t>
+              <w:t>99.6</w:t>
             </w:r>
           </w:p>
         </w:tc>
@@ -13603,7 +14399,7 @@
                 <w:i w:val="0"/>
                 <w:sz w:val="12"/>
               </w:rPr>
-              <w:t>11.2</w:t>
+              <w:t>99.6</w:t>
             </w:r>
           </w:p>
         </w:tc>
@@ -13645,7 +14441,7 @@
                 <w:i w:val="0"/>
                 <w:sz w:val="12"/>
               </w:rPr>
-              <w:t>F-16</w:t>
+              <w:t>F-14</w:t>
             </w:r>
           </w:p>
         </w:tc>
@@ -13666,7 +14462,7 @@
                 <w:i w:val="0"/>
                 <w:sz w:val="12"/>
               </w:rPr>
-              <w:t>true</w:t>
+              <w:t>WITH A 15% MARGIN</w:t>
             </w:r>
           </w:p>
         </w:tc>
@@ -13687,7 +14483,7 @@
                 <w:i w:val="0"/>
                 <w:sz w:val="12"/>
               </w:rPr>
-              <w:t>true</w:t>
+              <w:t>-</w:t>
             </w:r>
           </w:p>
         </w:tc>
@@ -13707,7 +14503,7 @@
                 <w:i w:val="0"/>
                 <w:sz w:val="15"/>
               </w:rPr>
-              <w:t>✓ pass</w:t>
+              <w:t>manual</w:t>
             </w:r>
           </w:p>
         </w:tc>
@@ -13729,7 +14525,7 @@
                 <w:i w:val="0"/>
                 <w:sz w:val="12"/>
               </w:rPr>
-              <w:t>F-17</w:t>
+              <w:t>F-15</w:t>
             </w:r>
           </w:p>
         </w:tc>
@@ -13749,7 +14545,7 @@
                 <w:i w:val="0"/>
                 <w:sz w:val="12"/>
               </w:rPr>
-              <w:t>1,340</w:t>
+              <w:t>11.2</w:t>
             </w:r>
           </w:p>
         </w:tc>
@@ -13769,7 +14565,7 @@
                 <w:i w:val="0"/>
                 <w:sz w:val="12"/>
               </w:rPr>
-              <w:t>1,340</w:t>
+              <w:t>11.2</w:t>
             </w:r>
           </w:p>
         </w:tc>
@@ -13811,7 +14607,7 @@
                 <w:i w:val="0"/>
                 <w:sz w:val="12"/>
               </w:rPr>
-              <w:t>F-18</w:t>
+              <w:t>F-16</w:t>
             </w:r>
           </w:p>
         </w:tc>
@@ -13832,7 +14628,7 @@
                 <w:i w:val="0"/>
                 <w:sz w:val="12"/>
               </w:rPr>
-              <w:t>309</w:t>
+              <w:t>true</w:t>
             </w:r>
           </w:p>
         </w:tc>
@@ -13853,7 +14649,7 @@
                 <w:i w:val="0"/>
                 <w:sz w:val="12"/>
               </w:rPr>
-              <w:t>309</w:t>
+              <w:t>true</w:t>
             </w:r>
           </w:p>
         </w:tc>
@@ -13895,7 +14691,7 @@
                 <w:i w:val="0"/>
                 <w:sz w:val="12"/>
               </w:rPr>
-              <w:t>F-19</w:t>
+              <w:t>F-17</w:t>
             </w:r>
           </w:p>
         </w:tc>
@@ -13915,7 +14711,7 @@
                 <w:i w:val="0"/>
                 <w:sz w:val="12"/>
               </w:rPr>
-              <w:t>true</w:t>
+              <w:t>1,340</w:t>
             </w:r>
           </w:p>
         </w:tc>
@@ -13935,7 +14731,7 @@
                 <w:i w:val="0"/>
                 <w:sz w:val="12"/>
               </w:rPr>
-              <w:t>true</w:t>
+              <w:t>1,340</w:t>
             </w:r>
           </w:p>
         </w:tc>
@@ -13977,7 +14773,7 @@
                 <w:i w:val="0"/>
                 <w:sz w:val="12"/>
               </w:rPr>
-              <w:t>F-20</w:t>
+              <w:t>F-18</w:t>
             </w:r>
           </w:p>
         </w:tc>
@@ -13998,7 +14794,7 @@
                 <w:i w:val="0"/>
                 <w:sz w:val="12"/>
               </w:rPr>
-              <w:t>13</w:t>
+              <w:t>309</w:t>
             </w:r>
           </w:p>
         </w:tc>
@@ -14019,7 +14815,7 @@
                 <w:i w:val="0"/>
                 <w:sz w:val="12"/>
               </w:rPr>
-              <w:t>13</w:t>
+              <w:t>309</w:t>
             </w:r>
           </w:p>
         </w:tc>
@@ -14061,7 +14857,7 @@
                 <w:i w:val="0"/>
                 <w:sz w:val="12"/>
               </w:rPr>
-              <w:t>F-21</w:t>
+              <w:t>F-19</w:t>
             </w:r>
           </w:p>
         </w:tc>
@@ -14143,7 +14939,7 @@
                 <w:i w:val="0"/>
                 <w:sz w:val="12"/>
               </w:rPr>
-              <w:t>F-22</w:t>
+              <w:t>F-20</w:t>
             </w:r>
           </w:p>
         </w:tc>
@@ -14164,7 +14960,7 @@
                 <w:i w:val="0"/>
                 <w:sz w:val="12"/>
               </w:rPr>
-              <w:t>true</w:t>
+              <w:t>13</w:t>
             </w:r>
           </w:p>
         </w:tc>
@@ -14185,7 +14981,7 @@
                 <w:i w:val="0"/>
                 <w:sz w:val="12"/>
               </w:rPr>
-              <w:t>true</w:t>
+              <w:t>13</w:t>
             </w:r>
           </w:p>
         </w:tc>
@@ -14227,7 +15023,7 @@
                 <w:i w:val="0"/>
                 <w:sz w:val="12"/>
               </w:rPr>
-              <w:t>F-23</w:t>
+              <w:t>F-21</w:t>
             </w:r>
           </w:p>
         </w:tc>
@@ -14309,7 +15105,7 @@
                 <w:i w:val="0"/>
                 <w:sz w:val="12"/>
               </w:rPr>
-              <w:t>F-24</w:t>
+              <w:t>F-22</w:t>
             </w:r>
           </w:p>
         </w:tc>
@@ -14393,7 +15189,7 @@
                 <w:i w:val="0"/>
                 <w:sz w:val="12"/>
               </w:rPr>
-              <w:t>F-25</w:t>
+              <w:t>F-23</w:t>
             </w:r>
           </w:p>
         </w:tc>
@@ -14413,7 +15209,7 @@
                 <w:i w:val="0"/>
                 <w:sz w:val="12"/>
               </w:rPr>
-              <w:t>179</w:t>
+              <w:t>true</w:t>
             </w:r>
           </w:p>
         </w:tc>
@@ -14433,7 +15229,7 @@
                 <w:i w:val="0"/>
                 <w:sz w:val="12"/>
               </w:rPr>
-              <w:t>179</w:t>
+              <w:t>true</w:t>
             </w:r>
           </w:p>
         </w:tc>
@@ -14475,7 +15271,7 @@
                 <w:i w:val="0"/>
                 <w:sz w:val="12"/>
               </w:rPr>
-              <w:t>F-26</w:t>
+              <w:t>F-24</w:t>
             </w:r>
           </w:p>
         </w:tc>
@@ -14559,7 +15355,7 @@
                 <w:i w:val="0"/>
                 <w:sz w:val="12"/>
               </w:rPr>
-              <w:t>F-27</w:t>
+              <w:t>F-25</w:t>
             </w:r>
           </w:p>
         </w:tc>
@@ -14579,7 +15375,7 @@
                 <w:i w:val="0"/>
                 <w:sz w:val="12"/>
               </w:rPr>
-              <w:t>7,956</w:t>
+              <w:t>179</w:t>
             </w:r>
           </w:p>
         </w:tc>
@@ -14599,7 +15395,7 @@
                 <w:i w:val="0"/>
                 <w:sz w:val="12"/>
               </w:rPr>
-              <w:t>7,956</w:t>
+              <w:t>179</w:t>
             </w:r>
           </w:p>
         </w:tc>
@@ -14641,7 +15437,7 @@
                 <w:i w:val="0"/>
                 <w:sz w:val="12"/>
               </w:rPr>
-              <w:t>F-28</w:t>
+              <w:t>F-26</w:t>
             </w:r>
           </w:p>
         </w:tc>
@@ -14725,7 +15521,7 @@
                 <w:i w:val="0"/>
                 <w:sz w:val="12"/>
               </w:rPr>
-              <w:t>F-29</w:t>
+              <w:t>F-27</w:t>
             </w:r>
           </w:p>
         </w:tc>
@@ -14745,7 +15541,7 @@
                 <w:i w:val="0"/>
                 <w:sz w:val="12"/>
               </w:rPr>
-              <w:t>true</w:t>
+              <w:t>7,956</w:t>
             </w:r>
           </w:p>
         </w:tc>
@@ -14765,7 +15561,7 @@
                 <w:i w:val="0"/>
                 <w:sz w:val="12"/>
               </w:rPr>
-              <w:t>true</w:t>
+              <w:t>7,956</w:t>
             </w:r>
           </w:p>
         </w:tc>
@@ -14807,7 +15603,7 @@
                 <w:i w:val="0"/>
                 <w:sz w:val="12"/>
               </w:rPr>
-              <w:t>F-30</w:t>
+              <w:t>F-28</w:t>
             </w:r>
           </w:p>
         </w:tc>
@@ -14891,7 +15687,7 @@
                 <w:i w:val="0"/>
                 <w:sz w:val="12"/>
               </w:rPr>
-              <w:t>F-31</w:t>
+              <w:t>F-29</w:t>
             </w:r>
           </w:p>
         </w:tc>
@@ -14973,7 +15769,7 @@
                 <w:i w:val="0"/>
                 <w:sz w:val="12"/>
               </w:rPr>
-              <w:t>F-34</w:t>
+              <w:t>F-30</w:t>
             </w:r>
           </w:p>
         </w:tc>
@@ -14994,7 +15790,7 @@
                 <w:i w:val="0"/>
                 <w:sz w:val="12"/>
               </w:rPr>
-              <w:t>51</w:t>
+              <w:t>true</w:t>
             </w:r>
           </w:p>
         </w:tc>
@@ -15015,7 +15811,7 @@
                 <w:i w:val="0"/>
                 <w:sz w:val="12"/>
               </w:rPr>
-              <w:t>51</w:t>
+              <w:t>true</w:t>
             </w:r>
           </w:p>
         </w:tc>
@@ -15057,7 +15853,7 @@
                 <w:i w:val="0"/>
                 <w:sz w:val="12"/>
               </w:rPr>
-              <w:t>F-35</w:t>
+              <w:t>F-31</w:t>
             </w:r>
           </w:p>
         </w:tc>
@@ -15139,7 +15935,7 @@
                 <w:i w:val="0"/>
                 <w:sz w:val="12"/>
               </w:rPr>
-              <w:t>F-36</w:t>
+              <w:t>F-34</w:t>
             </w:r>
           </w:p>
         </w:tc>
@@ -15160,7 +15956,7 @@
                 <w:i w:val="0"/>
                 <w:sz w:val="12"/>
               </w:rPr>
-              <w:t>76.9</w:t>
+              <w:t>51</w:t>
             </w:r>
           </w:p>
         </w:tc>
@@ -15181,7 +15977,7 @@
                 <w:i w:val="0"/>
                 <w:sz w:val="12"/>
               </w:rPr>
-              <w:t>76.9</w:t>
+              <w:t>51</w:t>
             </w:r>
           </w:p>
         </w:tc>
@@ -15223,7 +16019,7 @@
                 <w:i w:val="0"/>
                 <w:sz w:val="12"/>
               </w:rPr>
-              <w:t>F-37</w:t>
+              <w:t>F-35</w:t>
             </w:r>
           </w:p>
         </w:tc>
@@ -15243,7 +16039,7 @@
                 <w:i w:val="0"/>
                 <w:sz w:val="12"/>
               </w:rPr>
-              <w:t>96.4</w:t>
+              <w:t>true</w:t>
             </w:r>
           </w:p>
         </w:tc>
@@ -15263,7 +16059,7 @@
                 <w:i w:val="0"/>
                 <w:sz w:val="12"/>
               </w:rPr>
-              <w:t>96.4</w:t>
+              <w:t>true</w:t>
             </w:r>
           </w:p>
         </w:tc>
@@ -15305,7 +16101,7 @@
                 <w:i w:val="0"/>
                 <w:sz w:val="12"/>
               </w:rPr>
-              <w:t>F-38</w:t>
+              <w:t>F-36</w:t>
             </w:r>
           </w:p>
         </w:tc>
@@ -15326,7 +16122,7 @@
                 <w:i w:val="0"/>
                 <w:sz w:val="12"/>
               </w:rPr>
-              <w:t>98.9</w:t>
+              <w:t>76.9</w:t>
             </w:r>
           </w:p>
         </w:tc>
@@ -15347,7 +16143,7 @@
                 <w:i w:val="0"/>
                 <w:sz w:val="12"/>
               </w:rPr>
-              <w:t>98.9</w:t>
+              <w:t>76.9</w:t>
             </w:r>
           </w:p>
         </w:tc>
@@ -15389,7 +16185,7 @@
                 <w:i w:val="0"/>
                 <w:sz w:val="12"/>
               </w:rPr>
-              <w:t>F-39</w:t>
+              <w:t>F-37</w:t>
             </w:r>
           </w:p>
         </w:tc>
@@ -15409,7 +16205,7 @@
                 <w:i w:val="0"/>
                 <w:sz w:val="12"/>
               </w:rPr>
-              <w:t>2.2</w:t>
+              <w:t>96.4</w:t>
             </w:r>
           </w:p>
         </w:tc>
@@ -15429,7 +16225,7 @@
                 <w:i w:val="0"/>
                 <w:sz w:val="12"/>
               </w:rPr>
-              <w:t>2.2</w:t>
+              <w:t>96.4</w:t>
             </w:r>
           </w:p>
         </w:tc>
@@ -15471,7 +16267,7 @@
                 <w:i w:val="0"/>
                 <w:sz w:val="12"/>
               </w:rPr>
-              <w:t>F-40</w:t>
+              <w:t>F-38</w:t>
             </w:r>
           </w:p>
         </w:tc>
@@ -15492,7 +16288,7 @@
                 <w:i w:val="0"/>
                 <w:sz w:val="12"/>
               </w:rPr>
-              <w:t>target 99%</w:t>
+              <w:t>98.9</w:t>
             </w:r>
           </w:p>
         </w:tc>
@@ -15513,7 +16309,7 @@
                 <w:i w:val="0"/>
                 <w:sz w:val="12"/>
               </w:rPr>
-              <w:t>-</w:t>
+              <w:t>98.9</w:t>
             </w:r>
           </w:p>
         </w:tc>
@@ -15533,7 +16329,7 @@
                 <w:i w:val="0"/>
                 <w:sz w:val="15"/>
               </w:rPr>
-              <w:t>manual</w:t>
+              <w:t>✓ pass</w:t>
             </w:r>
           </w:p>
         </w:tc>
@@ -15555,7 +16351,7 @@
                 <w:i w:val="0"/>
                 <w:sz w:val="12"/>
               </w:rPr>
-              <w:t>F-41</w:t>
+              <w:t>F-39</w:t>
             </w:r>
           </w:p>
         </w:tc>
@@ -15575,7 +16371,7 @@
                 <w:i w:val="0"/>
                 <w:sz w:val="12"/>
               </w:rPr>
-              <w:t>98.9</w:t>
+              <w:t>2.2</w:t>
             </w:r>
           </w:p>
         </w:tc>
@@ -15595,7 +16391,7 @@
                 <w:i w:val="0"/>
                 <w:sz w:val="12"/>
               </w:rPr>
-              <w:t>98.9</w:t>
+              <w:t>2.2</w:t>
             </w:r>
           </w:p>
         </w:tc>
@@ -15637,7 +16433,7 @@
                 <w:i w:val="0"/>
                 <w:sz w:val="12"/>
               </w:rPr>
-              <w:t>F-42</w:t>
+              <w:t>F-40</w:t>
             </w:r>
           </w:p>
         </w:tc>
@@ -15658,7 +16454,7 @@
                 <w:i w:val="0"/>
                 <w:sz w:val="12"/>
               </w:rPr>
-              <w:t>94.1</w:t>
+              <w:t>target 99%</w:t>
             </w:r>
           </w:p>
         </w:tc>
@@ -15679,7 +16475,7 @@
                 <w:i w:val="0"/>
                 <w:sz w:val="12"/>
               </w:rPr>
-              <w:t>94.1</w:t>
+              <w:t>-</w:t>
             </w:r>
           </w:p>
         </w:tc>
@@ -15699,7 +16495,7 @@
                 <w:i w:val="0"/>
                 <w:sz w:val="15"/>
               </w:rPr>
-              <w:t>✓ pass</w:t>
+              <w:t>manual</w:t>
             </w:r>
           </w:p>
         </w:tc>
@@ -15721,7 +16517,7 @@
                 <w:i w:val="0"/>
                 <w:sz w:val="12"/>
               </w:rPr>
-              <w:t>F-43</w:t>
+              <w:t>F-41</w:t>
             </w:r>
           </w:p>
         </w:tc>
@@ -15741,7 +16537,7 @@
                 <w:i w:val="0"/>
                 <w:sz w:val="12"/>
               </w:rPr>
-              <w:t>4.8</w:t>
+              <w:t>98.9</w:t>
             </w:r>
           </w:p>
         </w:tc>
@@ -15761,7 +16557,7 @@
                 <w:i w:val="0"/>
                 <w:sz w:val="12"/>
               </w:rPr>
-              <w:t>4.8</w:t>
+              <w:t>98.9</w:t>
             </w:r>
           </w:p>
         </w:tc>
@@ -15803,7 +16599,7 @@
                 <w:i w:val="0"/>
                 <w:sz w:val="12"/>
               </w:rPr>
-              <w:t>F-44</w:t>
+              <w:t>F-42</w:t>
             </w:r>
           </w:p>
         </w:tc>
@@ -15824,7 +16620,7 @@
                 <w:i w:val="0"/>
                 <w:sz w:val="12"/>
               </w:rPr>
-              <w:t>99.9</w:t>
+              <w:t>94.1</w:t>
             </w:r>
           </w:p>
         </w:tc>
@@ -15845,7 +16641,7 @@
                 <w:i w:val="0"/>
                 <w:sz w:val="12"/>
               </w:rPr>
-              <w:t>99.9</w:t>
+              <w:t>94.1</w:t>
             </w:r>
           </w:p>
         </w:tc>
@@ -15887,7 +16683,7 @@
                 <w:i w:val="0"/>
                 <w:sz w:val="12"/>
               </w:rPr>
-              <w:t>F-45</w:t>
+              <w:t>F-43</w:t>
             </w:r>
           </w:p>
         </w:tc>
@@ -15907,7 +16703,7 @@
                 <w:i w:val="0"/>
                 <w:sz w:val="12"/>
               </w:rPr>
-              <w:t>90.6</w:t>
+              <w:t>4.8</w:t>
             </w:r>
           </w:p>
         </w:tc>
@@ -15927,7 +16723,7 @@
                 <w:i w:val="0"/>
                 <w:sz w:val="12"/>
               </w:rPr>
-              <w:t>90.6</w:t>
+              <w:t>4.8</w:t>
             </w:r>
           </w:p>
         </w:tc>
@@ -15969,7 +16765,7 @@
                 <w:i w:val="0"/>
                 <w:sz w:val="12"/>
               </w:rPr>
-              <w:t>F-46</w:t>
+              <w:t>F-44</w:t>
             </w:r>
           </w:p>
         </w:tc>
@@ -15990,7 +16786,7 @@
                 <w:i w:val="0"/>
                 <w:sz w:val="12"/>
               </w:rPr>
-              <w:t>9.4</w:t>
+              <w:t>99.9</w:t>
             </w:r>
           </w:p>
         </w:tc>
@@ -16011,7 +16807,7 @@
                 <w:i w:val="0"/>
                 <w:sz w:val="12"/>
               </w:rPr>
-              <w:t>9.4</w:t>
+              <w:t>99.9</w:t>
             </w:r>
           </w:p>
         </w:tc>
@@ -16053,7 +16849,7 @@
                 <w:i w:val="0"/>
                 <w:sz w:val="12"/>
               </w:rPr>
-              <w:t>F-47</w:t>
+              <w:t>F-45</w:t>
             </w:r>
           </w:p>
         </w:tc>
@@ -16073,7 +16869,7 @@
                 <w:i w:val="0"/>
                 <w:sz w:val="12"/>
               </w:rPr>
-              <w:t>1.03</w:t>
+              <w:t>90.6</w:t>
             </w:r>
           </w:p>
         </w:tc>
@@ -16093,7 +16889,7 @@
                 <w:i w:val="0"/>
                 <w:sz w:val="12"/>
               </w:rPr>
-              <w:t>1.03</w:t>
+              <w:t>90.6</w:t>
             </w:r>
           </w:p>
         </w:tc>
@@ -16135,7 +16931,7 @@
                 <w:i w:val="0"/>
                 <w:sz w:val="12"/>
               </w:rPr>
-              <w:t>F-48</w:t>
+              <w:t>F-46</w:t>
             </w:r>
           </w:p>
         </w:tc>
@@ -16156,7 +16952,7 @@
                 <w:i w:val="0"/>
                 <w:sz w:val="12"/>
               </w:rPr>
-              <w:t>true</w:t>
+              <w:t>9.4</w:t>
             </w:r>
           </w:p>
         </w:tc>
@@ -16177,7 +16973,7 @@
                 <w:i w:val="0"/>
                 <w:sz w:val="12"/>
               </w:rPr>
-              <w:t>true</w:t>
+              <w:t>9.4</w:t>
             </w:r>
           </w:p>
         </w:tc>
@@ -16219,7 +17015,7 @@
                 <w:i w:val="0"/>
                 <w:sz w:val="12"/>
               </w:rPr>
-              <w:t>F-49</w:t>
+              <w:t>F-47</w:t>
             </w:r>
           </w:p>
         </w:tc>
@@ -16239,7 +17035,7 @@
                 <w:i w:val="0"/>
                 <w:sz w:val="12"/>
               </w:rPr>
-              <w:t>true</w:t>
+              <w:t>1.03</w:t>
             </w:r>
           </w:p>
         </w:tc>
@@ -16259,7 +17055,7 @@
                 <w:i w:val="0"/>
                 <w:sz w:val="12"/>
               </w:rPr>
-              <w:t>true</w:t>
+              <w:t>1.03</w:t>
             </w:r>
           </w:p>
         </w:tc>
@@ -16301,7 +17097,7 @@
                 <w:i w:val="0"/>
                 <w:sz w:val="12"/>
               </w:rPr>
-              <w:t>F-50</w:t>
+              <w:t>F-48</w:t>
             </w:r>
           </w:p>
         </w:tc>
@@ -16385,7 +17181,7 @@
                 <w:i w:val="0"/>
                 <w:sz w:val="12"/>
               </w:rPr>
-              <w:t>F-51</w:t>
+              <w:t>F-49</w:t>
             </w:r>
           </w:p>
         </w:tc>
@@ -16405,7 +17201,7 @@
                 <w:i w:val="0"/>
                 <w:sz w:val="12"/>
               </w:rPr>
-              <w:t>787</w:t>
+              <w:t>true</w:t>
             </w:r>
           </w:p>
         </w:tc>
@@ -16425,7 +17221,7 @@
                 <w:i w:val="0"/>
                 <w:sz w:val="12"/>
               </w:rPr>
-              <w:t>787</w:t>
+              <w:t>true</w:t>
             </w:r>
           </w:p>
         </w:tc>
@@ -16467,7 +17263,7 @@
                 <w:i w:val="0"/>
                 <w:sz w:val="12"/>
               </w:rPr>
-              <w:t>F-52</w:t>
+              <w:t>F-50</w:t>
             </w:r>
           </w:p>
         </w:tc>
@@ -16488,7 +17284,7 @@
                 <w:i w:val="0"/>
                 <w:sz w:val="12"/>
               </w:rPr>
-              <w:t>3,348</w:t>
+              <w:t>true</w:t>
             </w:r>
           </w:p>
         </w:tc>
@@ -16509,7 +17305,7 @@
                 <w:i w:val="0"/>
                 <w:sz w:val="12"/>
               </w:rPr>
-              <w:t>3,348</w:t>
+              <w:t>true</w:t>
             </w:r>
           </w:p>
         </w:tc>
@@ -16551,7 +17347,7 @@
                 <w:i w:val="0"/>
                 <w:sz w:val="12"/>
               </w:rPr>
-              <w:t>F-53</w:t>
+              <w:t>F-51</w:t>
             </w:r>
           </w:p>
         </w:tc>
@@ -16571,7 +17367,7 @@
                 <w:i w:val="0"/>
                 <w:sz w:val="12"/>
               </w:rPr>
-              <w:t>561,160</w:t>
+              <w:t>787</w:t>
             </w:r>
           </w:p>
         </w:tc>
@@ -16591,7 +17387,7 @@
                 <w:i w:val="0"/>
                 <w:sz w:val="12"/>
               </w:rPr>
-              <w:t>561,160</w:t>
+              <w:t>787</w:t>
             </w:r>
           </w:p>
         </w:tc>
@@ -16633,7 +17429,7 @@
                 <w:i w:val="0"/>
                 <w:sz w:val="12"/>
               </w:rPr>
-              <w:t>F-54</w:t>
+              <w:t>F-52</w:t>
             </w:r>
           </w:p>
         </w:tc>
@@ -16654,7 +17450,7 @@
                 <w:i w:val="0"/>
                 <w:sz w:val="12"/>
               </w:rPr>
-              <w:t>96.0</w:t>
+              <w:t>3,348</w:t>
             </w:r>
           </w:p>
         </w:tc>
@@ -16675,7 +17471,7 @@
                 <w:i w:val="0"/>
                 <w:sz w:val="12"/>
               </w:rPr>
-              <w:t>96.0</w:t>
+              <w:t>3,348</w:t>
             </w:r>
           </w:p>
         </w:tc>
@@ -16717,7 +17513,7 @@
                 <w:i w:val="0"/>
                 <w:sz w:val="12"/>
               </w:rPr>
-              <w:t>F-55</w:t>
+              <w:t>F-53</w:t>
             </w:r>
           </w:p>
         </w:tc>
@@ -16737,7 +17533,7 @@
                 <w:i w:val="0"/>
                 <w:sz w:val="12"/>
               </w:rPr>
-              <w:t>true</w:t>
+              <w:t>561,160</w:t>
             </w:r>
           </w:p>
         </w:tc>
@@ -16757,7 +17553,7 @@
                 <w:i w:val="0"/>
                 <w:sz w:val="12"/>
               </w:rPr>
-              <w:t>true</w:t>
+              <w:t>561,160</w:t>
             </w:r>
           </w:p>
         </w:tc>
@@ -16799,7 +17595,7 @@
                 <w:i w:val="0"/>
                 <w:sz w:val="12"/>
               </w:rPr>
-              <w:t>F-56</w:t>
+              <w:t>F-54</w:t>
             </w:r>
           </w:p>
         </w:tc>
@@ -16820,7 +17616,7 @@
                 <w:i w:val="0"/>
                 <w:sz w:val="12"/>
               </w:rPr>
-              <w:t>true</w:t>
+              <w:t>96.0</w:t>
             </w:r>
           </w:p>
         </w:tc>
@@ -16841,7 +17637,7 @@
                 <w:i w:val="0"/>
                 <w:sz w:val="12"/>
               </w:rPr>
-              <w:t>true</w:t>
+              <w:t>96.0</w:t>
             </w:r>
           </w:p>
         </w:tc>
@@ -16883,7 +17679,7 @@
                 <w:i w:val="0"/>
                 <w:sz w:val="12"/>
               </w:rPr>
-              <w:t>F-57</w:t>
+              <w:t>F-55</w:t>
             </w:r>
           </w:p>
         </w:tc>
@@ -16903,7 +17699,7 @@
                 <w:i w:val="0"/>
                 <w:sz w:val="12"/>
               </w:rPr>
-              <w:t>77.7</w:t>
+              <w:t>true</w:t>
             </w:r>
           </w:p>
         </w:tc>
@@ -16923,7 +17719,7 @@
                 <w:i w:val="0"/>
                 <w:sz w:val="12"/>
               </w:rPr>
-              <w:t>77.7</w:t>
+              <w:t>true</w:t>
             </w:r>
           </w:p>
         </w:tc>
@@ -16965,7 +17761,7 @@
                 <w:i w:val="0"/>
                 <w:sz w:val="12"/>
               </w:rPr>
-              <w:t>F-58</w:t>
+              <w:t>F-56</w:t>
             </w:r>
           </w:p>
         </w:tc>
@@ -16986,7 +17782,7 @@
                 <w:i w:val="0"/>
                 <w:sz w:val="12"/>
               </w:rPr>
-              <w:t>-17.6</w:t>
+              <w:t>true</w:t>
             </w:r>
           </w:p>
         </w:tc>
@@ -17007,7 +17803,7 @@
                 <w:i w:val="0"/>
                 <w:sz w:val="12"/>
               </w:rPr>
-              <w:t>-17.6</w:t>
+              <w:t>true</w:t>
             </w:r>
           </w:p>
         </w:tc>
@@ -17049,7 +17845,7 @@
                 <w:i w:val="0"/>
                 <w:sz w:val="12"/>
               </w:rPr>
-              <w:t>F-59</w:t>
+              <w:t>F-57</w:t>
             </w:r>
           </w:p>
         </w:tc>
@@ -17069,7 +17865,7 @@
                 <w:i w:val="0"/>
                 <w:sz w:val="12"/>
               </w:rPr>
-              <w:t>9.73 8.02</w:t>
+              <w:t>77.7</w:t>
             </w:r>
           </w:p>
         </w:tc>
@@ -17089,7 +17885,7 @@
                 <w:i w:val="0"/>
                 <w:sz w:val="12"/>
               </w:rPr>
-              <w:t>9.73 8.02</w:t>
+              <w:t>77.7</w:t>
             </w:r>
           </w:p>
         </w:tc>
@@ -17131,7 +17927,7 @@
                 <w:i w:val="0"/>
                 <w:sz w:val="12"/>
               </w:rPr>
-              <w:t>F-60</w:t>
+              <w:t>F-58</w:t>
             </w:r>
           </w:p>
         </w:tc>
@@ -17152,7 +17948,7 @@
                 <w:i w:val="0"/>
                 <w:sz w:val="12"/>
               </w:rPr>
-              <w:t>98.9% · rule of thumb 76.9%</w:t>
+              <w:t>-17.6</w:t>
             </w:r>
           </w:p>
         </w:tc>
@@ -17173,7 +17969,7 @@
                 <w:i w:val="0"/>
                 <w:sz w:val="12"/>
               </w:rPr>
-              <w:t>-</w:t>
+              <w:t>-17.6</w:t>
             </w:r>
           </w:p>
         </w:tc>
@@ -17193,7 +17989,7 @@
                 <w:i w:val="0"/>
                 <w:sz w:val="15"/>
               </w:rPr>
-              <w:t>manual</w:t>
+              <w:t>✓ pass</w:t>
             </w:r>
           </w:p>
         </w:tc>
@@ -17215,7 +18011,7 @@
                 <w:i w:val="0"/>
                 <w:sz w:val="12"/>
               </w:rPr>
-              <w:t>F-61</w:t>
+              <w:t>F-59</w:t>
             </w:r>
           </w:p>
         </w:tc>
@@ -17235,7 +18031,7 @@
                 <w:i w:val="0"/>
                 <w:sz w:val="12"/>
               </w:rPr>
-              <w:t>-6.4</w:t>
+              <w:t>9.73 8.02</w:t>
             </w:r>
           </w:p>
         </w:tc>
@@ -17255,7 +18051,7 @@
                 <w:i w:val="0"/>
                 <w:sz w:val="12"/>
               </w:rPr>
-              <w:t>-6.4</w:t>
+              <w:t>9.73 8.02</w:t>
             </w:r>
           </w:p>
         </w:tc>
@@ -17297,7 +18093,7 @@
                 <w:i w:val="0"/>
                 <w:sz w:val="12"/>
               </w:rPr>
-              <w:t>F-62</w:t>
+              <w:t>F-60</w:t>
             </w:r>
           </w:p>
         </w:tc>
@@ -17318,7 +18114,7 @@
                 <w:i w:val="0"/>
                 <w:sz w:val="12"/>
               </w:rPr>
-              <w:t>14.57 12.74</w:t>
+              <w:t>98.9% · rule of thumb 76.9%</w:t>
             </w:r>
           </w:p>
         </w:tc>
@@ -17339,7 +18135,7 @@
                 <w:i w:val="0"/>
                 <w:sz w:val="12"/>
               </w:rPr>
-              <w:t>14.57 12.74</w:t>
+              <w:t>-</w:t>
             </w:r>
           </w:p>
         </w:tc>
@@ -17359,7 +18155,7 @@
                 <w:i w:val="0"/>
                 <w:sz w:val="15"/>
               </w:rPr>
-              <w:t>✓ pass</w:t>
+              <w:t>manual</w:t>
             </w:r>
           </w:p>
         </w:tc>
@@ -17381,7 +18177,7 @@
                 <w:i w:val="0"/>
                 <w:sz w:val="12"/>
               </w:rPr>
-              <w:t>F-63</w:t>
+              <w:t>F-61</w:t>
             </w:r>
           </w:p>
         </w:tc>
@@ -17401,7 +18197,7 @@
                 <w:i w:val="0"/>
                 <w:sz w:val="12"/>
               </w:rPr>
-              <w:t>8.5</w:t>
+              <w:t>-6.4</w:t>
             </w:r>
           </w:p>
         </w:tc>
@@ -17421,7 +18217,7 @@
                 <w:i w:val="0"/>
                 <w:sz w:val="12"/>
               </w:rPr>
-              <w:t>8.5</w:t>
+              <w:t>-6.4</w:t>
             </w:r>
           </w:p>
         </w:tc>
@@ -17463,7 +18259,7 @@
                 <w:i w:val="0"/>
                 <w:sz w:val="12"/>
               </w:rPr>
-              <w:t>F-64</w:t>
+              <w:t>F-62</w:t>
             </w:r>
           </w:p>
         </w:tc>
@@ -17484,7 +18280,7 @@
                 <w:i w:val="0"/>
                 <w:sz w:val="12"/>
               </w:rPr>
-              <w:t>43.9</w:t>
+              <w:t>14.57 12.74</w:t>
             </w:r>
           </w:p>
         </w:tc>
@@ -17505,7 +18301,7 @@
                 <w:i w:val="0"/>
                 <w:sz w:val="12"/>
               </w:rPr>
-              <w:t>43.9</w:t>
+              <w:t>14.57 12.74</w:t>
             </w:r>
           </w:p>
         </w:tc>
@@ -17547,7 +18343,7 @@
                 <w:i w:val="0"/>
                 <w:sz w:val="12"/>
               </w:rPr>
-              <w:t>F-65</w:t>
+              <w:t>F-63</w:t>
             </w:r>
           </w:p>
         </w:tc>
@@ -17567,7 +18363,7 @@
                 <w:i w:val="0"/>
                 <w:sz w:val="12"/>
               </w:rPr>
-              <w:t>612</w:t>
+              <w:t>8.5</w:t>
             </w:r>
           </w:p>
         </w:tc>
@@ -17587,7 +18383,7 @@
                 <w:i w:val="0"/>
                 <w:sz w:val="12"/>
               </w:rPr>
-              <w:t>612</w:t>
+              <w:t>8.5</w:t>
             </w:r>
           </w:p>
         </w:tc>
@@ -17629,7 +18425,7 @@
                 <w:i w:val="0"/>
                 <w:sz w:val="12"/>
               </w:rPr>
-              <w:t>F-66</w:t>
+              <w:t>F-64</w:t>
             </w:r>
           </w:p>
         </w:tc>
@@ -17650,7 +18446,7 @@
                 <w:i w:val="0"/>
                 <w:sz w:val="12"/>
               </w:rPr>
-              <w:t>754,577</w:t>
+              <w:t>43.9</w:t>
             </w:r>
           </w:p>
         </w:tc>
@@ -17671,7 +18467,7 @@
                 <w:i w:val="0"/>
                 <w:sz w:val="12"/>
               </w:rPr>
-              <w:t>754,577</w:t>
+              <w:t>43.9</w:t>
             </w:r>
           </w:p>
         </w:tc>
@@ -17713,7 +18509,7 @@
                 <w:i w:val="0"/>
                 <w:sz w:val="12"/>
               </w:rPr>
-              <w:t>F-67</w:t>
+              <w:t>F-65</w:t>
             </w:r>
           </w:p>
         </w:tc>
@@ -17733,7 +18529,7 @@
                 <w:i w:val="0"/>
                 <w:sz w:val="12"/>
               </w:rPr>
-              <w:t>8.6</w:t>
+              <w:t>612</w:t>
             </w:r>
           </w:p>
         </w:tc>
@@ -17753,7 +18549,7 @@
                 <w:i w:val="0"/>
                 <w:sz w:val="12"/>
               </w:rPr>
-              <w:t>8.6</w:t>
+              <w:t>612</w:t>
             </w:r>
           </w:p>
         </w:tc>
@@ -17795,7 +18591,7 @@
                 <w:i w:val="0"/>
                 <w:sz w:val="12"/>
               </w:rPr>
-              <w:t>F-68</w:t>
+              <w:t>F-66</w:t>
             </w:r>
           </w:p>
         </w:tc>
@@ -17816,7 +18612,7 @@
                 <w:i w:val="0"/>
                 <w:sz w:val="12"/>
               </w:rPr>
-              <w:t>-7.2</w:t>
+              <w:t>754,577</w:t>
             </w:r>
           </w:p>
         </w:tc>
@@ -17837,7 +18633,7 @@
                 <w:i w:val="0"/>
                 <w:sz w:val="12"/>
               </w:rPr>
-              <w:t>-7.2</w:t>
+              <w:t>754,577</w:t>
             </w:r>
           </w:p>
         </w:tc>
@@ -17879,7 +18675,7 @@
                 <w:i w:val="0"/>
                 <w:sz w:val="12"/>
               </w:rPr>
-              <w:t>F-69</w:t>
+              <w:t>F-67</w:t>
             </w:r>
           </w:p>
         </w:tc>
@@ -17899,7 +18695,7 @@
                 <w:i w:val="0"/>
                 <w:sz w:val="12"/>
               </w:rPr>
-              <w:t>11.6</w:t>
+              <w:t>8.6</w:t>
             </w:r>
           </w:p>
         </w:tc>
@@ -17919,7 +18715,7 @@
                 <w:i w:val="0"/>
                 <w:sz w:val="12"/>
               </w:rPr>
-              <w:t>11.6</w:t>
+              <w:t>8.6</w:t>
             </w:r>
           </w:p>
         </w:tc>
@@ -17961,7 +18757,7 @@
                 <w:i w:val="0"/>
                 <w:sz w:val="12"/>
               </w:rPr>
-              <w:t>F-70</w:t>
+              <w:t>F-69</w:t>
             </w:r>
           </w:p>
         </w:tc>
@@ -17982,7 +18778,7 @@
                 <w:i w:val="0"/>
                 <w:sz w:val="12"/>
               </w:rPr>
-              <w:t>-11.6</w:t>
+              <w:t>11.6</w:t>
             </w:r>
           </w:p>
         </w:tc>
@@ -18003,7 +18799,7 @@
                 <w:i w:val="0"/>
                 <w:sz w:val="12"/>
               </w:rPr>
-              <w:t>-11.6</w:t>
+              <w:t>11.6</w:t>
             </w:r>
           </w:p>
         </w:tc>
@@ -18045,7 +18841,7 @@
                 <w:i w:val="0"/>
                 <w:sz w:val="12"/>
               </w:rPr>
-              <w:t>F-71</w:t>
+              <w:t>F-70</w:t>
             </w:r>
           </w:p>
         </w:tc>
@@ -18065,7 +18861,7 @@
                 <w:i w:val="0"/>
                 <w:sz w:val="12"/>
               </w:rPr>
-              <w:t>7.5</w:t>
+              <w:t>-11.6</w:t>
             </w:r>
           </w:p>
         </w:tc>
@@ -18085,7 +18881,7 @@
                 <w:i w:val="0"/>
                 <w:sz w:val="12"/>
               </w:rPr>
-              <w:t>7.5</w:t>
+              <w:t>-11.6</w:t>
             </w:r>
           </w:p>
         </w:tc>
@@ -18127,7 +18923,7 @@
                 <w:i w:val="0"/>
                 <w:sz w:val="12"/>
               </w:rPr>
-              <w:t>F-72</w:t>
+              <w:t>F-75</w:t>
             </w:r>
           </w:p>
         </w:tc>
@@ -18148,7 +18944,7 @@
                 <w:i w:val="0"/>
                 <w:sz w:val="12"/>
               </w:rPr>
-              <w:t>6</w:t>
+              <w:t>true</w:t>
             </w:r>
           </w:p>
         </w:tc>
@@ -18169,7 +18965,7 @@
                 <w:i w:val="0"/>
                 <w:sz w:val="12"/>
               </w:rPr>
-              <w:t>6</w:t>
+              <w:t>true</w:t>
             </w:r>
           </w:p>
         </w:tc>
@@ -18211,7 +19007,7 @@
                 <w:i w:val="0"/>
                 <w:sz w:val="12"/>
               </w:rPr>
-              <w:t>F-73</w:t>
+              <w:t>F-76</w:t>
             </w:r>
           </w:p>
         </w:tc>
@@ -18231,7 +19027,7 @@
                 <w:i w:val="0"/>
                 <w:sz w:val="12"/>
               </w:rPr>
-              <w:t>true</w:t>
+              <w:t>9.7</w:t>
             </w:r>
           </w:p>
         </w:tc>
@@ -18251,7 +19047,7 @@
                 <w:i w:val="0"/>
                 <w:sz w:val="12"/>
               </w:rPr>
-              <w:t>true</w:t>
+              <w:t>9.7</w:t>
             </w:r>
           </w:p>
         </w:tc>
@@ -18293,6 +19089,422 @@
                 <w:i w:val="0"/>
                 <w:sz w:val="12"/>
               </w:rPr>
+              <w:t>F-77</w:t>
+            </w:r>
+          </w:p>
+        </w:tc>
+        <w:tc>
+          <w:tcPr>
+            <w:tcW w:type="dxa" w:w="3628"/>
+            <w:shd w:val="clear" w:color="auto" w:fill="F3F4F6"/>
+          </w:tcPr>
+          <w:p>
+            <w:pPr>
+              <w:spacing w:after="0"/>
+            </w:pPr>
+            <w:r/>
+            <w:r>
+              <w:rPr>
+                <w:rFonts w:ascii="JetBrains Mono" w:hAnsi="JetBrains Mono" w:eastAsia="JetBrains Mono"/>
+                <w:b w:val="0"/>
+                <w:i w:val="0"/>
+                <w:sz w:val="12"/>
+              </w:rPr>
+              <w:t>3.9</w:t>
+            </w:r>
+          </w:p>
+        </w:tc>
+        <w:tc>
+          <w:tcPr>
+            <w:tcW w:type="dxa" w:w="3628"/>
+            <w:shd w:val="clear" w:color="auto" w:fill="F3F4F6"/>
+          </w:tcPr>
+          <w:p>
+            <w:pPr>
+              <w:spacing w:after="0"/>
+            </w:pPr>
+            <w:r/>
+            <w:r>
+              <w:rPr>
+                <w:rFonts w:ascii="JetBrains Mono" w:hAnsi="JetBrains Mono" w:eastAsia="JetBrains Mono"/>
+                <w:b w:val="0"/>
+                <w:i w:val="0"/>
+                <w:sz w:val="12"/>
+              </w:rPr>
+              <w:t>3.9</w:t>
+            </w:r>
+          </w:p>
+        </w:tc>
+        <w:tc>
+          <w:tcPr>
+            <w:tcW w:type="dxa" w:w="1814"/>
+            <w:shd w:val="clear" w:color="auto" w:fill="F3F4F6"/>
+          </w:tcPr>
+          <w:p>
+            <w:pPr>
+              <w:spacing w:after="0"/>
+            </w:pPr>
+            <w:r/>
+            <w:r>
+              <w:rPr>
+                <w:b w:val="0"/>
+                <w:i w:val="0"/>
+                <w:sz w:val="15"/>
+              </w:rPr>
+              <w:t>✓ pass</w:t>
+            </w:r>
+          </w:p>
+        </w:tc>
+      </w:tr>
+      <w:tr>
+        <w:tc>
+          <w:tcPr>
+            <w:tcW w:type="dxa" w:w="794"/>
+          </w:tcPr>
+          <w:p>
+            <w:pPr>
+              <w:spacing w:after="0"/>
+            </w:pPr>
+            <w:r/>
+            <w:r>
+              <w:rPr>
+                <w:rFonts w:ascii="JetBrains Mono" w:hAnsi="JetBrains Mono" w:eastAsia="JetBrains Mono"/>
+                <w:b w:val="0"/>
+                <w:i w:val="0"/>
+                <w:sz w:val="12"/>
+              </w:rPr>
+              <w:t>F-78</w:t>
+            </w:r>
+          </w:p>
+        </w:tc>
+        <w:tc>
+          <w:tcPr>
+            <w:tcW w:type="dxa" w:w="3628"/>
+          </w:tcPr>
+          <w:p>
+            <w:pPr>
+              <w:spacing w:after="0"/>
+            </w:pPr>
+            <w:r/>
+            <w:r>
+              <w:rPr>
+                <w:rFonts w:ascii="JetBrains Mono" w:hAnsi="JetBrains Mono" w:eastAsia="JetBrains Mono"/>
+                <w:b w:val="0"/>
+                <w:i w:val="0"/>
+                <w:sz w:val="12"/>
+              </w:rPr>
+              <w:t>9.11 10.04</w:t>
+            </w:r>
+          </w:p>
+        </w:tc>
+        <w:tc>
+          <w:tcPr>
+            <w:tcW w:type="dxa" w:w="3628"/>
+          </w:tcPr>
+          <w:p>
+            <w:pPr>
+              <w:spacing w:after="0"/>
+            </w:pPr>
+            <w:r/>
+            <w:r>
+              <w:rPr>
+                <w:rFonts w:ascii="JetBrains Mono" w:hAnsi="JetBrains Mono" w:eastAsia="JetBrains Mono"/>
+                <w:b w:val="0"/>
+                <w:i w:val="0"/>
+                <w:sz w:val="12"/>
+              </w:rPr>
+              <w:t>9.11 10.04</w:t>
+            </w:r>
+          </w:p>
+        </w:tc>
+        <w:tc>
+          <w:tcPr>
+            <w:tcW w:type="dxa" w:w="1814"/>
+          </w:tcPr>
+          <w:p>
+            <w:pPr>
+              <w:spacing w:after="0"/>
+            </w:pPr>
+            <w:r/>
+            <w:r>
+              <w:rPr>
+                <w:b w:val="0"/>
+                <w:i w:val="0"/>
+                <w:sz w:val="15"/>
+              </w:rPr>
+              <w:t>✓ pass</w:t>
+            </w:r>
+          </w:p>
+        </w:tc>
+      </w:tr>
+      <w:tr>
+        <w:tc>
+          <w:tcPr>
+            <w:tcW w:type="dxa" w:w="794"/>
+            <w:shd w:val="clear" w:color="auto" w:fill="F3F4F6"/>
+          </w:tcPr>
+          <w:p>
+            <w:pPr>
+              <w:spacing w:after="0"/>
+            </w:pPr>
+            <w:r/>
+            <w:r>
+              <w:rPr>
+                <w:rFonts w:ascii="JetBrains Mono" w:hAnsi="JetBrains Mono" w:eastAsia="JetBrains Mono"/>
+                <w:b w:val="0"/>
+                <w:i w:val="0"/>
+                <w:sz w:val="12"/>
+              </w:rPr>
+              <w:t>F-79</w:t>
+            </w:r>
+          </w:p>
+        </w:tc>
+        <w:tc>
+          <w:tcPr>
+            <w:tcW w:type="dxa" w:w="3628"/>
+            <w:shd w:val="clear" w:color="auto" w:fill="F3F4F6"/>
+          </w:tcPr>
+          <w:p>
+            <w:pPr>
+              <w:spacing w:after="0"/>
+            </w:pPr>
+            <w:r/>
+            <w:r>
+              <w:rPr>
+                <w:rFonts w:ascii="JetBrains Mono" w:hAnsi="JetBrains Mono" w:eastAsia="JetBrains Mono"/>
+                <w:b w:val="0"/>
+                <w:i w:val="0"/>
+                <w:sz w:val="12"/>
+              </w:rPr>
+              <w:t>88.0</w:t>
+            </w:r>
+          </w:p>
+        </w:tc>
+        <w:tc>
+          <w:tcPr>
+            <w:tcW w:type="dxa" w:w="3628"/>
+            <w:shd w:val="clear" w:color="auto" w:fill="F3F4F6"/>
+          </w:tcPr>
+          <w:p>
+            <w:pPr>
+              <w:spacing w:after="0"/>
+            </w:pPr>
+            <w:r/>
+            <w:r>
+              <w:rPr>
+                <w:rFonts w:ascii="JetBrains Mono" w:hAnsi="JetBrains Mono" w:eastAsia="JetBrains Mono"/>
+                <w:b w:val="0"/>
+                <w:i w:val="0"/>
+                <w:sz w:val="12"/>
+              </w:rPr>
+              <w:t>88.0</w:t>
+            </w:r>
+          </w:p>
+        </w:tc>
+        <w:tc>
+          <w:tcPr>
+            <w:tcW w:type="dxa" w:w="1814"/>
+            <w:shd w:val="clear" w:color="auto" w:fill="F3F4F6"/>
+          </w:tcPr>
+          <w:p>
+            <w:pPr>
+              <w:spacing w:after="0"/>
+            </w:pPr>
+            <w:r/>
+            <w:r>
+              <w:rPr>
+                <w:b w:val="0"/>
+                <w:i w:val="0"/>
+                <w:sz w:val="15"/>
+              </w:rPr>
+              <w:t>✓ pass</w:t>
+            </w:r>
+          </w:p>
+        </w:tc>
+      </w:tr>
+      <w:tr>
+        <w:tc>
+          <w:tcPr>
+            <w:tcW w:type="dxa" w:w="794"/>
+          </w:tcPr>
+          <w:p>
+            <w:pPr>
+              <w:spacing w:after="0"/>
+            </w:pPr>
+            <w:r/>
+            <w:r>
+              <w:rPr>
+                <w:rFonts w:ascii="JetBrains Mono" w:hAnsi="JetBrains Mono" w:eastAsia="JetBrains Mono"/>
+                <w:b w:val="0"/>
+                <w:i w:val="0"/>
+                <w:sz w:val="12"/>
+              </w:rPr>
+              <w:t>F-80</w:t>
+            </w:r>
+          </w:p>
+        </w:tc>
+        <w:tc>
+          <w:tcPr>
+            <w:tcW w:type="dxa" w:w="3628"/>
+          </w:tcPr>
+          <w:p>
+            <w:pPr>
+              <w:spacing w:after="0"/>
+            </w:pPr>
+            <w:r/>
+            <w:r>
+              <w:rPr>
+                <w:rFonts w:ascii="JetBrains Mono" w:hAnsi="JetBrains Mono" w:eastAsia="JetBrains Mono"/>
+                <w:b w:val="0"/>
+                <w:i w:val="0"/>
+                <w:sz w:val="12"/>
+              </w:rPr>
+              <w:t>true</w:t>
+            </w:r>
+          </w:p>
+        </w:tc>
+        <w:tc>
+          <w:tcPr>
+            <w:tcW w:type="dxa" w:w="3628"/>
+          </w:tcPr>
+          <w:p>
+            <w:pPr>
+              <w:spacing w:after="0"/>
+            </w:pPr>
+            <w:r/>
+            <w:r>
+              <w:rPr>
+                <w:rFonts w:ascii="JetBrains Mono" w:hAnsi="JetBrains Mono" w:eastAsia="JetBrains Mono"/>
+                <w:b w:val="0"/>
+                <w:i w:val="0"/>
+                <w:sz w:val="12"/>
+              </w:rPr>
+              <w:t>true</w:t>
+            </w:r>
+          </w:p>
+        </w:tc>
+        <w:tc>
+          <w:tcPr>
+            <w:tcW w:type="dxa" w:w="1814"/>
+          </w:tcPr>
+          <w:p>
+            <w:pPr>
+              <w:spacing w:after="0"/>
+            </w:pPr>
+            <w:r/>
+            <w:r>
+              <w:rPr>
+                <w:b w:val="0"/>
+                <w:i w:val="0"/>
+                <w:sz w:val="15"/>
+              </w:rPr>
+              <w:t>✓ pass</w:t>
+            </w:r>
+          </w:p>
+        </w:tc>
+      </w:tr>
+      <w:tr>
+        <w:tc>
+          <w:tcPr>
+            <w:tcW w:type="dxa" w:w="794"/>
+            <w:shd w:val="clear" w:color="auto" w:fill="F3F4F6"/>
+          </w:tcPr>
+          <w:p>
+            <w:pPr>
+              <w:spacing w:after="0"/>
+            </w:pPr>
+            <w:r/>
+            <w:r>
+              <w:rPr>
+                <w:rFonts w:ascii="JetBrains Mono" w:hAnsi="JetBrains Mono" w:eastAsia="JetBrains Mono"/>
+                <w:b w:val="0"/>
+                <w:i w:val="0"/>
+                <w:sz w:val="12"/>
+              </w:rPr>
+              <w:t>F-73</w:t>
+            </w:r>
+          </w:p>
+        </w:tc>
+        <w:tc>
+          <w:tcPr>
+            <w:tcW w:type="dxa" w:w="3628"/>
+            <w:shd w:val="clear" w:color="auto" w:fill="F3F4F6"/>
+          </w:tcPr>
+          <w:p>
+            <w:pPr>
+              <w:spacing w:after="0"/>
+            </w:pPr>
+            <w:r/>
+            <w:r>
+              <w:rPr>
+                <w:rFonts w:ascii="JetBrains Mono" w:hAnsi="JetBrains Mono" w:eastAsia="JetBrains Mono"/>
+                <w:b w:val="0"/>
+                <w:i w:val="0"/>
+                <w:sz w:val="12"/>
+              </w:rPr>
+              <w:t>true</w:t>
+            </w:r>
+          </w:p>
+        </w:tc>
+        <w:tc>
+          <w:tcPr>
+            <w:tcW w:type="dxa" w:w="3628"/>
+            <w:shd w:val="clear" w:color="auto" w:fill="F3F4F6"/>
+          </w:tcPr>
+          <w:p>
+            <w:pPr>
+              <w:spacing w:after="0"/>
+            </w:pPr>
+            <w:r/>
+            <w:r>
+              <w:rPr>
+                <w:rFonts w:ascii="JetBrains Mono" w:hAnsi="JetBrains Mono" w:eastAsia="JetBrains Mono"/>
+                <w:b w:val="0"/>
+                <w:i w:val="0"/>
+                <w:sz w:val="12"/>
+              </w:rPr>
+              <w:t>true</w:t>
+            </w:r>
+          </w:p>
+        </w:tc>
+        <w:tc>
+          <w:tcPr>
+            <w:tcW w:type="dxa" w:w="1814"/>
+            <w:shd w:val="clear" w:color="auto" w:fill="F3F4F6"/>
+          </w:tcPr>
+          <w:p>
+            <w:pPr>
+              <w:spacing w:after="0"/>
+            </w:pPr>
+            <w:r/>
+            <w:r>
+              <w:rPr>
+                <w:b w:val="0"/>
+                <w:i w:val="0"/>
+                <w:sz w:val="15"/>
+              </w:rPr>
+              <w:t>✓ pass</w:t>
+            </w:r>
+          </w:p>
+        </w:tc>
+      </w:tr>
+      <w:tr>
+        <w:tc>
+          <w:tcPr>
+            <w:tcW w:type="dxa" w:w="794"/>
+          </w:tcPr>
+          <w:p>
+            <w:pPr>
+              <w:spacing w:after="0"/>
+            </w:pPr>
+            <w:r/>
+            <w:r>
+              <w:rPr>
+                <w:rFonts w:ascii="JetBrains Mono" w:hAnsi="JetBrains Mono" w:eastAsia="JetBrains Mono"/>
+                <w:b w:val="0"/>
+                <w:i w:val="0"/>
+                <w:sz w:val="12"/>
+              </w:rPr>
               <w:t>F-74</w:t>
             </w:r>
           </w:p>
@@ -18300,7 +19512,6 @@
         <w:tc>
           <w:tcPr>
             <w:tcW w:type="dxa" w:w="3628"/>
-            <w:shd w:val="clear" w:color="auto" w:fill="F3F4F6"/>
           </w:tcPr>
           <w:p>
             <w:pPr>
@@ -18321,7 +19532,6 @@
         <w:tc>
           <w:tcPr>
             <w:tcW w:type="dxa" w:w="3628"/>
-            <w:shd w:val="clear" w:color="auto" w:fill="F3F4F6"/>
           </w:tcPr>
           <w:p>
             <w:pPr>
@@ -18342,7 +19552,6 @@
         <w:tc>
           <w:tcPr>
             <w:tcW w:type="dxa" w:w="1814"/>
-            <w:shd w:val="clear" w:color="auto" w:fill="F3F4F6"/>
           </w:tcPr>
           <w:p>
             <w:pPr>
@@ -18677,7 +19886,7 @@
                 <w:i w:val="0"/>
                 <w:sz w:val="15"/>
               </w:rPr>
-              <w:t>F-11, F-12, F-13, F-14, F-29, F-36, F-37, F-38, F-41, F-42, F-43, F-44, F-45, F-46, F-47, F-48, F-50, F-51, F-52, F-53, F-54, F-58, F-59, F-61, F-62, F-72</w:t>
+              <w:t>F-11, F-12, F-13, F-14, F-29, F-36, F-37, F-38, F-41, F-42, F-43, F-44, F-45, F-46, F-47, F-48, F-50, F-51, F-52, F-53, F-54, F-58, F-59, F-61, F-62</w:t>
             </w:r>
           </w:p>
         </w:tc>
@@ -18777,7 +19986,7 @@
                 <w:i w:val="0"/>
                 <w:sz w:val="15"/>
               </w:rPr>
-              <w:t>F-06, F-12, F-13, F-36, F-37, F-38, F-39, F-41, F-42, F-44, F-45, F-50, F-54, F-58, F-60, F-72</w:t>
+              <w:t>F-06, F-12, F-13, F-36, F-37, F-38, F-39, F-41, F-42, F-44, F-45, F-50, F-54, F-58, F-60</w:t>
             </w:r>
           </w:p>
         </w:tc>
@@ -18980,7 +20189,7 @@
                 <w:i w:val="0"/>
                 <w:sz w:val="15"/>
               </w:rPr>
-              <w:t>F-12, F-13, F-36, F-37, F-38, F-39, F-41, F-42, F-43, F-44, F-45, F-46, F-48, F-50, F-54, F-58, F-60, F-72</w:t>
+              <w:t>F-12, F-13, F-36, F-37, F-38, F-39, F-41, F-42, F-43, F-44, F-45, F-46, F-48, F-50, F-54, F-58, F-60</w:t>
             </w:r>
           </w:p>
         </w:tc>
@@ -19083,7 +20292,7 @@
                 <w:i w:val="0"/>
                 <w:sz w:val="15"/>
               </w:rPr>
-              <w:t>F-03, F-04, F-50, F-51, F-52, F-56, F-72</w:t>
+              <w:t>F-03, F-04, F-50, F-51, F-52, F-56</w:t>
             </w:r>
           </w:p>
         </w:tc>
@@ -19103,7 +20312,7 @@
                 <w:i w:val="0"/>
                 <w:sz w:val="15"/>
               </w:rPr>
-              <w:t>slides 02, 05, 06, 07, 08, 09</w:t>
+              <w:t>slides 02, 05, 06, 07, 08</w:t>
             </w:r>
           </w:p>
         </w:tc>
@@ -19286,7 +20495,7 @@
                 <w:i w:val="0"/>
                 <w:sz w:val="15"/>
               </w:rPr>
-              <w:t>F-19, F-63, F-64, F-67, F-68, F-69, F-70, F-71</w:t>
+              <w:t>F-19, F-63, F-64, F-67, F-69, F-70, F-75, F-76, F-77, F-78, F-79</w:t>
             </w:r>
           </w:p>
         </w:tc>
@@ -19489,7 +20698,7 @@
                 <w:i w:val="0"/>
                 <w:sz w:val="15"/>
               </w:rPr>
-              <w:t>F-41, F-42, F-43, F-44, F-45, F-46, F-47, F-48, F-56</w:t>
+              <w:t>F-41, F-42, F-43, F-44, F-45, F-46, F-47, F-48, F-56, F-75, F-76, F-77</w:t>
             </w:r>
           </w:p>
         </w:tc>
@@ -19509,7 +20718,7 @@
                 <w:i w:val="0"/>
                 <w:sz w:val="15"/>
               </w:rPr>
-              <w:t>slides 06, 07</w:t>
+              <w:t>slides 06, 07, 09</w:t>
             </w:r>
           </w:p>
         </w:tc>
@@ -19957,6 +21166,21 @@
           <w:color w:val="4B5563"/>
           <w:sz w:val="18"/>
         </w:rPr>
+        <w:t>Who staffs delivery riders for busy seasons, and the four problems they run into.</w:t>
+      </w:r>
+    </w:p>
+    <w:p>
+      <w:pPr>
+        <w:spacing w:after="20"/>
+        <w:ind w:left="283"/>
+      </w:pPr>
+      <w:r>
+        <w:rPr>
+          <w:b w:val="0"/>
+          <w:i w:val="0"/>
+          <w:color w:val="4B5563"/>
+          <w:sz w:val="18"/>
+        </w:rPr>
         <w:t>WHO LIVES WITH THIS · Grocery &amp; quick commerce · Food delivery platforms · Courier &amp; last-mile fleets</w:t>
       </w:r>
     </w:p>
@@ -20465,7 +21689,7 @@
           <w:color w:val="4B5563"/>
           <w:sz w:val="18"/>
         </w:rPr>
-        <w:t xml:space="preserve">6.8-11.6 s · composition </w:t>
+        <w:t xml:space="preserve">6.8-12.0 s · composition </w:t>
       </w:r>
       <w:r>
         <w:rPr>
@@ -20556,6 +21780,21 @@
           <w:color w:val="4B5563"/>
           <w:sz w:val="18"/>
         </w:rPr>
+        <w:t>The project in one line: grocery hubs that must book delivery riders before the peak arrives.</w:t>
+      </w:r>
+    </w:p>
+    <w:p>
+      <w:pPr>
+        <w:spacing w:after="20"/>
+        <w:ind w:left="283"/>
+      </w:pPr>
+      <w:r>
+        <w:rPr>
+          <w:b w:val="0"/>
+          <w:i w:val="0"/>
+          <w:color w:val="4B5563"/>
+          <w:sz w:val="18"/>
+        </w:rPr>
         <w:t>12 hubs, 3 cities. Sale day: 4.2× the orders. Riders booked weeks before.</w:t>
       </w:r>
     </w:p>
@@ -20571,7 +21810,22 @@
           <w:color w:val="4B5563"/>
           <w:sz w:val="18"/>
         </w:rPr>
-        <w:t>delivered within 60 minutes · busiest hour 3.9× a normal peak · Ramadan moves ~11 days a year</w:t>
+        <w:t>51 peak days planned · busiest hour 3.9× a normal peak · Ramadan moves ~11 days a year</w:t>
+      </w:r>
+    </w:p>
+    <w:p>
+      <w:pPr>
+        <w:spacing w:after="20"/>
+        <w:ind w:left="283"/>
+      </w:pPr>
+      <w:r>
+        <w:rPr>
+          <w:b w:val="0"/>
+          <w:i w:val="0"/>
+          <w:color w:val="4B5563"/>
+          <w:sz w:val="18"/>
+        </w:rPr>
+        <w:t>Peak = Ramadan, Eid and a November mega-sale. On time = delivered within 60 minutes of the order.</w:t>
       </w:r>
     </w:p>
     <w:p>
@@ -21075,7 +22329,7 @@
                 <w:i w:val="0"/>
                 <w:sz w:val="15"/>
               </w:rPr>
-              <w:t>delivered within 60 minutes / promise 60 min</w:t>
+              <w:t>On time = delivered within 60 minutes of the order / promise 60 min</w:t>
             </w:r>
           </w:p>
         </w:tc>
@@ -21344,6 +22598,225 @@
                 <w:sz w:val="15"/>
               </w:rPr>
               <w:t>mean shift between consecutive years = (12 + 10 + 11) / 3 = 11 days</w:t>
+            </w:r>
+          </w:p>
+        </w:tc>
+        <w:tc>
+          <w:tcPr>
+            <w:tcW w:type="dxa" w:w="850"/>
+            <w:shd w:val="clear" w:color="auto" w:fill="F3F4F6"/>
+          </w:tcPr>
+          <w:p>
+            <w:pPr>
+              <w:spacing w:after="0"/>
+            </w:pPr>
+            <w:r/>
+            <w:r>
+              <w:rPr>
+                <w:b w:val="0"/>
+                <w:i w:val="0"/>
+                <w:sz w:val="15"/>
+              </w:rPr>
+              <w:t>✓</w:t>
+            </w:r>
+          </w:p>
+        </w:tc>
+      </w:tr>
+      <w:tr>
+        <w:tc>
+          <w:tcPr>
+            <w:tcW w:type="dxa" w:w="624"/>
+          </w:tcPr>
+          <w:p>
+            <w:pPr>
+              <w:spacing w:after="0"/>
+            </w:pPr>
+            <w:r/>
+            <w:r>
+              <w:rPr>
+                <w:rFonts w:ascii="JetBrains Mono" w:hAnsi="JetBrains Mono" w:eastAsia="JetBrains Mono"/>
+                <w:b w:val="0"/>
+                <w:i w:val="0"/>
+                <w:sz w:val="12"/>
+              </w:rPr>
+              <w:t>F-81</w:t>
+            </w:r>
+          </w:p>
+        </w:tc>
+        <w:tc>
+          <w:tcPr>
+            <w:tcW w:type="dxa" w:w="1928"/>
+          </w:tcPr>
+          <w:p>
+            <w:pPr>
+              <w:spacing w:after="0"/>
+            </w:pPr>
+            <w:r/>
+            <w:r>
+              <w:rPr>
+                <w:b w:val="0"/>
+                <w:i w:val="0"/>
+                <w:sz w:val="15"/>
+              </w:rPr>
+              <w:t>51 peak days planned</w:t>
+            </w:r>
+          </w:p>
+        </w:tc>
+        <w:tc>
+          <w:tcPr>
+            <w:tcW w:type="dxa" w:w="3402"/>
+          </w:tcPr>
+          <w:p>
+            <w:pPr>
+              <w:spacing w:after="0"/>
+            </w:pPr>
+            <w:r/>
+            <w:r>
+              <w:rPr>
+                <w:rFonts w:ascii="JetBrains Mono" w:hAnsi="JetBrains Mono" w:eastAsia="JetBrains Mono"/>
+                <w:b w:val="0"/>
+                <w:i w:val="0"/>
+                <w:sz w:val="12"/>
+              </w:rPr>
+              <w:t>results/hub_day.csv</w:t>
+            </w:r>
+            <w:r>
+              <w:rPr>
+                <w:b w:val="0"/>
+                <w:i w:val="0"/>
+                <w:sz w:val="15"/>
+              </w:rPr>
+              <w:t xml:space="preserve"> · distinct date</w:t>
+            </w:r>
+          </w:p>
+        </w:tc>
+        <w:tc>
+          <w:tcPr>
+            <w:tcW w:type="dxa" w:w="3061"/>
+          </w:tcPr>
+          <w:p>
+            <w:pPr>
+              <w:spacing w:after="0"/>
+            </w:pPr>
+            <w:r/>
+            <w:r>
+              <w:rPr>
+                <w:b w:val="0"/>
+                <w:i w:val="0"/>
+                <w:sz w:val="15"/>
+              </w:rPr>
+              <w:t>-</w:t>
+            </w:r>
+          </w:p>
+        </w:tc>
+        <w:tc>
+          <w:tcPr>
+            <w:tcW w:type="dxa" w:w="850"/>
+          </w:tcPr>
+          <w:p>
+            <w:pPr>
+              <w:spacing w:after="0"/>
+            </w:pPr>
+            <w:r/>
+            <w:r>
+              <w:rPr>
+                <w:b w:val="0"/>
+                <w:i w:val="0"/>
+                <w:sz w:val="15"/>
+              </w:rPr>
+              <w:t>✓</w:t>
+            </w:r>
+          </w:p>
+        </w:tc>
+      </w:tr>
+      <w:tr>
+        <w:tc>
+          <w:tcPr>
+            <w:tcW w:type="dxa" w:w="624"/>
+            <w:shd w:val="clear" w:color="auto" w:fill="F3F4F6"/>
+          </w:tcPr>
+          <w:p>
+            <w:pPr>
+              <w:spacing w:after="0"/>
+            </w:pPr>
+            <w:r/>
+            <w:r>
+              <w:rPr>
+                <w:rFonts w:ascii="JetBrains Mono" w:hAnsi="JetBrains Mono" w:eastAsia="JetBrains Mono"/>
+                <w:b w:val="0"/>
+                <w:i w:val="0"/>
+                <w:sz w:val="12"/>
+              </w:rPr>
+              <w:t>F-82</w:t>
+            </w:r>
+          </w:p>
+        </w:tc>
+        <w:tc>
+          <w:tcPr>
+            <w:tcW w:type="dxa" w:w="1928"/>
+            <w:shd w:val="clear" w:color="auto" w:fill="F3F4F6"/>
+          </w:tcPr>
+          <w:p>
+            <w:pPr>
+              <w:spacing w:after="0"/>
+            </w:pPr>
+            <w:r/>
+            <w:r>
+              <w:rPr>
+                <w:b w:val="0"/>
+                <w:i w:val="0"/>
+                <w:sz w:val="15"/>
+              </w:rPr>
+              <w:t>Peak = Ramadan, Eid and a November mega-sale</w:t>
+            </w:r>
+          </w:p>
+        </w:tc>
+        <w:tc>
+          <w:tcPr>
+            <w:tcW w:type="dxa" w:w="3402"/>
+            <w:shd w:val="clear" w:color="auto" w:fill="F3F4F6"/>
+          </w:tcPr>
+          <w:p>
+            <w:pPr>
+              <w:spacing w:after="0"/>
+            </w:pPr>
+            <w:r/>
+            <w:r>
+              <w:rPr>
+                <w:rFonts w:ascii="JetBrains Mono" w:hAnsi="JetBrains Mono" w:eastAsia="JetBrains Mono"/>
+                <w:b w:val="0"/>
+                <w:i w:val="0"/>
+                <w:sz w:val="12"/>
+              </w:rPr>
+              <w:t>src/peak_capacity/config.py (WINDOWS); README 'The result'</w:t>
+            </w:r>
+            <w:r>
+              <w:rPr>
+                <w:b w:val="0"/>
+                <w:i w:val="0"/>
+                <w:sz w:val="15"/>
+              </w:rPr>
+              <w:t xml:space="preserve"> · two windows</w:t>
+            </w:r>
+          </w:p>
+        </w:tc>
+        <w:tc>
+          <w:tcPr>
+            <w:tcW w:type="dxa" w:w="3061"/>
+            <w:shd w:val="clear" w:color="auto" w:fill="F3F4F6"/>
+          </w:tcPr>
+          <w:p>
+            <w:pPr>
+              <w:spacing w:after="0"/>
+            </w:pPr>
+            <w:r/>
+            <w:r>
+              <w:rPr>
+                <w:b w:val="0"/>
+                <w:i w:val="0"/>
+                <w:sz w:val="15"/>
+              </w:rPr>
+              <w:t>-</w:t>
             </w:r>
           </w:p>
         </w:tc>
@@ -21464,7 +22937,7 @@
           <w:color w:val="4B5563"/>
           <w:sz w:val="18"/>
         </w:rPr>
-        <w:t xml:space="preserve">11.3-19.3 s · composition </w:t>
+        <w:t xml:space="preserve">11.7-19.7 s · composition </w:t>
       </w:r>
       <w:r>
         <w:rPr>
@@ -21570,6 +23043,21 @@
           <w:color w:val="4B5563"/>
           <w:sz w:val="18"/>
         </w:rPr>
+        <w:t>Read left to right: clean the order history, forecast each hour, plan the riders, replay every order.</w:t>
+      </w:r>
+    </w:p>
+    <w:p>
+      <w:pPr>
+        <w:spacing w:after="20"/>
+        <w:ind w:left="283"/>
+      </w:pPr>
+      <w:r>
+        <w:rPr>
+          <w:b w:val="0"/>
+          <w:i w:val="0"/>
+          <w:color w:val="4B5563"/>
+          <w:sz w:val="18"/>
+        </w:rPr>
         <w:t>ORDERS 3 years, hour by hour → [WEEKS AHEAD: CLEAN UP fill gaps, drop glitches → FORECAST which night of Ramadan? → PLAN riders + slots each hour] → [THE DAY ITSELF: REPLAY play every single order] → ROSTER OUT ✓ more on time ✓ lower rider cost ✓ lower total cost</w:t>
       </w:r>
     </w:p>
@@ -22032,7 +23520,7 @@
           <w:color w:val="4B5563"/>
           <w:sz w:val="18"/>
         </w:rPr>
-        <w:t xml:space="preserve">19.3-26.3 s · composition </w:t>
+        <w:t xml:space="preserve">19.7-26.7 s · composition </w:t>
       </w:r>
       <w:r>
         <w:rPr>
@@ -22124,6 +23612,21 @@
           <w:sz w:val="18"/>
         </w:rPr>
         <w:t>Plan for the queue, not the average</w:t>
+      </w:r>
+    </w:p>
+    <w:p>
+      <w:pPr>
+        <w:spacing w:after="20"/>
+        <w:ind w:left="283"/>
+      </w:pPr>
+      <w:r>
+        <w:rPr>
+          <w:b w:val="0"/>
+          <w:i w:val="0"/>
+          <w:color w:val="4B5563"/>
+          <w:sz w:val="18"/>
+        </w:rPr>
+        <w:t>One busy hour at one hub, staffed two ways. The fewer orders left waiting, the better.</w:t>
       </w:r>
     </w:p>
     <w:p>
@@ -22374,7 +23877,7 @@
                 <w:i w:val="0"/>
                 <w:sz w:val="15"/>
               </w:rPr>
-              <w:t>85% / derate 0.85 / riders at 85%</w:t>
+              <w:t>85% / 0.85 margin / margin 0.85 / 85% margin / riders at 85%</w:t>
             </w:r>
           </w:p>
         </w:tc>
@@ -22850,7 +24353,7 @@
           <w:color w:val="4B5563"/>
           <w:sz w:val="18"/>
         </w:rPr>
-        <w:t xml:space="preserve">26.0-41.0 s · composition </w:t>
+        <w:t xml:space="preserve">26.4-41.4 s · composition </w:t>
       </w:r>
       <w:r>
         <w:rPr>
@@ -22941,7 +24444,7 @@
           <w:color w:val="4B5563"/>
           <w:sz w:val="18"/>
         </w:rPr>
-        <w:t>Plan each city-day with a MIP; judge it order by order.</w:t>
+        <w:t>Plan each city-day with an optimizer; judge it order by order.</w:t>
       </w:r>
     </w:p>
     <w:p>
@@ -22956,7 +24459,7 @@
           <w:color w:val="4B5563"/>
           <w:sz w:val="18"/>
         </w:rPr>
-        <w:t>Legend: data · forecast · optimizer · evaluation · human step · in-process · file · baseline</w:t>
+        <w:t>Each box is a file in the repo. Top row plans, bottom row judges.</w:t>
       </w:r>
     </w:p>
     <w:p>
@@ -22971,7 +24474,22 @@
           <w:color w:val="4B5563"/>
           <w:sz w:val="18"/>
         </w:rPr>
-        <w:t>PLAN · WEEKS AHEAD · AS OF THE FORECAST CUTOFF: generate.py · seed 11 → hourly_orders.csv.gz (11.2M orders), hubs.csv (12 hubs · space cap), cities.csv (3 own-rider pools)</w:t>
+        <w:t>Legend: data · forecast · optimizer · scoring · person · in memory · file · baseline</w:t>
+      </w:r>
+    </w:p>
+    <w:p>
+      <w:pPr>
+        <w:spacing w:after="20"/>
+        <w:ind w:left="283"/>
+      </w:pPr>
+      <w:r>
+        <w:rPr>
+          <w:b w:val="0"/>
+          <w:i w:val="0"/>
+          <w:color w:val="4B5563"/>
+          <w:sz w:val="18"/>
+        </w:rPr>
+        <w:t>PLAN · WEEKS AHEAD · AS OF THE FORECAST CUTOFF: generate.py seed 11 → hourly_orders.csv.gz (11.2M orders), hubs.csv (12 hubs · space cap), cities.csv (3 own-rider pools)</w:t>
       </w:r>
     </w:p>
     <w:p>
@@ -23001,7 +24519,7 @@
           <w:color w:val="4B5563"/>
           <w:sz w:val="18"/>
         </w:rPr>
-        <w:t>forecast.py Event model (HistGB · Poisson · × hourly shape) · seasonal_naive() Last year × growth (baseline)</w:t>
+        <w:t>forecast.py Event model (gradient boosting · × hourly shape) · seasonal_naive() Last year × growth (baseline)</w:t>
       </w:r>
     </w:p>
     <w:p>
@@ -23016,7 +24534,7 @@
           <w:color w:val="4B5563"/>
           <w:sz w:val="18"/>
         </w:rPr>
-        <w:t>decision ? (13 configs) → plan.py · plan_city_day() MIP per city-day (PuLP + CBC · integer riders · 8h shifts · 4h agency blocks · + orders accepted per hour · CBC stop 200 / 200 nodes) | rule_of_thumb() (baseline)</w:t>
+        <w:t>decision ? (13 configs) → plan.py · plan_city_day() Plan per city-day (MIP solver · PuLP + CBC · 8h shifts · 4h agency blocks · + orders accepted per hour · search limit 200 / 200 nodes) | rule_of_thumb() (baseline)</w:t>
       </w:r>
     </w:p>
     <w:p>
@@ -23031,7 +24549,7 @@
           <w:color w:val="4B5563"/>
           <w:sz w:val="18"/>
         </w:rPr>
-        <w:t>service.py fluid rate × derate 0.85 ← space · rider pool · trip time</w:t>
+        <w:t>service.py rider speed × 0.85 margin ← space · rider pool · trip time</w:t>
       </w:r>
     </w:p>
     <w:p>
@@ -23046,7 +24564,7 @@
           <w:color w:val="4B5563"/>
           <w:sz w:val="18"/>
         </w:rPr>
-        <w:t>BUDGETS &amp; FACTS: configurations 13 · city-day plans 1,989 · CBC gap 0.5% · CPU backstop 20 s · full run 179 s · hubs open 07–03 · promise 60 min</w:t>
+        <w:t>BUDGETS &amp; FACTS: configurations 13 · city-day plans 1,989 · solver gap 0.5% · time backstop 20 s · full run 179 s · hubs open 07–03 · promise 60 min</w:t>
       </w:r>
     </w:p>
     <w:p>
@@ -23061,7 +24579,7 @@
           <w:color w:val="4B5563"/>
           <w:sz w:val="18"/>
         </w:rPr>
-        <w:t>JUDGE · ORDER BY ORDER · ON TRUE DEMAND: true orders (the planner never sees them) → replay.py Order replay (random minutes · FIFO · lognormal trips · no-shows · on time = within 60 min · ✓ tested vs Erlang C) ← roster + slot caps</w:t>
+        <w:t>JUDGE · ORDER BY ORDER · ON TRUE DEMAND: true orders (the planner never sees them) → replay.py Order replay (random arrival minutes · lognormal trips · no-shows · on time = within 60 min · ✓ checked vs queue maths) ← roster + slot caps</w:t>
       </w:r>
     </w:p>
     <w:p>
@@ -23076,7 +24594,7 @@
           <w:color w:val="4B5563"/>
           <w:sz w:val="18"/>
         </w:rPr>
-        <w:t>7,956 hub-days → experiment.py Summarise (on time: accepted · on time: everyone · turned away · AED) → results/ (plan_summary.csv, tradeoff.csv, hub_day.csv) and → ADR-0001 Pick the derate (from the replay, not assumed) → derate 0.85 (feedback)</w:t>
+        <w:t>7,956 hub-days → experiment.py Summarise (on time: accepted · on time: everyone · turned away · AED) → results/ (plan_summary.csv, tradeoff.csv, hub_day.csv) and → ADR-0001 Pick the margin (from the replay, not assumed) → margin 0.85 (feedback)</w:t>
       </w:r>
     </w:p>
     <w:p>
@@ -23106,7 +24624,7 @@
           <w:color w:val="4B5563"/>
           <w:sz w:val="18"/>
         </w:rPr>
-        <w:t>CRITICAL PATH · orders → clean → forecast → MIP → replay → results</w:t>
+        <w:t>CRITICAL PATH · clean → forecast → plan → replay</w:t>
       </w:r>
     </w:p>
     <w:p>
@@ -23501,7 +25019,7 @@
                 <w:i w:val="0"/>
                 <w:sz w:val="15"/>
               </w:rPr>
-              <w:t>delivered within 60 minutes / promise 60 min</w:t>
+              <w:t>On time = delivered within 60 minutes of the order / promise 60 min</w:t>
             </w:r>
           </w:p>
         </w:tc>
@@ -23610,7 +25128,7 @@
                 <w:i w:val="0"/>
                 <w:sz w:val="15"/>
               </w:rPr>
-              <w:t>85% / derate 0.85 / riders at 85%</w:t>
+              <w:t>85% / 0.85 margin / margin 0.85 / 85% margin / riders at 85%</w:t>
             </w:r>
           </w:p>
         </w:tc>
@@ -23829,7 +25347,7 @@
                 <w:i w:val="0"/>
                 <w:sz w:val="15"/>
               </w:rPr>
-              <w:t>generate.py · seed 11</w:t>
+              <w:t>generate.py seed 11</w:t>
             </w:r>
           </w:p>
         </w:tc>
@@ -24158,7 +25676,7 @@
                 <w:i w:val="0"/>
                 <w:sz w:val="15"/>
               </w:rPr>
-              <w:t>HistGB · Poisson</w:t>
+              <w:t>gradient boosting</w:t>
             </w:r>
           </w:p>
         </w:tc>
@@ -24486,7 +26004,7 @@
                 <w:i w:val="0"/>
                 <w:sz w:val="15"/>
               </w:rPr>
-              <w:t>CBC gap 0.5%</w:t>
+              <w:t>solver gap 0.5%</w:t>
             </w:r>
           </w:p>
         </w:tc>
@@ -24705,7 +26223,7 @@
                 <w:i w:val="0"/>
                 <w:sz w:val="15"/>
               </w:rPr>
-              <w:t>CPU backstop 20 s</w:t>
+              <w:t>time backstop 20 s</w:t>
             </w:r>
           </w:p>
         </w:tc>
@@ -25143,7 +26661,7 @@
                 <w:i w:val="0"/>
                 <w:sz w:val="15"/>
               </w:rPr>
-              <w:t>✓ tested vs Erlang C</w:t>
+              <w:t>✓ checked vs queue maths</w:t>
             </w:r>
           </w:p>
         </w:tc>
@@ -25253,7 +26771,7 @@
                 <w:i w:val="0"/>
                 <w:sz w:val="15"/>
               </w:rPr>
-              <w:t>Pick the derate · from the replay, not assumed · derate 0.85</w:t>
+              <w:t>Pick the margin · from the replay, not assumed · margin 0.85</w:t>
             </w:r>
           </w:p>
         </w:tc>
@@ -25644,7 +27162,7 @@
           <w:i w:val="0"/>
           <w:sz w:val="18"/>
         </w:rPr>
-        <w:t>• 'Pick the derate' is the decision recorded in ADR-0001 (one derate for the run), not an interactive step in the code.</w:t>
+        <w:t>• 'Pick the margin' (the derate) is the decision recorded in ADR-0001 (one derate for the run), not an interactive step in the code.</w:t>
       </w:r>
     </w:p>
     <w:p>
@@ -25678,7 +27196,7 @@
           <w:color w:val="4B5563"/>
           <w:sz w:val="18"/>
         </w:rPr>
-        <w:t xml:space="preserve">40.6-48.2 s · composition </w:t>
+        <w:t xml:space="preserve">41.0-48.6 s · composition </w:t>
       </w:r>
       <w:r>
         <w:rPr>
@@ -25784,7 +27302,22 @@
           <w:color w:val="4B5563"/>
           <w:sz w:val="18"/>
         </w:rPr>
-        <w:t>On time, accepted orders, per day · legend: rule of thumb · MIP, full speed · MIP, riders at 85% · target 99%</w:t>
+        <w:t>Each line = one plan: share of accepted orders delivered within 60 minutes, per day. Higher is better.</w:t>
+      </w:r>
+    </w:p>
+    <w:p>
+      <w:pPr>
+        <w:spacing w:after="20"/>
+        <w:ind w:left="283"/>
+      </w:pPr>
+      <w:r>
+        <w:rPr>
+          <w:b w:val="0"/>
+          <w:i w:val="0"/>
+          <w:color w:val="4B5563"/>
+          <w:sz w:val="18"/>
+        </w:rPr>
+        <w:t>legend (under the chart): rule of thumb · plan, full speed · plan, 85% margin · target 99%</w:t>
       </w:r>
     </w:p>
     <w:p>
@@ -25829,7 +27362,7 @@
           <w:color w:val="4B5563"/>
           <w:sz w:val="18"/>
         </w:rPr>
-        <w:t>ON TIME · ALL 51 DAYS: rule of thumb 76.9% · MIP, full speed 96.4% · MIP, riders at 85% 98.9%</w:t>
+        <w:t>ON TIME · ALL 51 DAYS: rule of thumb 76.9% · plan, full speed 96.4% · plan, 85% margin 98.9%</w:t>
       </w:r>
     </w:p>
     <w:p>
@@ -25900,7 +27433,7 @@
           <w:color w:val="4B5563"/>
           <w:sz w:val="18"/>
         </w:rPr>
-        <w:t xml:space="preserve">48.2-55.2 s · composition </w:t>
+        <w:t xml:space="preserve">48.6-55.6 s · composition </w:t>
       </w:r>
       <w:r>
         <w:rPr>
@@ -25962,6 +27495,36 @@
           <w:i w:val="0"/>
         </w:rPr>
         <w:t>On-screen text (verbatim)</w:t>
+      </w:r>
+    </w:p>
+    <w:p>
+      <w:pPr>
+        <w:spacing w:after="20"/>
+        <w:ind w:left="283"/>
+      </w:pPr>
+      <w:r>
+        <w:rPr>
+          <w:b w:val="0"/>
+          <w:i w:val="0"/>
+          <w:color w:val="4B5563"/>
+          <w:sz w:val="18"/>
+        </w:rPr>
+        <w:t>"On time" can be bought by refusing customers.</w:t>
+      </w:r>
+    </w:p>
+    <w:p>
+      <w:pPr>
+        <w:spacing w:after="20"/>
+        <w:ind w:left="283"/>
+      </w:pPr>
+      <w:r>
+        <w:rPr>
+          <w:b w:val="0"/>
+          <w:i w:val="0"/>
+          <w:color w:val="4B5563"/>
+          <w:sz w:val="18"/>
+        </w:rPr>
+        <w:t>"Everyone" also counts customers who found the hour sold out. On time: higher is better; turned away: lower.</w:t>
       </w:r>
     </w:p>
     <w:p>
@@ -26107,7 +27670,7 @@
           <w:color w:val="4B5563"/>
           <w:sz w:val="18"/>
         </w:rPr>
-        <w:t xml:space="preserve">54.9-67.9 s · composition </w:t>
+        <w:t xml:space="preserve">55.3-68.3 s · composition </w:t>
       </w:r>
       <w:r>
         <w:rPr>
@@ -26213,7 +27776,22 @@
           <w:color w:val="4B5563"/>
           <w:sz w:val="18"/>
         </w:rPr>
-        <w:t>SALE-DAY ROSTER · FRI 28 NOV 2025 · MIP · RIDERS AT 85%</w:t>
+        <w:t>One row per hub: riders booked weeks ahead for the sale day. ON TIME = delivered within 60 min; higher is better.</w:t>
+      </w:r>
+    </w:p>
+    <w:p>
+      <w:pPr>
+        <w:spacing w:after="20"/>
+        <w:ind w:left="283"/>
+      </w:pPr>
+      <w:r>
+        <w:rPr>
+          <w:b w:val="0"/>
+          <w:i w:val="0"/>
+          <w:color w:val="4B5563"/>
+          <w:sz w:val="18"/>
+        </w:rPr>
+        <w:t>SALE-DAY ROSTER · FRI 28 NOV 2025 · PLAN · 85% MARGIN</w:t>
       </w:r>
     </w:p>
     <w:p>
@@ -26479,7 +28057,7 @@
                 <w:i w:val="0"/>
                 <w:sz w:val="15"/>
               </w:rPr>
-              <w:t>85% / derate 0.85 / riders at 85%</w:t>
+              <w:t>85% / 0.85 margin / margin 0.85 / 85% margin / riders at 85%</w:t>
             </w:r>
           </w:p>
         </w:tc>
@@ -27665,7 +29243,7 @@
           <w:color w:val="4B5563"/>
           <w:sz w:val="18"/>
         </w:rPr>
-        <w:t xml:space="preserve">67.6-76.4 s · composition </w:t>
+        <w:t xml:space="preserve">68.0-76.8 s · composition </w:t>
       </w:r>
       <w:r>
         <w:rPr>
@@ -27771,6 +29349,21 @@
           <w:color w:val="4B5563"/>
           <w:sz w:val="18"/>
         </w:rPr>
+        <w:t>The chosen plan vs last season's rule of thumb, 51 peak days. Costs and errors: lower is better.</w:t>
+      </w:r>
+    </w:p>
+    <w:p>
+      <w:pPr>
+        <w:spacing w:after="20"/>
+        <w:ind w:left="283"/>
+      </w:pPr>
+      <w:r>
+        <w:rPr>
+          <w:b w:val="0"/>
+          <w:i w:val="0"/>
+          <w:color w:val="4B5563"/>
+          <w:sz w:val="18"/>
+        </w:rPr>
         <w:t>OPTIMIZER −17.6% rider cost vs rule of thumb · 9.73M → 8.02M AED</w:t>
       </w:r>
     </w:p>
@@ -27816,7 +29409,7 @@
           <w:color w:val="4B5563"/>
           <w:sz w:val="18"/>
         </w:rPr>
-        <w:t>FORECAST 8.5% daily forecast error, Eid · naive forecast 43.9%</w:t>
+        <w:t>FORECAST 8.5% daily forecast error on Eid, model · naive forecast 43.9%</w:t>
       </w:r>
     </w:p>
     <w:p>
@@ -27831,7 +29424,7 @@
           <w:color w:val="4B5563"/>
           <w:sz w:val="18"/>
         </w:rPr>
-        <w:t>12 hubs · 612 hub-days · 754,577 customers · every number from one order replay</w:t>
+        <w:t>12 hubs · 612 hub-days · 754,577 customers · every number from one order-by-order replay</w:t>
       </w:r>
     </w:p>
     <w:p>
@@ -28992,7 +30585,7 @@
                 <w:i w:val="0"/>
                 <w:sz w:val="15"/>
               </w:rPr>
-              <w:t>naive forecast 43.9%</w:t>
+              <w:t>naive forecast 43.9% / 43.9% on Eid</w:t>
             </w:r>
           </w:p>
         </w:tc>
@@ -29348,7 +30941,7 @@
         <w:pStyle w:val="Heading3"/>
       </w:pPr>
       <w:r>
-        <w:t>Slide 09: What didn't win</w:t>
+        <w:t>Slide 09: Lesson and fix</w:t>
       </w:r>
     </w:p>
     <w:p>
@@ -29359,7 +30952,7 @@
           <w:color w:val="4B5563"/>
           <w:sz w:val="18"/>
         </w:rPr>
-        <w:t xml:space="preserve">76.0-82.2 s · composition </w:t>
+        <w:t xml:space="preserve">76.4-85.8 s · composition </w:t>
       </w:r>
       <w:r>
         <w:rPr>
@@ -29435,7 +31028,7 @@
           <w:color w:val="4B5563"/>
           <w:sz w:val="18"/>
         </w:rPr>
-        <w:t>09 · WHAT DIDN'T WIN</w:t>
+        <w:t>09 · LESSON AND FIX</w:t>
       </w:r>
     </w:p>
     <w:p>
@@ -29450,7 +31043,7 @@
           <w:color w:val="4B5563"/>
           <w:sz w:val="18"/>
         </w:rPr>
-        <w:t>On the sale day, last year's number beats the model.</w:t>
+        <w:t>Last year wins the sale day. So I judge forecasts by the plan.</w:t>
       </w:r>
     </w:p>
     <w:p>
@@ -29465,7 +31058,7 @@
           <w:color w:val="4B5563"/>
           <w:sz w:val="18"/>
         </w:rPr>
-        <w:t>Daily forecast error (WAPE) across the 12 hubs · lower is better</w:t>
+        <w:t>WAPE = forecast error as a share of actual orders; turned away = customers refused a slot. Lower is better.</w:t>
       </w:r>
     </w:p>
     <w:p>
@@ -29480,7 +31073,7 @@
           <w:color w:val="4B5563"/>
           <w:sz w:val="18"/>
         </w:rPr>
-        <w:t>Last year × growth (sale day · bias −7.2%) 8.6% · Event model (sale day · bias −11.6%) 11.6% · Event model (rest of sale week) 7.5%</w:t>
+        <w:t>THE LESSON: On the sale day, last year's number is closer · Daily WAPE, sale day, all 12 hubs · Last year × growth (naive) 8.6% TRAP · Event model (this repo's forecast) 11.6%</w:t>
       </w:r>
     </w:p>
     <w:p>
@@ -29495,7 +31088,52 @@
           <w:color w:val="4B5563"/>
           <w:sz w:val="18"/>
         </w:rPr>
-        <w:t>Why: two past sales cannot teach a third, bigger one; 6 of 12 hubs miss 99% that day. Next: plan the sale over intensity scenarios.</w:t>
+        <w:t>Pick on this one day and you pick the forecast that is off by 43.9% on Eid, where the model is off by 8.5%.</w:t>
+      </w:r>
+    </w:p>
+    <w:p>
+      <w:pPr>
+        <w:spacing w:after="20"/>
+        <w:ind w:left="283"/>
+      </w:pPr>
+      <w:r>
+        <w:rPr>
+          <w:b w:val="0"/>
+          <w:i w:val="0"/>
+          <w:color w:val="4B5563"/>
+          <w:sz w:val="18"/>
+        </w:rPr>
+        <w:t>THE FIX, IN THE REPO: Judge forecasts by the plan they make · Turned away, same planner and replay, all 51 days · Event model 4.8% PICKED · Last year × growth (naive) 9.7% · Perfect forecast (the floor, not available) 3.9%</w:t>
+      </w:r>
+    </w:p>
+    <w:p>
+      <w:pPr>
+        <w:spacing w:after="20"/>
+        <w:ind w:left="283"/>
+      </w:pPr>
+      <w:r>
+        <w:rPr>
+          <w:b w:val="0"/>
+          <w:i w:val="0"/>
+          <w:color w:val="4B5563"/>
+          <w:sz w:val="18"/>
+        </w:rPr>
+        <w:t>NEXT The sale day is still 11.6% under: plan it over several sale sizes.</w:t>
+      </w:r>
+    </w:p>
+    <w:p>
+      <w:pPr>
+        <w:spacing w:after="20"/>
+        <w:ind w:left="283"/>
+      </w:pPr>
+      <w:r>
+        <w:rPr>
+          <w:b w:val="0"/>
+          <w:i w:val="0"/>
+          <w:color w:val="4B5563"/>
+          <w:sz w:val="18"/>
+        </w:rPr>
+        <w:t>PAYOFF 51 days, same planner: total cost 9.11M vs 10.04M AED; on time for everyone 94.1% vs 88.0%</w:t>
       </w:r>
     </w:p>
     <w:p>
@@ -29652,7 +31290,7 @@
                 <w:i w:val="0"/>
                 <w:sz w:val="12"/>
               </w:rPr>
-              <w:t>F-67</w:t>
+              <w:t>F-42</w:t>
             </w:r>
           </w:p>
         </w:tc>
@@ -29671,7 +31309,7 @@
                 <w:i w:val="0"/>
                 <w:sz w:val="15"/>
               </w:rPr>
-              <w:t>8.6%</w:t>
+              <w:t>94.1%</w:t>
             </w:r>
           </w:p>
         </w:tc>
@@ -29691,7 +31329,7 @@
                 <w:i w:val="0"/>
                 <w:sz w:val="12"/>
               </w:rPr>
-              <w:t>results/forecast_accuracy.csv</w:t>
+              <w:t>results/plan_summary.csv</w:t>
             </w:r>
             <w:r>
               <w:rPr>
@@ -29699,7 +31337,7 @@
                 <w:i w:val="0"/>
                 <w:sz w:val="15"/>
               </w:rPr>
-              <w:t xml:space="preserve"> · segment=sale_day, forecaster=naive</w:t>
+              <w:t xml:space="preserve"> · mip_t99_d85 served_on_time_share</w:t>
             </w:r>
           </w:p>
         </w:tc>
@@ -29760,7 +31398,7 @@
                 <w:i w:val="0"/>
                 <w:sz w:val="12"/>
               </w:rPr>
-              <w:t>F-68</w:t>
+              <w:t>F-43</w:t>
             </w:r>
           </w:p>
         </w:tc>
@@ -29780,7 +31418,7 @@
                 <w:i w:val="0"/>
                 <w:sz w:val="15"/>
               </w:rPr>
-              <w:t>bias −7.2%</w:t>
+              <w:t>4.8%</w:t>
             </w:r>
           </w:p>
         </w:tc>
@@ -29801,7 +31439,7 @@
                 <w:i w:val="0"/>
                 <w:sz w:val="12"/>
               </w:rPr>
-              <w:t>results/forecast_accuracy.csv</w:t>
+              <w:t>results/plan_summary.csv</w:t>
             </w:r>
             <w:r>
               <w:rPr>
@@ -29809,7 +31447,7 @@
                 <w:i w:val="0"/>
                 <w:sz w:val="15"/>
               </w:rPr>
-              <w:t xml:space="preserve"> · segment=sale_day, forecaster=naive, bias</w:t>
+              <w:t xml:space="preserve"> · mip_t99_d85 lost_share</w:t>
             </w:r>
           </w:p>
         </w:tc>
@@ -29871,7 +31509,7 @@
                 <w:i w:val="0"/>
                 <w:sz w:val="12"/>
               </w:rPr>
-              <w:t>F-69</w:t>
+              <w:t>F-63</w:t>
             </w:r>
           </w:p>
         </w:tc>
@@ -29890,7 +31528,7 @@
                 <w:i w:val="0"/>
                 <w:sz w:val="15"/>
               </w:rPr>
-              <w:t>11.6%</w:t>
+              <w:t>8.5%</w:t>
             </w:r>
           </w:p>
         </w:tc>
@@ -29918,7 +31556,7 @@
                 <w:i w:val="0"/>
                 <w:sz w:val="15"/>
               </w:rPr>
-              <w:t xml:space="preserve"> · segment=sale_day, forecaster=model</w:t>
+              <w:t xml:space="preserve"> · segment=eid, forecaster=model, daily_wape</w:t>
             </w:r>
           </w:p>
         </w:tc>
@@ -29979,7 +31617,7 @@
                 <w:i w:val="0"/>
                 <w:sz w:val="12"/>
               </w:rPr>
-              <w:t>F-70</w:t>
+              <w:t>F-64</w:t>
             </w:r>
           </w:p>
         </w:tc>
@@ -29999,7 +31637,7 @@
                 <w:i w:val="0"/>
                 <w:sz w:val="15"/>
               </w:rPr>
-              <w:t>bias −11.6%</w:t>
+              <w:t>naive forecast 43.9% / 43.9% on Eid</w:t>
             </w:r>
           </w:p>
         </w:tc>
@@ -30028,7 +31666,7 @@
                 <w:i w:val="0"/>
                 <w:sz w:val="15"/>
               </w:rPr>
-              <w:t xml:space="preserve"> · segment=sale_day, forecaster=model, bias</w:t>
+              <w:t xml:space="preserve"> · segment=eid, forecaster=naive, daily_wape</w:t>
             </w:r>
           </w:p>
         </w:tc>
@@ -30090,7 +31728,7 @@
                 <w:i w:val="0"/>
                 <w:sz w:val="12"/>
               </w:rPr>
-              <w:t>F-71</w:t>
+              <w:t>F-67</w:t>
             </w:r>
           </w:p>
         </w:tc>
@@ -30109,7 +31747,7 @@
                 <w:i w:val="0"/>
                 <w:sz w:val="15"/>
               </w:rPr>
-              <w:t>7.5%</w:t>
+              <w:t>8.6% (TRAP)</w:t>
             </w:r>
           </w:p>
         </w:tc>
@@ -30137,7 +31775,7 @@
                 <w:i w:val="0"/>
                 <w:sz w:val="15"/>
               </w:rPr>
-              <w:t xml:space="preserve"> · segment=sale_week, forecaster=model</w:t>
+              <w:t xml:space="preserve"> · segment=sale_day, forecaster=naive</w:t>
             </w:r>
           </w:p>
         </w:tc>
@@ -30198,7 +31836,7 @@
                 <w:i w:val="0"/>
                 <w:sz w:val="12"/>
               </w:rPr>
-              <w:t>F-72</w:t>
+              <w:t>F-69</w:t>
             </w:r>
           </w:p>
         </w:tc>
@@ -30218,7 +31856,7 @@
                 <w:i w:val="0"/>
                 <w:sz w:val="15"/>
               </w:rPr>
-              <w:t>6 of 12 hubs miss 99%</w:t>
+              <w:t>11.6%</w:t>
             </w:r>
           </w:p>
         </w:tc>
@@ -30239,7 +31877,7 @@
                 <w:i w:val="0"/>
                 <w:sz w:val="12"/>
               </w:rPr>
-              <w:t>results/hub_day.csv</w:t>
+              <w:t>results/forecast_accuracy.csv</w:t>
             </w:r>
             <w:r>
               <w:rPr>
@@ -30247,7 +31885,7 @@
                 <w:i w:val="0"/>
                 <w:sz w:val="15"/>
               </w:rPr>
-              <w:t xml:space="preserve"> · on_time/accepted &lt; 0.99, mip_t99_d85, sale_day</w:t>
+              <w:t xml:space="preserve"> · segment=sale_day, forecaster=model</w:t>
             </w:r>
           </w:p>
         </w:tc>
@@ -30267,7 +31905,7 @@
                 <w:i w:val="0"/>
                 <w:sz w:val="15"/>
               </w:rPr>
-              <w:t>count</w:t>
+              <w:t>x 100</w:t>
             </w:r>
           </w:p>
         </w:tc>
@@ -30275,6 +31913,770 @@
           <w:tcPr>
             <w:tcW w:type="dxa" w:w="850"/>
             <w:shd w:val="clear" w:color="auto" w:fill="F3F4F6"/>
+          </w:tcPr>
+          <w:p>
+            <w:pPr>
+              <w:spacing w:after="0"/>
+            </w:pPr>
+            <w:r/>
+            <w:r>
+              <w:rPr>
+                <w:b w:val="0"/>
+                <w:i w:val="0"/>
+                <w:sz w:val="15"/>
+              </w:rPr>
+              <w:t>✓</w:t>
+            </w:r>
+          </w:p>
+        </w:tc>
+      </w:tr>
+      <w:tr>
+        <w:tc>
+          <w:tcPr>
+            <w:tcW w:type="dxa" w:w="624"/>
+          </w:tcPr>
+          <w:p>
+            <w:pPr>
+              <w:spacing w:after="0"/>
+            </w:pPr>
+            <w:r/>
+            <w:r>
+              <w:rPr>
+                <w:rFonts w:ascii="JetBrains Mono" w:hAnsi="JetBrains Mono" w:eastAsia="JetBrains Mono"/>
+                <w:b w:val="0"/>
+                <w:i w:val="0"/>
+                <w:sz w:val="12"/>
+              </w:rPr>
+              <w:t>F-70</w:t>
+            </w:r>
+          </w:p>
+        </w:tc>
+        <w:tc>
+          <w:tcPr>
+            <w:tcW w:type="dxa" w:w="1928"/>
+          </w:tcPr>
+          <w:p>
+            <w:pPr>
+              <w:spacing w:after="0"/>
+            </w:pPr>
+            <w:r/>
+            <w:r>
+              <w:rPr>
+                <w:b w:val="0"/>
+                <w:i w:val="0"/>
+                <w:sz w:val="15"/>
+              </w:rPr>
+              <w:t>still 11.6% under</w:t>
+            </w:r>
+          </w:p>
+        </w:tc>
+        <w:tc>
+          <w:tcPr>
+            <w:tcW w:type="dxa" w:w="3402"/>
+          </w:tcPr>
+          <w:p>
+            <w:pPr>
+              <w:spacing w:after="0"/>
+            </w:pPr>
+            <w:r/>
+            <w:r>
+              <w:rPr>
+                <w:rFonts w:ascii="JetBrains Mono" w:hAnsi="JetBrains Mono" w:eastAsia="JetBrains Mono"/>
+                <w:b w:val="0"/>
+                <w:i w:val="0"/>
+                <w:sz w:val="12"/>
+              </w:rPr>
+              <w:t>results/forecast_accuracy.csv</w:t>
+            </w:r>
+            <w:r>
+              <w:rPr>
+                <w:b w:val="0"/>
+                <w:i w:val="0"/>
+                <w:sz w:val="15"/>
+              </w:rPr>
+              <w:t xml:space="preserve"> · segment=sale_day, forecaster=model, bias</w:t>
+            </w:r>
+          </w:p>
+        </w:tc>
+        <w:tc>
+          <w:tcPr>
+            <w:tcW w:type="dxa" w:w="3061"/>
+          </w:tcPr>
+          <w:p>
+            <w:pPr>
+              <w:spacing w:after="0"/>
+            </w:pPr>
+            <w:r/>
+            <w:r>
+              <w:rPr>
+                <w:b w:val="0"/>
+                <w:i w:val="0"/>
+                <w:sz w:val="15"/>
+              </w:rPr>
+              <w:t>x 100 (negative = under)</w:t>
+            </w:r>
+          </w:p>
+        </w:tc>
+        <w:tc>
+          <w:tcPr>
+            <w:tcW w:type="dxa" w:w="850"/>
+          </w:tcPr>
+          <w:p>
+            <w:pPr>
+              <w:spacing w:after="0"/>
+            </w:pPr>
+            <w:r/>
+            <w:r>
+              <w:rPr>
+                <w:b w:val="0"/>
+                <w:i w:val="0"/>
+                <w:sz w:val="15"/>
+              </w:rPr>
+              <w:t>✓</w:t>
+            </w:r>
+          </w:p>
+        </w:tc>
+      </w:tr>
+      <w:tr>
+        <w:tc>
+          <w:tcPr>
+            <w:tcW w:type="dxa" w:w="624"/>
+            <w:shd w:val="clear" w:color="auto" w:fill="F3F4F6"/>
+          </w:tcPr>
+          <w:p>
+            <w:pPr>
+              <w:spacing w:after="0"/>
+            </w:pPr>
+            <w:r/>
+            <w:r>
+              <w:rPr>
+                <w:rFonts w:ascii="JetBrains Mono" w:hAnsi="JetBrains Mono" w:eastAsia="JetBrains Mono"/>
+                <w:b w:val="0"/>
+                <w:i w:val="0"/>
+                <w:sz w:val="12"/>
+              </w:rPr>
+              <w:t>F-75</w:t>
+            </w:r>
+          </w:p>
+        </w:tc>
+        <w:tc>
+          <w:tcPr>
+            <w:tcW w:type="dxa" w:w="1928"/>
+            <w:shd w:val="clear" w:color="auto" w:fill="F3F4F6"/>
+          </w:tcPr>
+          <w:p>
+            <w:pPr>
+              <w:spacing w:after="0"/>
+            </w:pPr>
+            <w:r/>
+            <w:r>
+              <w:rPr>
+                <w:b w:val="0"/>
+                <w:i w:val="0"/>
+                <w:sz w:val="15"/>
+              </w:rPr>
+              <w:t>Judge forecasts by the plan they make · same planner and replay</w:t>
+            </w:r>
+          </w:p>
+        </w:tc>
+        <w:tc>
+          <w:tcPr>
+            <w:tcW w:type="dxa" w:w="3402"/>
+            <w:shd w:val="clear" w:color="auto" w:fill="F3F4F6"/>
+          </w:tcPr>
+          <w:p>
+            <w:pPr>
+              <w:spacing w:after="0"/>
+            </w:pPr>
+            <w:r/>
+            <w:r>
+              <w:rPr>
+                <w:rFonts w:ascii="JetBrains Mono" w:hAnsi="JetBrains Mono" w:eastAsia="JetBrains Mono"/>
+                <w:b w:val="0"/>
+                <w:i w:val="0"/>
+                <w:sz w:val="12"/>
+              </w:rPr>
+              <w:t>src/peak_capacity/experiment.py:71</w:t>
+            </w:r>
+            <w:r>
+              <w:rPr>
+                <w:b w:val="0"/>
+                <w:i w:val="0"/>
+                <w:sz w:val="15"/>
+              </w:rPr>
+              <w:t xml:space="preserve"> · Config('mip_t99_d85_naive', 'naive', 'mip', 0.99, 0.85)</w:t>
+            </w:r>
+          </w:p>
+        </w:tc>
+        <w:tc>
+          <w:tcPr>
+            <w:tcW w:type="dxa" w:w="3061"/>
+            <w:shd w:val="clear" w:color="auto" w:fill="F3F4F6"/>
+          </w:tcPr>
+          <w:p>
+            <w:pPr>
+              <w:spacing w:after="0"/>
+            </w:pPr>
+            <w:r/>
+            <w:r>
+              <w:rPr>
+                <w:b w:val="0"/>
+                <w:i w:val="0"/>
+                <w:sz w:val="15"/>
+              </w:rPr>
+              <w:t>-</w:t>
+            </w:r>
+          </w:p>
+        </w:tc>
+        <w:tc>
+          <w:tcPr>
+            <w:tcW w:type="dxa" w:w="850"/>
+            <w:shd w:val="clear" w:color="auto" w:fill="F3F4F6"/>
+          </w:tcPr>
+          <w:p>
+            <w:pPr>
+              <w:spacing w:after="0"/>
+            </w:pPr>
+            <w:r/>
+            <w:r>
+              <w:rPr>
+                <w:b w:val="0"/>
+                <w:i w:val="0"/>
+                <w:sz w:val="15"/>
+              </w:rPr>
+              <w:t>✓</w:t>
+            </w:r>
+          </w:p>
+        </w:tc>
+      </w:tr>
+      <w:tr>
+        <w:tc>
+          <w:tcPr>
+            <w:tcW w:type="dxa" w:w="624"/>
+          </w:tcPr>
+          <w:p>
+            <w:pPr>
+              <w:spacing w:after="0"/>
+            </w:pPr>
+            <w:r/>
+            <w:r>
+              <w:rPr>
+                <w:rFonts w:ascii="JetBrains Mono" w:hAnsi="JetBrains Mono" w:eastAsia="JetBrains Mono"/>
+                <w:b w:val="0"/>
+                <w:i w:val="0"/>
+                <w:sz w:val="12"/>
+              </w:rPr>
+              <w:t>F-76</w:t>
+            </w:r>
+          </w:p>
+        </w:tc>
+        <w:tc>
+          <w:tcPr>
+            <w:tcW w:type="dxa" w:w="1928"/>
+          </w:tcPr>
+          <w:p>
+            <w:pPr>
+              <w:spacing w:after="0"/>
+            </w:pPr>
+            <w:r/>
+            <w:r>
+              <w:rPr>
+                <w:b w:val="0"/>
+                <w:i w:val="0"/>
+                <w:sz w:val="15"/>
+              </w:rPr>
+              <w:t>9.7%</w:t>
+            </w:r>
+          </w:p>
+        </w:tc>
+        <w:tc>
+          <w:tcPr>
+            <w:tcW w:type="dxa" w:w="3402"/>
+          </w:tcPr>
+          <w:p>
+            <w:pPr>
+              <w:spacing w:after="0"/>
+            </w:pPr>
+            <w:r/>
+            <w:r>
+              <w:rPr>
+                <w:rFonts w:ascii="JetBrains Mono" w:hAnsi="JetBrains Mono" w:eastAsia="JetBrains Mono"/>
+                <w:b w:val="0"/>
+                <w:i w:val="0"/>
+                <w:sz w:val="12"/>
+              </w:rPr>
+              <w:t>results/plan_summary.csv</w:t>
+            </w:r>
+            <w:r>
+              <w:rPr>
+                <w:b w:val="0"/>
+                <w:i w:val="0"/>
+                <w:sz w:val="15"/>
+              </w:rPr>
+              <w:t xml:space="preserve"> · mip_t99_d85_naive lost_share</w:t>
+            </w:r>
+          </w:p>
+        </w:tc>
+        <w:tc>
+          <w:tcPr>
+            <w:tcW w:type="dxa" w:w="3061"/>
+          </w:tcPr>
+          <w:p>
+            <w:pPr>
+              <w:spacing w:after="0"/>
+            </w:pPr>
+            <w:r/>
+            <w:r>
+              <w:rPr>
+                <w:b w:val="0"/>
+                <w:i w:val="0"/>
+                <w:sz w:val="15"/>
+              </w:rPr>
+              <w:t>x 100</w:t>
+            </w:r>
+          </w:p>
+        </w:tc>
+        <w:tc>
+          <w:tcPr>
+            <w:tcW w:type="dxa" w:w="850"/>
+          </w:tcPr>
+          <w:p>
+            <w:pPr>
+              <w:spacing w:after="0"/>
+            </w:pPr>
+            <w:r/>
+            <w:r>
+              <w:rPr>
+                <w:b w:val="0"/>
+                <w:i w:val="0"/>
+                <w:sz w:val="15"/>
+              </w:rPr>
+              <w:t>✓</w:t>
+            </w:r>
+          </w:p>
+        </w:tc>
+      </w:tr>
+      <w:tr>
+        <w:tc>
+          <w:tcPr>
+            <w:tcW w:type="dxa" w:w="624"/>
+            <w:shd w:val="clear" w:color="auto" w:fill="F3F4F6"/>
+          </w:tcPr>
+          <w:p>
+            <w:pPr>
+              <w:spacing w:after="0"/>
+            </w:pPr>
+            <w:r/>
+            <w:r>
+              <w:rPr>
+                <w:rFonts w:ascii="JetBrains Mono" w:hAnsi="JetBrains Mono" w:eastAsia="JetBrains Mono"/>
+                <w:b w:val="0"/>
+                <w:i w:val="0"/>
+                <w:sz w:val="12"/>
+              </w:rPr>
+              <w:t>F-77</w:t>
+            </w:r>
+          </w:p>
+        </w:tc>
+        <w:tc>
+          <w:tcPr>
+            <w:tcW w:type="dxa" w:w="1928"/>
+            <w:shd w:val="clear" w:color="auto" w:fill="F3F4F6"/>
+          </w:tcPr>
+          <w:p>
+            <w:pPr>
+              <w:spacing w:after="0"/>
+            </w:pPr>
+            <w:r/>
+            <w:r>
+              <w:rPr>
+                <w:b w:val="0"/>
+                <w:i w:val="0"/>
+                <w:sz w:val="15"/>
+              </w:rPr>
+              <w:t>3.9% (the floor, not available)</w:t>
+            </w:r>
+          </w:p>
+        </w:tc>
+        <w:tc>
+          <w:tcPr>
+            <w:tcW w:type="dxa" w:w="3402"/>
+            <w:shd w:val="clear" w:color="auto" w:fill="F3F4F6"/>
+          </w:tcPr>
+          <w:p>
+            <w:pPr>
+              <w:spacing w:after="0"/>
+            </w:pPr>
+            <w:r/>
+            <w:r>
+              <w:rPr>
+                <w:rFonts w:ascii="JetBrains Mono" w:hAnsi="JetBrains Mono" w:eastAsia="JetBrains Mono"/>
+                <w:b w:val="0"/>
+                <w:i w:val="0"/>
+                <w:sz w:val="12"/>
+              </w:rPr>
+              <w:t>results/plan_summary.csv</w:t>
+            </w:r>
+            <w:r>
+              <w:rPr>
+                <w:b w:val="0"/>
+                <w:i w:val="0"/>
+                <w:sz w:val="15"/>
+              </w:rPr>
+              <w:t xml:space="preserve"> · mip_t99_d85_oracle lost_share</w:t>
+            </w:r>
+          </w:p>
+        </w:tc>
+        <w:tc>
+          <w:tcPr>
+            <w:tcW w:type="dxa" w:w="3061"/>
+            <w:shd w:val="clear" w:color="auto" w:fill="F3F4F6"/>
+          </w:tcPr>
+          <w:p>
+            <w:pPr>
+              <w:spacing w:after="0"/>
+            </w:pPr>
+            <w:r/>
+            <w:r>
+              <w:rPr>
+                <w:b w:val="0"/>
+                <w:i w:val="0"/>
+                <w:sz w:val="15"/>
+              </w:rPr>
+              <w:t>x 100</w:t>
+            </w:r>
+          </w:p>
+        </w:tc>
+        <w:tc>
+          <w:tcPr>
+            <w:tcW w:type="dxa" w:w="850"/>
+            <w:shd w:val="clear" w:color="auto" w:fill="F3F4F6"/>
+          </w:tcPr>
+          <w:p>
+            <w:pPr>
+              <w:spacing w:after="0"/>
+            </w:pPr>
+            <w:r/>
+            <w:r>
+              <w:rPr>
+                <w:b w:val="0"/>
+                <w:i w:val="0"/>
+                <w:sz w:val="15"/>
+              </w:rPr>
+              <w:t>✓</w:t>
+            </w:r>
+          </w:p>
+        </w:tc>
+      </w:tr>
+      <w:tr>
+        <w:tc>
+          <w:tcPr>
+            <w:tcW w:type="dxa" w:w="624"/>
+          </w:tcPr>
+          <w:p>
+            <w:pPr>
+              <w:spacing w:after="0"/>
+            </w:pPr>
+            <w:r/>
+            <w:r>
+              <w:rPr>
+                <w:rFonts w:ascii="JetBrains Mono" w:hAnsi="JetBrains Mono" w:eastAsia="JetBrains Mono"/>
+                <w:b w:val="0"/>
+                <w:i w:val="0"/>
+                <w:sz w:val="12"/>
+              </w:rPr>
+              <w:t>F-78</w:t>
+            </w:r>
+          </w:p>
+        </w:tc>
+        <w:tc>
+          <w:tcPr>
+            <w:tcW w:type="dxa" w:w="1928"/>
+          </w:tcPr>
+          <w:p>
+            <w:pPr>
+              <w:spacing w:after="0"/>
+            </w:pPr>
+            <w:r/>
+            <w:r>
+              <w:rPr>
+                <w:b w:val="0"/>
+                <w:i w:val="0"/>
+                <w:sz w:val="15"/>
+              </w:rPr>
+              <w:t>9.11M vs 10.04M AED</w:t>
+            </w:r>
+          </w:p>
+        </w:tc>
+        <w:tc>
+          <w:tcPr>
+            <w:tcW w:type="dxa" w:w="3402"/>
+          </w:tcPr>
+          <w:p>
+            <w:pPr>
+              <w:spacing w:after="0"/>
+            </w:pPr>
+            <w:r/>
+            <w:r>
+              <w:rPr>
+                <w:rFonts w:ascii="JetBrains Mono" w:hAnsi="JetBrains Mono" w:eastAsia="JetBrains Mono"/>
+                <w:b w:val="0"/>
+                <w:i w:val="0"/>
+                <w:sz w:val="12"/>
+              </w:rPr>
+              <w:t>results/plan_summary.csv</w:t>
+            </w:r>
+            <w:r>
+              <w:rPr>
+                <w:b w:val="0"/>
+                <w:i w:val="0"/>
+                <w:sz w:val="15"/>
+              </w:rPr>
+              <w:t xml:space="preserve"> · total_cost</w:t>
+            </w:r>
+          </w:p>
+        </w:tc>
+        <w:tc>
+          <w:tcPr>
+            <w:tcW w:type="dxa" w:w="3061"/>
+          </w:tcPr>
+          <w:p>
+            <w:pPr>
+              <w:spacing w:after="0"/>
+            </w:pPr>
+            <w:r/>
+            <w:r>
+              <w:rPr>
+                <w:b w:val="0"/>
+                <w:i w:val="0"/>
+                <w:sz w:val="15"/>
+              </w:rPr>
+              <w:t>/1e6, 2 dp</w:t>
+            </w:r>
+          </w:p>
+        </w:tc>
+        <w:tc>
+          <w:tcPr>
+            <w:tcW w:type="dxa" w:w="850"/>
+          </w:tcPr>
+          <w:p>
+            <w:pPr>
+              <w:spacing w:after="0"/>
+            </w:pPr>
+            <w:r/>
+            <w:r>
+              <w:rPr>
+                <w:b w:val="0"/>
+                <w:i w:val="0"/>
+                <w:sz w:val="15"/>
+              </w:rPr>
+              <w:t>✓</w:t>
+            </w:r>
+          </w:p>
+        </w:tc>
+      </w:tr>
+      <w:tr>
+        <w:tc>
+          <w:tcPr>
+            <w:tcW w:type="dxa" w:w="624"/>
+            <w:shd w:val="clear" w:color="auto" w:fill="F3F4F6"/>
+          </w:tcPr>
+          <w:p>
+            <w:pPr>
+              <w:spacing w:after="0"/>
+            </w:pPr>
+            <w:r/>
+            <w:r>
+              <w:rPr>
+                <w:rFonts w:ascii="JetBrains Mono" w:hAnsi="JetBrains Mono" w:eastAsia="JetBrains Mono"/>
+                <w:b w:val="0"/>
+                <w:i w:val="0"/>
+                <w:sz w:val="12"/>
+              </w:rPr>
+              <w:t>F-79</w:t>
+            </w:r>
+          </w:p>
+        </w:tc>
+        <w:tc>
+          <w:tcPr>
+            <w:tcW w:type="dxa" w:w="1928"/>
+            <w:shd w:val="clear" w:color="auto" w:fill="F3F4F6"/>
+          </w:tcPr>
+          <w:p>
+            <w:pPr>
+              <w:spacing w:after="0"/>
+            </w:pPr>
+            <w:r/>
+            <w:r>
+              <w:rPr>
+                <w:b w:val="0"/>
+                <w:i w:val="0"/>
+                <w:sz w:val="15"/>
+              </w:rPr>
+              <w:t>88.0%</w:t>
+            </w:r>
+          </w:p>
+        </w:tc>
+        <w:tc>
+          <w:tcPr>
+            <w:tcW w:type="dxa" w:w="3402"/>
+            <w:shd w:val="clear" w:color="auto" w:fill="F3F4F6"/>
+          </w:tcPr>
+          <w:p>
+            <w:pPr>
+              <w:spacing w:after="0"/>
+            </w:pPr>
+            <w:r/>
+            <w:r>
+              <w:rPr>
+                <w:rFonts w:ascii="JetBrains Mono" w:hAnsi="JetBrains Mono" w:eastAsia="JetBrains Mono"/>
+                <w:b w:val="0"/>
+                <w:i w:val="0"/>
+                <w:sz w:val="12"/>
+              </w:rPr>
+              <w:t>results/plan_summary.csv</w:t>
+            </w:r>
+            <w:r>
+              <w:rPr>
+                <w:b w:val="0"/>
+                <w:i w:val="0"/>
+                <w:sz w:val="15"/>
+              </w:rPr>
+              <w:t xml:space="preserve"> · mip_t99_d85_naive served_on_time_share</w:t>
+            </w:r>
+          </w:p>
+        </w:tc>
+        <w:tc>
+          <w:tcPr>
+            <w:tcW w:type="dxa" w:w="3061"/>
+            <w:shd w:val="clear" w:color="auto" w:fill="F3F4F6"/>
+          </w:tcPr>
+          <w:p>
+            <w:pPr>
+              <w:spacing w:after="0"/>
+            </w:pPr>
+            <w:r/>
+            <w:r>
+              <w:rPr>
+                <w:b w:val="0"/>
+                <w:i w:val="0"/>
+                <w:sz w:val="15"/>
+              </w:rPr>
+              <w:t>x 100</w:t>
+            </w:r>
+          </w:p>
+        </w:tc>
+        <w:tc>
+          <w:tcPr>
+            <w:tcW w:type="dxa" w:w="850"/>
+            <w:shd w:val="clear" w:color="auto" w:fill="F3F4F6"/>
+          </w:tcPr>
+          <w:p>
+            <w:pPr>
+              <w:spacing w:after="0"/>
+            </w:pPr>
+            <w:r/>
+            <w:r>
+              <w:rPr>
+                <w:b w:val="0"/>
+                <w:i w:val="0"/>
+                <w:sz w:val="15"/>
+              </w:rPr>
+              <w:t>✓</w:t>
+            </w:r>
+          </w:p>
+        </w:tc>
+      </w:tr>
+      <w:tr>
+        <w:tc>
+          <w:tcPr>
+            <w:tcW w:type="dxa" w:w="624"/>
+          </w:tcPr>
+          <w:p>
+            <w:pPr>
+              <w:spacing w:after="0"/>
+            </w:pPr>
+            <w:r/>
+            <w:r>
+              <w:rPr>
+                <w:rFonts w:ascii="JetBrains Mono" w:hAnsi="JetBrains Mono" w:eastAsia="JetBrains Mono"/>
+                <w:b w:val="0"/>
+                <w:i w:val="0"/>
+                <w:sz w:val="12"/>
+              </w:rPr>
+              <w:t>F-80</w:t>
+            </w:r>
+          </w:p>
+        </w:tc>
+        <w:tc>
+          <w:tcPr>
+            <w:tcW w:type="dxa" w:w="1928"/>
+          </w:tcPr>
+          <w:p>
+            <w:pPr>
+              <w:spacing w:after="0"/>
+            </w:pPr>
+            <w:r/>
+            <w:r>
+              <w:rPr>
+                <w:b w:val="0"/>
+                <w:i w:val="0"/>
+                <w:sz w:val="15"/>
+              </w:rPr>
+              <w:t>NEXT · plan it over several sale sizes</w:t>
+            </w:r>
+          </w:p>
+        </w:tc>
+        <w:tc>
+          <w:tcPr>
+            <w:tcW w:type="dxa" w:w="3402"/>
+          </w:tcPr>
+          <w:p>
+            <w:pPr>
+              <w:spacing w:after="0"/>
+            </w:pPr>
+            <w:r/>
+            <w:r>
+              <w:rPr>
+                <w:rFonts w:ascii="JetBrains Mono" w:hAnsi="JetBrains Mono" w:eastAsia="JetBrains Mono"/>
+                <w:b w:val="0"/>
+                <w:i w:val="0"/>
+                <w:sz w:val="12"/>
+              </w:rPr>
+              <w:t>README 'Known limitations' and 'Insights and learning'</w:t>
+            </w:r>
+            <w:r>
+              <w:rPr>
+                <w:b w:val="0"/>
+                <w:i w:val="0"/>
+                <w:sz w:val="15"/>
+              </w:rPr>
+              <w:t xml:space="preserve"> · scenario-based plan over sale intensity</w:t>
+            </w:r>
+          </w:p>
+        </w:tc>
+        <w:tc>
+          <w:tcPr>
+            <w:tcW w:type="dxa" w:w="3061"/>
+          </w:tcPr>
+          <w:p>
+            <w:pPr>
+              <w:spacing w:after="0"/>
+            </w:pPr>
+            <w:r/>
+            <w:r>
+              <w:rPr>
+                <w:b w:val="0"/>
+                <w:i w:val="0"/>
+                <w:sz w:val="15"/>
+              </w:rPr>
+              <w:t>-</w:t>
+            </w:r>
+          </w:p>
+        </w:tc>
+        <w:tc>
+          <w:tcPr>
+            <w:tcW w:type="dxa" w:w="850"/>
           </w:tcPr>
           <w:p>
             <w:pPr>
@@ -30302,10 +32704,21 @@
       <w:r>
         <w:rPr>
           <w:b w:val="0"/>
+          <w:i/>
+          <w:color w:val="4B5563"/>
+          <w:sz w:val="17"/>
+        </w:rPr>
+        <w:t>F-75 note: Same target, margin and cap rule as the chosen plan mip_t99_d85; only the forecaster differs. tests/test_forecast.py:14 checks the event model beats the naive forecast on Ramadan's last ten nights and Eid.</w:t>
+      </w:r>
+    </w:p>
+    <w:p>
+      <w:r>
+        <w:rPr>
+          <w:b w:val="0"/>
           <w:i w:val="0"/>
           <w:sz w:val="18"/>
         </w:rPr>
-        <w:t>Assumptions: A-08</w:t>
+        <w:t>Assumptions: A-02, A-04, A-05, A-08, A-10</w:t>
       </w:r>
     </w:p>
     <w:p>
@@ -30332,7 +32745,21 @@
           <w:i w:val="0"/>
           <w:sz w:val="18"/>
         </w:rPr>
-        <w:t>• Bar lengths are proportional to WAPE (67 px per point).</w:t>
+        <w:t>• Bars in both panels share one scale: 20 px per percentage point (13% = the 260 px track). Left bars are daily WAPE, right bars are turned-away shares; both are percentages where lower is better.</w:t>
+      </w:r>
+    </w:p>
+    <w:p>
+      <w:pPr>
+        <w:spacing w:after="20"/>
+        <w:ind w:left="283"/>
+      </w:pPr>
+      <w:r>
+        <w:rPr>
+          <w:b w:val="0"/>
+          <w:i w:val="0"/>
+          <w:sz w:val="18"/>
+        </w:rPr>
+        <w:t>• Grey = options being compared; mint = the picked forecast; coral only on the TRAP label; amber on NEXT (a next step the repo does not implement).</w:t>
       </w:r>
     </w:p>
     <w:p>
@@ -30342,7 +32769,7 @@
           <w:i w:val="0"/>
           <w:sz w:val="18"/>
         </w:rPr>
-        <w:t>To change this slide: Rows and verdict in compositions/s06-twist.html.</w:t>
+        <w:t>To change this slide: Panels and payoff strip in compositions/s06-twist.html; the fix is the mip_t99_d85_naive configuration in src/peak_capacity/experiment.py:71 (F-75).</w:t>
       </w:r>
     </w:p>
     <w:p>
@@ -30366,7 +32793,7 @@
           <w:color w:val="4B5563"/>
           <w:sz w:val="18"/>
         </w:rPr>
-        <w:t xml:space="preserve">81.8-86.2 s · composition </w:t>
+        <w:t xml:space="preserve">85.4-89.8 s · composition </w:t>
       </w:r>
       <w:r>
         <w:rPr>
@@ -30507,6 +32934,21 @@
     </w:p>
     <w:p>
       <w:pPr>
+        <w:spacing w:after="20"/>
+        <w:ind w:left="283"/>
+      </w:pPr>
+      <w:r>
+        <w:rPr>
+          <w:b w:val="0"/>
+          <w:i w:val="0"/>
+          <w:color w:val="4B5563"/>
+          <w:sz w:val="18"/>
+        </w:rPr>
+        <w:t>One command rebuilds every table the numbers in this video come from.</w:t>
+      </w:r>
+    </w:p>
+    <w:p>
+      <w:pPr>
         <w:spacing w:after="40"/>
       </w:pPr>
       <w:r>
@@ -31417,7 +33859,7 @@
                 <w:i w:val="0"/>
                 <w:sz w:val="15"/>
               </w:rPr>
-              <w:t>F-11, F-12, F-13, F-14, F-29, F-36, F-37, F-38, F-41, F-42, F-43, F-44, F-45, F-46, F-47, F-48, F-50, F-51, F-52, F-53, F-54, F-58, F-59, F-61, F-62, F-72</w:t>
+              <w:t>F-11, F-12, F-13, F-14, F-29, F-36, F-37, F-38, F-41, F-42, F-43, F-44, F-45, F-46, F-47, F-48, F-50, F-51, F-52, F-53, F-54, F-58, F-59, F-61, F-62</w:t>
             </w:r>
           </w:p>
         </w:tc>
@@ -31518,7 +33960,7 @@
                 <w:i w:val="0"/>
                 <w:sz w:val="15"/>
               </w:rPr>
-              <w:t>F-06, F-12, F-13, F-36, F-37, F-38, F-39, F-41, F-42, F-44, F-45, F-50, F-54, F-58, F-60, F-72</w:t>
+              <w:t>F-06, F-12, F-13, F-36, F-37, F-38, F-39, F-41, F-42, F-44, F-45, F-50, F-54, F-58, F-60</w:t>
             </w:r>
           </w:p>
         </w:tc>
@@ -31719,7 +34161,7 @@
                 <w:i w:val="0"/>
                 <w:sz w:val="15"/>
               </w:rPr>
-              <w:t>F-12, F-13, F-36, F-37, F-38, F-39, F-41, F-42, F-43, F-44, F-45, F-46, F-48, F-50, F-54, F-58, F-60, F-72</w:t>
+              <w:t>F-12, F-13, F-36, F-37, F-38, F-39, F-41, F-42, F-43, F-44, F-45, F-46, F-48, F-50, F-54, F-58, F-60</w:t>
             </w:r>
           </w:p>
         </w:tc>
@@ -31819,7 +34261,7 @@
                 <w:i w:val="0"/>
                 <w:sz w:val="15"/>
               </w:rPr>
-              <w:t>F-03, F-04, F-50, F-51, F-52, F-56, F-72</w:t>
+              <w:t>F-03, F-04, F-50, F-51, F-52, F-56</w:t>
             </w:r>
           </w:p>
         </w:tc>
@@ -31839,7 +34281,7 @@
                 <w:i w:val="0"/>
                 <w:sz w:val="15"/>
               </w:rPr>
-              <w:t>02, 05, 06, 07, 08, 09</w:t>
+              <w:t>02, 05, 06, 07, 08</w:t>
             </w:r>
           </w:p>
         </w:tc>
@@ -32020,7 +34462,7 @@
                 <w:i w:val="0"/>
                 <w:sz w:val="15"/>
               </w:rPr>
-              <w:t>F-19, F-63, F-64, F-67, F-68, F-69, F-70, F-71</w:t>
+              <w:t>F-19, F-63, F-64, F-67, F-69, F-70, F-75, F-76, F-77, F-78, F-79</w:t>
             </w:r>
           </w:p>
         </w:tc>
@@ -32221,7 +34663,7 @@
                 <w:i w:val="0"/>
                 <w:sz w:val="15"/>
               </w:rPr>
-              <w:t>F-41, F-42, F-43, F-44, F-45, F-46, F-47, F-48, F-56</w:t>
+              <w:t>F-41, F-42, F-43, F-44, F-45, F-46, F-47, F-48, F-56, F-75, F-76, F-77</w:t>
             </w:r>
           </w:p>
         </w:tc>
@@ -32241,7 +34683,7 @@
                 <w:i w:val="0"/>
                 <w:sz w:val="15"/>
               </w:rPr>
-              <w:t>06, 07</w:t>
+              <w:t>06, 07, 09</w:t>
             </w:r>
           </w:p>
         </w:tc>
@@ -32598,6 +35040,34 @@
       </w:pPr>
       <w:r>
         <w:t>6. Known differences and caveats</w:t>
+      </w:r>
+    </w:p>
+    <w:p>
+      <w:pPr>
+        <w:spacing w:after="40"/>
+        <w:ind w:left="227"/>
+      </w:pPr>
+      <w:r>
+        <w:rPr>
+          <w:b w:val="0"/>
+          <w:i w:val="0"/>
+          <w:sz w:val="19"/>
+        </w:rPr>
+        <w:t>• Slide 09 drops the old 'what didn't win' detail now that it shows lesson and fix: the event model's sale-day bias against the naive forecast's (-11.6% vs -7.2%), its rest-of-sale-week WAPE (7.5%) and the 6 of 12 hubs below 99% on the sale day. All three are still in README 'The result' (forecast accuracy table and 'The sale day itself').</w:t>
+      </w:r>
+    </w:p>
+    <w:p>
+      <w:pPr>
+        <w:spacing w:after="40"/>
+        <w:ind w:left="227"/>
+      </w:pPr>
+      <w:r>
+        <w:rPr>
+          <w:b w:val="0"/>
+          <w:i w:val="0"/>
+          <w:sz w:val="19"/>
+        </w:rPr>
+        <w:t>• Slide 09's fix does not repair the sale-day forecast: nothing in the plan hedges the sale (README 'Known limitations'). The slide labels the scenario-based sale plan as NEXT because the repo does not implement it.</w:t>
       </w:r>
     </w:p>
     <w:p>
